--- a/modules/13-api-security/docx/Red-Team-Module-13-API-Security-Omarchy.docx
+++ b/modules/13-api-security/docx/Red-Team-Module-13-API-Security-Omarchy.docx
@@ -498,214 +498,513 @@
     <w:p>
       <w:pPr>
         <w:pStyle w:val="Heading1"/>
-        <w:widowControl/>
       </w:pPr>
       <w:r>
-        <w:t>1. Learning Objectives</w:t>
+        <w:t xml:space="preserve">1. Learning Objectives</w:t>
       </w:r>
     </w:p>
     <w:p>
-      <w:pPr>
-        <w:widowControl/>
-      </w:pPr>
+      <w:r>
+        <w:t xml:space="preserve">[ ] Membedakan </w:t>
+      </w:r>
       <w:r>
         <w:rPr>
-          <w:rFonts w:ascii="Liberation Sans" w:hAnsi="Liberation Sans"/>
-          <w:b w:val="0"/>
+          <w:b/>
         </w:rPr>
-        <w:t>[ ] Memahami perbedaan authentication, object-level, property-level, dan function-level authorization.</w:t>
+        <w:t xml:space="preserve">authentication</w:t>
+      </w:r>
+      <w:r>
+        <w:t xml:space="preserve">, </w:t>
+      </w:r>
+      <w:r>
+        <w:rPr>
+          <w:b/>
+        </w:rPr>
+        <w:t xml:space="preserve">object-level</w:t>
+      </w:r>
+      <w:r>
+        <w:t xml:space="preserve">, </w:t>
+      </w:r>
+      <w:r>
+        <w:rPr>
+          <w:b/>
+        </w:rPr>
+        <w:t xml:space="preserve">property-level</w:t>
+      </w:r>
+      <w:r>
+        <w:t xml:space="preserve">, dan </w:t>
+      </w:r>
+      <w:r>
+        <w:rPr>
+          <w:b/>
+        </w:rPr>
+        <w:t xml:space="preserve">function-level authorization</w:t>
+      </w:r>
+      <w:r>
+        <w:t xml:space="preserve"> sebagai empat pertanyaan yang berbeda.</w:t>
       </w:r>
     </w:p>
     <w:p>
-      <w:pPr>
-        <w:widowControl/>
-      </w:pPr>
       <w:r>
-        <w:rPr>
-          <w:rFonts w:ascii="Liberation Sans" w:hAnsi="Liberation Sans"/>
-          <w:b w:val="0"/>
-        </w:rPr>
-        <w:t>[ ] Membangun inventory endpoint dari traffic dan OpenAPI documentation.</w:t>
+        <w:t xml:space="preserve">[ ] Membangun endpoint inventory dari traffic observed + dokumentasi OpenAPI, lalu menandai gap di antara keduanya.</w:t>
       </w:r>
     </w:p>
     <w:p>
-      <w:pPr>
-        <w:widowControl/>
-      </w:pPr>
       <w:r>
-        <w:rPr>
-          <w:rFonts w:ascii="Liberation Sans" w:hAnsi="Liberation Sans"/>
-          <w:b w:val="0"/>
-        </w:rPr>
-        <w:t>[ ] Menguji BOLA/IDOR tanpa menganggap UUID sebagai kontrol akses.</w:t>
+        <w:t xml:space="preserve">[ ] Menguji BOLA/IDOR tanpa menganggap UUID atau ID yang "susah ditebak" sebagai kontrol akses.</w:t>
       </w:r>
     </w:p>
     <w:p>
-      <w:pPr>
-        <w:widowControl/>
-      </w:pPr>
       <w:r>
-        <w:rPr>
-          <w:rFonts w:ascii="Liberation Sans" w:hAnsi="Liberation Sans"/>
-          <w:b w:val="0"/>
-        </w:rPr>
-        <w:t>[ ] Menguji broken object property-level authorization / mass assignment.</w:t>
+        <w:t xml:space="preserve">[ ] Menguji broken object property-level authorization (excessive data exposure + mass assignment).</w:t>
       </w:r>
     </w:p>
     <w:p>
-      <w:pPr>
-        <w:widowControl/>
-      </w:pPr>
       <w:r>
-        <w:rPr>
-          <w:rFonts w:ascii="Liberation Sans" w:hAnsi="Liberation Sans"/>
-          <w:b w:val="0"/>
-        </w:rPr>
-        <w:t>[ ] Menguji broken function-level authorization pada operation administratif.</w:t>
+        <w:t xml:space="preserve">[ ] Menguji broken function-level authorization pada operasi administratif.</w:t>
       </w:r>
     </w:p>
     <w:p>
-      <w:pPr>
-        <w:widowControl/>
-      </w:pPr>
       <w:r>
-        <w:rPr>
-          <w:rFonts w:ascii="Liberation Sans" w:hAnsi="Liberation Sans"/>
-          <w:b w:val="0"/>
-        </w:rPr>
-        <w:t>[ ] Menilai rate/resource limits dan sensitive business flows tanpa stress testing.</w:t>
+        <w:t xml:space="preserve">[ ] Menilai resource consumption &amp; rate limit secara low-volume, tanpa stress-test.</w:t>
       </w:r>
     </w:p>
     <w:p>
-      <w:pPr>
-        <w:widowControl/>
-      </w:pPr>
       <w:r>
-        <w:rPr>
-          <w:rFonts w:ascii="Liberation Sans" w:hAnsi="Liberation Sans"/>
-          <w:b w:val="0"/>
-        </w:rPr>
-        <w:t>[ ] Memahami API versioning, deprecated/shadow endpoints, dan inventory management.</w:t>
+        <w:t xml:space="preserve">[ ] Memahami sensitive business flows sebagai kelas risiko tersendiri (API6), bukan sekadar bug teknis.</w:t>
       </w:r>
     </w:p>
     <w:p>
-      <w:pPr>
-        <w:widowControl/>
-      </w:pPr>
       <w:r>
-        <w:rPr>
-          <w:rFonts w:ascii="Liberation Sans" w:hAnsi="Liberation Sans"/>
-          <w:b w:val="0"/>
-        </w:rPr>
-        <w:t>[ ] Menilai JWT/API token secara kontekstual tanpa menganggap format token sebagai trust.</w:t>
+        <w:t xml:space="preserve">[ ] Memahami API versioning, deprecated/shadow endpoint, dan kenapa inventory adalah kontrol keamanan.</w:t>
       </w:r>
     </w:p>
     <w:p>
-      <w:pPr>
-        <w:widowControl/>
-      </w:pPr>
       <w:r>
-        <w:rPr>
-          <w:rFonts w:ascii="Liberation Sans" w:hAnsi="Liberation Sans"/>
-          <w:b w:val="0"/>
-        </w:rPr>
-        <w:t>[ ] Memahami GraphQL endpoint/schema/authorization methodology.</w:t>
+        <w:t xml:space="preserve">[ ] Menilai JWT/API token secara kontekstual — decode bukan verify, format bukan trust.</w:t>
       </w:r>
     </w:p>
     <w:p>
-      <w:pPr>
-        <w:widowControl/>
-      </w:pPr>
       <w:r>
-        <w:rPr>
-          <w:rFonts w:ascii="Liberation Sans" w:hAnsi="Liberation Sans"/>
-          <w:b w:val="0"/>
-        </w:rPr>
-        <w:t>[ ] Menulis finding yang menyertakan request, response delta, root cause, impact, dan remediation.</w:t>
+        <w:t xml:space="preserve">[ ] Mengenal metodologi dasar GraphQL testing (schema, resolver authorization, introspection).</w:t>
+      </w:r>
+    </w:p>
+    <w:p>
+      <w:r>
+        <w:t xml:space="preserve">[ ] Menulis finding note yang reproducible: request, response delta, root cause, impact, remediation.</w:t>
       </w:r>
     </w:p>
     <w:p>
       <w:pPr>
         <w:pStyle w:val="Heading1"/>
-        <w:widowControl/>
       </w:pPr>
       <w:r>
-        <w:t>2. API Security Mental Model</w:t>
+        <w:t xml:space="preserve">2. Mental Model: Empat Pertanyaan yang Sering Tercampur</w:t>
       </w:r>
     </w:p>
     <w:p>
-      <w:pPr>
-        <w:widowControl/>
-      </w:pPr>
       <w:r>
-        <w:rPr>
-          <w:rFonts w:ascii="Liberation Sans" w:hAnsi="Liberation Sans"/>
-          <w:b w:val="0"/>
-        </w:rPr>
-        <w:t>API security bukan sekadar "web pentesting tanpa HTML". API biasanya mengekspos object identifiers, structured JSON, role-dependent operations, machine-readable documentation, mobile/SPA backends, dan business flows yang mudah diautomasi. Karena itu tester perlu memetakan data model dan authorization model bersamaan.</w:t>
-      </w:r>
-    </w:p>
-    <w:p>
-      <w:pPr>
-        <w:keepNext/>
-        <w:widowControl/>
-        <w:jc w:val="center"/>
-      </w:pPr>
-      <w:r>
-        <w:drawing>
-          <wp:inline xmlns:a="http://schemas.openxmlformats.org/drawingml/2006/main" xmlns:pic="http://schemas.openxmlformats.org/drawingml/2006/picture">
-            <wp:extent cx="5486400" cy="596655"/>
-            <wp:docPr id="2" name="Picture 2"/>
-            <wp:cNvGraphicFramePr>
-              <a:graphicFrameLocks noChangeAspect="1"/>
-            </wp:cNvGraphicFramePr>
-            <a:graphic>
-              <a:graphicData uri="http://schemas.openxmlformats.org/drawingml/2006/picture">
-                <pic:pic>
-                  <pic:nvPicPr>
-                    <pic:cNvPr id="0" name="api-testing-flow.png"/>
-                    <pic:cNvPicPr/>
-                  </pic:nvPicPr>
-                  <pic:blipFill>
-                    <a:blip r:embed="rId108"/>
-                    <a:stretch>
-                      <a:fillRect/>
-                    </a:stretch>
-                  </pic:blipFill>
-                  <pic:spPr>
-                    <a:xfrm>
-                      <a:off x="0" y="0"/>
-                      <a:ext cx="5486400" cy="596655"/>
-                    </a:xfrm>
-                    <a:prstGeom prst="rect"/>
-                  </pic:spPr>
-                </pic:pic>
-              </a:graphicData>
-            </a:graphic>
-          </wp:inline>
-        </w:drawing>
-      </w:r>
-    </w:p>
-    <w:p>
-      <w:pPr>
-        <w:widowControl/>
-        <w:spacing w:after="160"/>
-        <w:jc w:val="center"/>
-      </w:pPr>
-      <w:r>
-        <w:rPr>
-          <w:i/>
-          <w:color w:val="64748B"/>
-          <w:sz w:val="16"/>
-        </w:rPr>
-        <w:t>API testing loop: inventory dulu, baru mutation terkontrol</w:t>
+        <w:t xml:space="preserve">API security gagal paling sering bukan karena bug kriptografi, tapi karena empat pertanyaan berikut dicampur jadi satu ("token valid = boleh semua"):</w:t>
       </w:r>
     </w:p>
     <w:tbl>
       <w:tblPr>
         <w:tblW w:type="auto" w:w="0"/>
         <w:jc w:val="center"/>
-        <w:tblLook w:firstColumn="1" w:firstRow="1" w:lastColumn="0" w:lastRow="0" w:noHBand="0" w:noVBand="1" w:val="04A0"/>
+        <w:tblLayout w:type="autofit"/>
+        <w:tblBorders>
+          <w:top w:val="single" w:sz="5" w:space="0" w:color="E5E7EB"/>
+          <w:left w:val="single" w:sz="5" w:space="0" w:color="E5E7EB"/>
+          <w:bottom w:val="single" w:sz="5" w:space="0" w:color="E5E7EB"/>
+          <w:right w:val="single" w:sz="5" w:space="0" w:color="E5E7EB"/>
+          <w:insideH w:val="single" w:sz="5" w:space="0" w:color="E5E7EB"/>
+          <w:insideV w:val="single" w:sz="5" w:space="0" w:color="E5E7EB"/>
+        </w:tblBorders>
+      </w:tblPr>
+      <w:tblGrid>
+        <w:gridCol w:w="3322"/>
+        <w:gridCol w:w="3322"/>
+        <w:gridCol w:w="3322"/>
+      </w:tblGrid>
+      <w:tr>
+        <w:tc>
+          <w:tcPr>
+            <w:tcW w:type="dxa" w:w="3322"/>
+            <w:shd w:fill="111827"/>
+            <w:tcMar>
+              <w:top w:w="85" w:type="dxa"/>
+              <w:start w:w="90" w:type="dxa"/>
+              <w:bottom w:w="85" w:type="dxa"/>
+              <w:end w:w="90" w:type="dxa"/>
+            </w:tcMar>
+            <w:vAlign w:val="center"/>
+          </w:tcPr>
+          <w:p>
+            <w:r>
+              <w:rPr>
+                <w:b/>
+                <w:color w:val="FFFFFF"/>
+                <w:sz w:val="16"/>
+              </w:rPr>
+              <w:t xml:space="preserve">Lapisan</w:t>
+            </w:r>
+          </w:p>
+        </w:tc>
+        <w:tc>
+          <w:tcPr>
+            <w:tcW w:type="dxa" w:w="3322"/>
+            <w:shd w:fill="111827"/>
+            <w:tcMar>
+              <w:top w:w="85" w:type="dxa"/>
+              <w:start w:w="90" w:type="dxa"/>
+              <w:bottom w:w="85" w:type="dxa"/>
+              <w:end w:w="90" w:type="dxa"/>
+            </w:tcMar>
+            <w:vAlign w:val="center"/>
+          </w:tcPr>
+          <w:p>
+            <w:r>
+              <w:rPr>
+                <w:b/>
+                <w:color w:val="FFFFFF"/>
+                <w:sz w:val="16"/>
+              </w:rPr>
+              <w:t xml:space="preserve">Pertanyaan</w:t>
+            </w:r>
+          </w:p>
+        </w:tc>
+        <w:tc>
+          <w:tcPr>
+            <w:tcW w:type="dxa" w:w="3322"/>
+            <w:shd w:fill="111827"/>
+            <w:tcMar>
+              <w:top w:w="85" w:type="dxa"/>
+              <w:start w:w="90" w:type="dxa"/>
+              <w:bottom w:w="85" w:type="dxa"/>
+              <w:end w:w="90" w:type="dxa"/>
+            </w:tcMar>
+            <w:vAlign w:val="center"/>
+          </w:tcPr>
+          <w:p>
+            <w:r>
+              <w:rPr>
+                <w:b/>
+                <w:color w:val="FFFFFF"/>
+                <w:sz w:val="16"/>
+              </w:rPr>
+              <w:t xml:space="preserve">Contoh kegagalan</w:t>
+            </w:r>
+          </w:p>
+        </w:tc>
+      </w:tr>
+      <w:tr>
+        <w:tc>
+          <w:tcPr>
+            <w:tcW w:type="dxa" w:w="3322"/>
+            <w:tcMar>
+              <w:top w:w="85" w:type="dxa"/>
+              <w:start w:w="90" w:type="dxa"/>
+              <w:bottom w:w="85" w:type="dxa"/>
+              <w:end w:w="90" w:type="dxa"/>
+            </w:tcMar>
+          </w:tcPr>
+          <w:p>
+            <w:r>
+              <w:rPr>
+                <w:b/>
+              </w:rPr>
+              <w:t xml:space="preserve">Authentication</w:t>
+            </w:r>
+          </w:p>
+        </w:tc>
+        <w:tc>
+          <w:tcPr>
+            <w:tcW w:type="dxa" w:w="3322"/>
+            <w:tcMar>
+              <w:top w:w="85" w:type="dxa"/>
+              <w:start w:w="90" w:type="dxa"/>
+              <w:bottom w:w="85" w:type="dxa"/>
+              <w:end w:w="90" w:type="dxa"/>
+            </w:tcMar>
+          </w:tcPr>
+          <w:p>
+            <w:r>
+              <w:t xml:space="preserve">Siapa caller-nya?</w:t>
+            </w:r>
+          </w:p>
+        </w:tc>
+        <w:tc>
+          <w:tcPr>
+            <w:tcW w:type="dxa" w:w="3322"/>
+            <w:tcMar>
+              <w:top w:w="85" w:type="dxa"/>
+              <w:start w:w="90" w:type="dxa"/>
+              <w:bottom w:w="85" w:type="dxa"/>
+              <w:end w:w="90" w:type="dxa"/>
+            </w:tcMar>
+          </w:tcPr>
+          <w:p>
+            <w:r>
+              <w:t xml:space="preserve">Token lemah/dipalsukan, login bypass</w:t>
+            </w:r>
+          </w:p>
+        </w:tc>
+      </w:tr>
+      <w:tr>
+        <w:tc>
+          <w:tcPr>
+            <w:tcW w:type="dxa" w:w="3322"/>
+            <w:tcMar>
+              <w:top w:w="85" w:type="dxa"/>
+              <w:start w:w="90" w:type="dxa"/>
+              <w:bottom w:w="85" w:type="dxa"/>
+              <w:end w:w="90" w:type="dxa"/>
+            </w:tcMar>
+          </w:tcPr>
+          <w:p>
+            <w:r>
+              <w:rPr>
+                <w:b/>
+              </w:rPr>
+              <w:t xml:space="preserve">Object-level authorization</w:t>
+            </w:r>
+          </w:p>
+        </w:tc>
+        <w:tc>
+          <w:tcPr>
+            <w:tcW w:type="dxa" w:w="3322"/>
+            <w:tcMar>
+              <w:top w:w="85" w:type="dxa"/>
+              <w:start w:w="90" w:type="dxa"/>
+              <w:bottom w:w="85" w:type="dxa"/>
+              <w:end w:w="90" w:type="dxa"/>
+            </w:tcMar>
+          </w:tcPr>
+          <w:p>
+            <w:r>
+              <w:t xml:space="preserve">Boleh menyentuh object </w:t>
+            </w:r>
+            <w:r>
+              <w:rPr>
+                <w:i/>
+              </w:rPr>
+              <w:t xml:space="preserve">ini</w:t>
+            </w:r>
+            <w:r>
+              <w:t xml:space="preserve">?</w:t>
+            </w:r>
+          </w:p>
+        </w:tc>
+        <w:tc>
+          <w:tcPr>
+            <w:tcW w:type="dxa" w:w="3322"/>
+            <w:tcMar>
+              <w:top w:w="85" w:type="dxa"/>
+              <w:start w:w="90" w:type="dxa"/>
+              <w:bottom w:w="85" w:type="dxa"/>
+              <w:end w:w="90" w:type="dxa"/>
+            </w:tcMar>
+          </w:tcPr>
+          <w:p>
+            <w:r>
+              <w:t xml:space="preserve">BOLA/IDOR — endpoint benar, object salah</w:t>
+            </w:r>
+          </w:p>
+        </w:tc>
+      </w:tr>
+      <w:tr>
+        <w:tc>
+          <w:tcPr>
+            <w:tcW w:type="dxa" w:w="3322"/>
+            <w:tcMar>
+              <w:top w:w="85" w:type="dxa"/>
+              <w:start w:w="90" w:type="dxa"/>
+              <w:bottom w:w="85" w:type="dxa"/>
+              <w:end w:w="90" w:type="dxa"/>
+            </w:tcMar>
+          </w:tcPr>
+          <w:p>
+            <w:r>
+              <w:rPr>
+                <w:b/>
+              </w:rPr>
+              <w:t xml:space="preserve">Property-level authorization</w:t>
+            </w:r>
+          </w:p>
+        </w:tc>
+        <w:tc>
+          <w:tcPr>
+            <w:tcW w:type="dxa" w:w="3322"/>
+            <w:tcMar>
+              <w:top w:w="85" w:type="dxa"/>
+              <w:start w:w="90" w:type="dxa"/>
+              <w:bottom w:w="85" w:type="dxa"/>
+              <w:end w:w="90" w:type="dxa"/>
+            </w:tcMar>
+          </w:tcPr>
+          <w:p>
+            <w:r>
+              <w:t xml:space="preserve">Boleh baca/tulis field </w:t>
+            </w:r>
+            <w:r>
+              <w:rPr>
+                <w:i/>
+              </w:rPr>
+              <w:t xml:space="preserve">ini</w:t>
+            </w:r>
+            <w:r>
+              <w:t xml:space="preserve"> pada object itu?</w:t>
+            </w:r>
+          </w:p>
+        </w:tc>
+        <w:tc>
+          <w:tcPr>
+            <w:tcW w:type="dxa" w:w="3322"/>
+            <w:tcMar>
+              <w:top w:w="85" w:type="dxa"/>
+              <w:start w:w="90" w:type="dxa"/>
+              <w:bottom w:w="85" w:type="dxa"/>
+              <w:end w:w="90" w:type="dxa"/>
+            </w:tcMar>
+          </w:tcPr>
+          <w:p>
+            <w:r>
+              <w:t xml:space="preserve">Excessive data exposure, mass assignment (</w:t>
+            </w:r>
+            <w:r>
+              <w:rPr>
+                <w:rFonts w:ascii="Liberation Mono" w:hAnsi="Liberation Mono"/>
+              </w:rPr>
+              <w:t xml:space="preserve">role</w:t>
+            </w:r>
+            <w:r>
+              <w:t xml:space="preserve"> ikut ter-update)</w:t>
+            </w:r>
+          </w:p>
+        </w:tc>
+      </w:tr>
+      <w:tr>
+        <w:tc>
+          <w:tcPr>
+            <w:tcW w:type="dxa" w:w="3322"/>
+            <w:tcMar>
+              <w:top w:w="85" w:type="dxa"/>
+              <w:start w:w="90" w:type="dxa"/>
+              <w:bottom w:w="85" w:type="dxa"/>
+              <w:end w:w="90" w:type="dxa"/>
+            </w:tcMar>
+          </w:tcPr>
+          <w:p>
+            <w:r>
+              <w:rPr>
+                <w:b/>
+              </w:rPr>
+              <w:t xml:space="preserve">Function-level authorization</w:t>
+            </w:r>
+          </w:p>
+        </w:tc>
+        <w:tc>
+          <w:tcPr>
+            <w:tcW w:type="dxa" w:w="3322"/>
+            <w:tcMar>
+              <w:top w:w="85" w:type="dxa"/>
+              <w:start w:w="90" w:type="dxa"/>
+              <w:bottom w:w="85" w:type="dxa"/>
+              <w:end w:w="90" w:type="dxa"/>
+            </w:tcMar>
+          </w:tcPr>
+          <w:p>
+            <w:r>
+              <w:t xml:space="preserve">Boleh memanggil operasi </w:t>
+            </w:r>
+            <w:r>
+              <w:rPr>
+                <w:i/>
+              </w:rPr>
+              <w:t xml:space="preserve">ini</w:t>
+            </w:r>
+            <w:r>
+              <w:t xml:space="preserve">?</w:t>
+            </w:r>
+          </w:p>
+        </w:tc>
+        <w:tc>
+          <w:tcPr>
+            <w:tcW w:type="dxa" w:w="3322"/>
+            <w:tcMar>
+              <w:top w:w="85" w:type="dxa"/>
+              <w:start w:w="90" w:type="dxa"/>
+              <w:bottom w:w="85" w:type="dxa"/>
+              <w:end w:w="90" w:type="dxa"/>
+            </w:tcMar>
+          </w:tcPr>
+          <w:p>
+            <w:r>
+              <w:t xml:space="preserve">User biasa memanggil endpoint admin karena authorization server-side tidak dicek</w:t>
+            </w:r>
+          </w:p>
+        </w:tc>
+      </w:tr>
+    </w:tbl>
+    <w:p>
+      <w:r>
+        <w:t xml:space="preserve">Untuk setiap endpoint yang lo temukan, selalu tanyakan kelima hal ini sebelum menyimpulkan apa pun:</w:t>
+      </w:r>
+    </w:p>
+    <w:p>
+      <w:pPr>
+        <w:numPr>
+          <w:numId w:val="1"/>
+        </w:numPr>
+      </w:pPr>
+      <w:r>
+        <w:t xml:space="preserve">Siapa caller-nya (identity apa yang dipakai)?</w:t>
+      </w:r>
+    </w:p>
+    <w:p>
+      <w:pPr>
+        <w:numPr>
+          <w:numId w:val="1"/>
+        </w:numPr>
+      </w:pPr>
+      <w:r>
+        <w:t xml:space="preserve">Object apa yang disentuh?</w:t>
+      </w:r>
+    </w:p>
+    <w:p>
+      <w:pPr>
+        <w:numPr>
+          <w:numId w:val="1"/>
+        </w:numPr>
+      </w:pPr>
+      <w:r>
+        <w:t xml:space="preserve">Property mana yang boleh dibaca/diubah?</w:t>
+      </w:r>
+    </w:p>
+    <w:p>
+      <w:pPr>
+        <w:numPr>
+          <w:numId w:val="1"/>
+        </w:numPr>
+      </w:pPr>
+      <w:r>
+        <w:t xml:space="preserve">Function/operation apa yang dipanggil?</w:t>
+      </w:r>
+    </w:p>
+    <w:p>
+      <w:pPr>
+        <w:numPr>
+          <w:numId w:val="1"/>
+        </w:numPr>
+      </w:pPr>
+      <w:r>
+        <w:t xml:space="preserve">Resource apa yang dikonsumsi, dan business invariant apa yang harus tetap benar?</w:t>
+      </w:r>
+    </w:p>
+    <w:tbl>
+      <w:tblPr>
+        <w:tblW w:type="auto" w:w="0"/>
+        <w:jc w:val="center"/>
       </w:tblPr>
       <w:tblGrid>
         <w:gridCol w:w="9968"/>
@@ -733,17 +1032,17 @@
               <w:rPr>
                 <w:b/>
                 <w:color w:val="6D28D9"/>
-                <w:sz w:val="18"/>
+                <w:sz w:val="19"/>
               </w:rPr>
-              <w:t>Think like a tester</w:t>
+              <w:t xml:space="preserve">Think like a tester.</w:t>
             </w:r>
           </w:p>
           <w:p>
             <w:pPr>
-              <w:spacing w:after="0" w:line="250" w:lineRule="auto"/>
+              <w:spacing w:after="0"/>
             </w:pPr>
             <w:r>
-              <w:t>Untuk setiap endpoint, tanyakan: siapa caller-nya, object apa yang disentuh, property mana yang boleh dibaca/diubah, function apa yang dipanggil, resource apa yang dikonsumsi, dan business invariant apa yang harus tetap benar?</w:t>
+              <w:t xml:space="preserve">Jangan mulai dari "endpoint ini vulnerable apa enggak". Mulai dari "siapa yang authorized melakukan apa terhadap apa", lalu buktikan server benar-benar menegakkannya.</w:t>
             </w:r>
           </w:p>
         </w:tc>
@@ -751,17 +1050,10 @@
     </w:tbl>
     <w:p>
       <w:pPr>
-        <w:widowControl/>
-        <w:spacing w:after="20"/>
-      </w:pPr>
-    </w:p>
-    <w:p>
-      <w:pPr>
         <w:pStyle w:val="Heading1"/>
-        <w:widowControl/>
       </w:pPr>
       <w:r>
-        <w:t>3. OWASP API Security Top 10 2023</w:t>
+        <w:t xml:space="preserve">3. OWASP API Security Top 10 (2023)</w:t>
       </w:r>
     </w:p>
     <w:tbl>
@@ -769,7 +1061,6 @@
         <w:tblW w:type="auto" w:w="0"/>
         <w:jc w:val="center"/>
         <w:tblLayout w:type="autofit"/>
-        <w:tblLook w:firstColumn="1" w:firstRow="1" w:lastColumn="0" w:lastRow="0" w:noHBand="0" w:noVBand="1" w:val="04A0"/>
         <w:tblBorders>
           <w:top w:val="single" w:sz="5" w:space="0" w:color="E5E7EB"/>
           <w:left w:val="single" w:sz="5" w:space="0" w:color="E5E7EB"/>
@@ -780,13 +1071,14 @@
         </w:tblBorders>
       </w:tblPr>
       <w:tblGrid>
-        <w:gridCol w:w="4984"/>
-        <w:gridCol w:w="4984"/>
+        <w:gridCol w:w="3322"/>
+        <w:gridCol w:w="3322"/>
+        <w:gridCol w:w="3322"/>
       </w:tblGrid>
       <w:tr>
         <w:tc>
           <w:tcPr>
-            <w:tcW w:type="dxa" w:w="4984"/>
+            <w:tcW w:type="dxa" w:w="3322"/>
             <w:shd w:fill="111827"/>
             <w:tcMar>
               <w:top w:w="85" w:type="dxa"/>
@@ -797,22 +1089,19 @@
             <w:vAlign w:val="center"/>
           </w:tcPr>
           <w:p>
-            <w:pPr>
-              <w:spacing w:after="0"/>
-            </w:pPr>
             <w:r>
               <w:rPr>
                 <w:b/>
                 <w:color w:val="FFFFFF"/>
-                <w:sz w:val="15"/>
+                <w:sz w:val="16"/>
               </w:rPr>
-              <w:t>Risk</w:t>
+              <w:t xml:space="preserve">Risk</w:t>
             </w:r>
           </w:p>
         </w:tc>
         <w:tc>
           <w:tcPr>
-            <w:tcW w:type="dxa" w:w="4984"/>
+            <w:tcW w:type="dxa" w:w="3322"/>
             <w:shd w:fill="111827"/>
             <w:tcMar>
               <w:top w:w="85" w:type="dxa"/>
@@ -823,16 +1112,36 @@
             <w:vAlign w:val="center"/>
           </w:tcPr>
           <w:p>
-            <w:pPr>
-              <w:spacing w:after="0"/>
-            </w:pPr>
             <w:r>
               <w:rPr>
                 <w:b/>
                 <w:color w:val="FFFFFF"/>
-                <w:sz w:val="15"/>
+                <w:sz w:val="16"/>
               </w:rPr>
-              <w:t>Inti</w:t>
+              <w:t xml:space="preserve">Inti masalah</w:t>
+            </w:r>
+          </w:p>
+        </w:tc>
+        <w:tc>
+          <w:tcPr>
+            <w:tcW w:type="dxa" w:w="3322"/>
+            <w:shd w:fill="111827"/>
+            <w:tcMar>
+              <w:top w:w="85" w:type="dxa"/>
+              <w:start w:w="90" w:type="dxa"/>
+              <w:bottom w:w="85" w:type="dxa"/>
+              <w:end w:w="90" w:type="dxa"/>
+            </w:tcMar>
+            <w:vAlign w:val="center"/>
+          </w:tcPr>
+          <w:p>
+            <w:r>
+              <w:rPr>
+                <w:b/>
+                <w:color w:val="FFFFFF"/>
+                <w:sz w:val="16"/>
+              </w:rPr>
+              <w:t xml:space="preserve">Dibuktikan di lab lewat</w:t>
             </w:r>
           </w:p>
         </w:tc>
@@ -840,12 +1149,630 @@
       <w:tr>
         <w:tc>
           <w:tcPr>
-            <w:tcW w:type="dxa" w:w="4984"/>
+            <w:tcW w:type="dxa" w:w="3322"/>
             <w:tcMar>
-              <w:top w:w="68" w:type="dxa"/>
-              <w:start w:w="78" w:type="dxa"/>
-              <w:bottom w:w="68" w:type="dxa"/>
-              <w:end w:w="78" w:type="dxa"/>
+              <w:top w:w="85" w:type="dxa"/>
+              <w:start w:w="90" w:type="dxa"/>
+              <w:bottom w:w="85" w:type="dxa"/>
+              <w:end w:w="90" w:type="dxa"/>
+            </w:tcMar>
+          </w:tcPr>
+          <w:p>
+            <w:r>
+              <w:rPr>
+                <w:b/>
+              </w:rPr>
+              <w:t xml:space="preserve">API1 — BOLA</w:t>
+            </w:r>
+          </w:p>
+        </w:tc>
+        <w:tc>
+          <w:tcPr>
+            <w:tcW w:type="dxa" w:w="3322"/>
+            <w:tcMar>
+              <w:top w:w="85" w:type="dxa"/>
+              <w:start w:w="90" w:type="dxa"/>
+              <w:bottom w:w="85" w:type="dxa"/>
+              <w:end w:w="90" w:type="dxa"/>
+            </w:tcMar>
+          </w:tcPr>
+          <w:p>
+            <w:r>
+              <w:t xml:space="preserve">Caller boleh endpoint-nya, tapi tidak boleh object yang dipilihnya</w:t>
+            </w:r>
+          </w:p>
+        </w:tc>
+        <w:tc>
+          <w:tcPr>
+            <w:tcW w:type="dxa" w:w="3322"/>
+            <w:tcMar>
+              <w:top w:w="85" w:type="dxa"/>
+              <w:start w:w="90" w:type="dxa"/>
+              <w:bottom w:w="85" w:type="dxa"/>
+              <w:end w:w="90" w:type="dxa"/>
+            </w:tcMar>
+          </w:tcPr>
+          <w:p>
+            <w:r>
+              <w:rPr>
+                <w:rFonts w:ascii="Liberation Mono" w:hAnsi="Liberation Mono"/>
+              </w:rPr>
+              <w:t xml:space="preserve">GET /api/v1/orders/{id}</w:t>
+            </w:r>
+            <w:r>
+              <w:t xml:space="preserve"> — tidak ada owner check</w:t>
+            </w:r>
+          </w:p>
+        </w:tc>
+      </w:tr>
+      <w:tr>
+        <w:tc>
+          <w:tcPr>
+            <w:tcW w:type="dxa" w:w="3322"/>
+            <w:tcMar>
+              <w:top w:w="85" w:type="dxa"/>
+              <w:start w:w="90" w:type="dxa"/>
+              <w:bottom w:w="85" w:type="dxa"/>
+              <w:end w:w="90" w:type="dxa"/>
+            </w:tcMar>
+          </w:tcPr>
+          <w:p>
+            <w:r>
+              <w:rPr>
+                <w:b/>
+              </w:rPr>
+              <w:t xml:space="preserve">API2 — Broken Authentication</w:t>
+            </w:r>
+          </w:p>
+        </w:tc>
+        <w:tc>
+          <w:tcPr>
+            <w:tcW w:type="dxa" w:w="3322"/>
+            <w:tcMar>
+              <w:top w:w="85" w:type="dxa"/>
+              <w:start w:w="90" w:type="dxa"/>
+              <w:bottom w:w="85" w:type="dxa"/>
+              <w:end w:w="90" w:type="dxa"/>
+            </w:tcMar>
+          </w:tcPr>
+          <w:p>
+            <w:r>
+              <w:t xml:space="preserve">Identity/token handling gagal sehingga caller bisa mengambil identitas lain</w:t>
+            </w:r>
+          </w:p>
+        </w:tc>
+        <w:tc>
+          <w:tcPr>
+            <w:tcW w:type="dxa" w:w="3322"/>
+            <w:tcMar>
+              <w:top w:w="85" w:type="dxa"/>
+              <w:start w:w="90" w:type="dxa"/>
+              <w:bottom w:w="85" w:type="dxa"/>
+              <w:end w:w="90" w:type="dxa"/>
+            </w:tcMar>
+          </w:tcPr>
+          <w:p>
+            <w:r>
+              <w:t xml:space="preserve">Login flow &amp; token mapping di lab (observasi konsep, bukan crack)</w:t>
+            </w:r>
+          </w:p>
+        </w:tc>
+      </w:tr>
+      <w:tr>
+        <w:tc>
+          <w:tcPr>
+            <w:tcW w:type="dxa" w:w="3322"/>
+            <w:tcMar>
+              <w:top w:w="85" w:type="dxa"/>
+              <w:start w:w="90" w:type="dxa"/>
+              <w:bottom w:w="85" w:type="dxa"/>
+              <w:end w:w="90" w:type="dxa"/>
+            </w:tcMar>
+          </w:tcPr>
+          <w:p>
+            <w:r>
+              <w:rPr>
+                <w:b/>
+              </w:rPr>
+              <w:t xml:space="preserve">API3 — BOPLA</w:t>
+            </w:r>
+            <w:r>
+              <w:t xml:space="preserve"> (Broken Object Property-Level Authorization)</w:t>
+            </w:r>
+          </w:p>
+        </w:tc>
+        <w:tc>
+          <w:tcPr>
+            <w:tcW w:type="dxa" w:w="3322"/>
+            <w:tcMar>
+              <w:top w:w="85" w:type="dxa"/>
+              <w:start w:w="90" w:type="dxa"/>
+              <w:bottom w:w="85" w:type="dxa"/>
+              <w:end w:w="90" w:type="dxa"/>
+            </w:tcMar>
+          </w:tcPr>
+          <w:p>
+            <w:r>
+              <w:t xml:space="preserve">Property sensitif terbaca atau bisa ditulis tanpa authorization yang benar</w:t>
+            </w:r>
+          </w:p>
+        </w:tc>
+        <w:tc>
+          <w:tcPr>
+            <w:tcW w:type="dxa" w:w="3322"/>
+            <w:tcMar>
+              <w:top w:w="85" w:type="dxa"/>
+              <w:start w:w="90" w:type="dxa"/>
+              <w:bottom w:w="85" w:type="dxa"/>
+              <w:end w:w="90" w:type="dxa"/>
+            </w:tcMar>
+          </w:tcPr>
+          <w:p>
+            <w:r>
+              <w:rPr>
+                <w:rFonts w:ascii="Liberation Mono" w:hAnsi="Liberation Mono"/>
+              </w:rPr>
+              <w:t xml:space="preserve">GET /api/v1/me</w:t>
+            </w:r>
+            <w:r>
+              <w:t xml:space="preserve"> (exposure </w:t>
+            </w:r>
+            <w:r>
+              <w:rPr>
+                <w:rFonts w:ascii="Liberation Mono" w:hAnsi="Liberation Mono"/>
+              </w:rPr>
+              <w:t xml:space="preserve">internal_note</w:t>
+            </w:r>
+            <w:r>
+              <w:t xml:space="preserve">), </w:t>
+            </w:r>
+            <w:r>
+              <w:rPr>
+                <w:rFonts w:ascii="Liberation Mono" w:hAnsi="Liberation Mono"/>
+              </w:rPr>
+              <w:t xml:space="preserve">PATCH /api/v1/me</w:t>
+            </w:r>
+            <w:r>
+              <w:t xml:space="preserve"> (mass assignment </w:t>
+            </w:r>
+            <w:r>
+              <w:rPr>
+                <w:rFonts w:ascii="Liberation Mono" w:hAnsi="Liberation Mono"/>
+              </w:rPr>
+              <w:t xml:space="preserve">role</w:t>
+            </w:r>
+            <w:r>
+              <w:t xml:space="preserve">)</w:t>
+            </w:r>
+          </w:p>
+        </w:tc>
+      </w:tr>
+      <w:tr>
+        <w:tc>
+          <w:tcPr>
+            <w:tcW w:type="dxa" w:w="3322"/>
+            <w:tcMar>
+              <w:top w:w="85" w:type="dxa"/>
+              <w:start w:w="90" w:type="dxa"/>
+              <w:bottom w:w="85" w:type="dxa"/>
+              <w:end w:w="90" w:type="dxa"/>
+            </w:tcMar>
+          </w:tcPr>
+          <w:p>
+            <w:r>
+              <w:rPr>
+                <w:b/>
+              </w:rPr>
+              <w:t xml:space="preserve">API4 — Unrestricted Resource Consumption</w:t>
+            </w:r>
+          </w:p>
+        </w:tc>
+        <w:tc>
+          <w:tcPr>
+            <w:tcW w:type="dxa" w:w="3322"/>
+            <w:tcMar>
+              <w:top w:w="85" w:type="dxa"/>
+              <w:start w:w="90" w:type="dxa"/>
+              <w:bottom w:w="85" w:type="dxa"/>
+              <w:end w:w="90" w:type="dxa"/>
+            </w:tcMar>
+          </w:tcPr>
+          <w:p>
+            <w:r>
+              <w:t xml:space="preserve">Request bisa menghabiskan CPU/memori/bandwidth/biaya tanpa guardrail</w:t>
+            </w:r>
+          </w:p>
+        </w:tc>
+        <w:tc>
+          <w:tcPr>
+            <w:tcW w:type="dxa" w:w="3322"/>
+            <w:tcMar>
+              <w:top w:w="85" w:type="dxa"/>
+              <w:start w:w="90" w:type="dxa"/>
+              <w:bottom w:w="85" w:type="dxa"/>
+              <w:end w:w="90" w:type="dxa"/>
+            </w:tcMar>
+          </w:tcPr>
+          <w:p>
+            <w:r>
+              <w:rPr>
+                <w:rFonts w:ascii="Liberation Mono" w:hAnsi="Liberation Mono"/>
+              </w:rPr>
+              <w:t xml:space="preserve">GET /api/v1/report?limit=</w:t>
+            </w:r>
+            <w:r>
+              <w:t xml:space="preserve"> — parameter mengontrol ukuran response</w:t>
+            </w:r>
+          </w:p>
+        </w:tc>
+      </w:tr>
+      <w:tr>
+        <w:tc>
+          <w:tcPr>
+            <w:tcW w:type="dxa" w:w="3322"/>
+            <w:tcMar>
+              <w:top w:w="85" w:type="dxa"/>
+              <w:start w:w="90" w:type="dxa"/>
+              <w:bottom w:w="85" w:type="dxa"/>
+              <w:end w:w="90" w:type="dxa"/>
+            </w:tcMar>
+          </w:tcPr>
+          <w:p>
+            <w:r>
+              <w:rPr>
+                <w:b/>
+              </w:rPr>
+              <w:t xml:space="preserve">API5 — BFLA</w:t>
+            </w:r>
+            <w:r>
+              <w:t xml:space="preserve"> (Broken Function-Level Authorization)</w:t>
+            </w:r>
+          </w:p>
+        </w:tc>
+        <w:tc>
+          <w:tcPr>
+            <w:tcW w:type="dxa" w:w="3322"/>
+            <w:tcMar>
+              <w:top w:w="85" w:type="dxa"/>
+              <w:start w:w="90" w:type="dxa"/>
+              <w:bottom w:w="85" w:type="dxa"/>
+              <w:end w:w="90" w:type="dxa"/>
+            </w:tcMar>
+          </w:tcPr>
+          <w:p>
+            <w:r>
+              <w:t xml:space="preserve">User bisa memanggil function yang seharusnya untuk role lain</w:t>
+            </w:r>
+          </w:p>
+        </w:tc>
+        <w:tc>
+          <w:tcPr>
+            <w:tcW w:type="dxa" w:w="3322"/>
+            <w:tcMar>
+              <w:top w:w="85" w:type="dxa"/>
+              <w:start w:w="90" w:type="dxa"/>
+              <w:bottom w:w="85" w:type="dxa"/>
+              <w:end w:w="90" w:type="dxa"/>
+            </w:tcMar>
+          </w:tcPr>
+          <w:p>
+            <w:r>
+              <w:rPr>
+                <w:rFonts w:ascii="Liberation Mono" w:hAnsi="Liberation Mono"/>
+              </w:rPr>
+              <w:t xml:space="preserve">GET /api/v1/admin/stats</w:t>
+            </w:r>
+            <w:r>
+              <w:t xml:space="preserve"> dengan token non-admin</w:t>
+            </w:r>
+          </w:p>
+        </w:tc>
+      </w:tr>
+      <w:tr>
+        <w:tc>
+          <w:tcPr>
+            <w:tcW w:type="dxa" w:w="3322"/>
+            <w:tcMar>
+              <w:top w:w="85" w:type="dxa"/>
+              <w:start w:w="90" w:type="dxa"/>
+              <w:bottom w:w="85" w:type="dxa"/>
+              <w:end w:w="90" w:type="dxa"/>
+            </w:tcMar>
+          </w:tcPr>
+          <w:p>
+            <w:r>
+              <w:rPr>
+                <w:b/>
+              </w:rPr>
+              <w:t xml:space="preserve">API6 — Unrestricted Access to Sensitive Business Flows</w:t>
+            </w:r>
+          </w:p>
+        </w:tc>
+        <w:tc>
+          <w:tcPr>
+            <w:tcW w:type="dxa" w:w="3322"/>
+            <w:tcMar>
+              <w:top w:w="85" w:type="dxa"/>
+              <w:start w:w="90" w:type="dxa"/>
+              <w:bottom w:w="85" w:type="dxa"/>
+              <w:end w:w="90" w:type="dxa"/>
+            </w:tcMar>
+          </w:tcPr>
+          <w:p>
+            <w:r>
+              <w:t xml:space="preserve">Flow valid disalahgunakan secara otomatis/berulang hingga merugikan bisnis</w:t>
+            </w:r>
+          </w:p>
+        </w:tc>
+        <w:tc>
+          <w:tcPr>
+            <w:tcW w:type="dxa" w:w="3322"/>
+            <w:tcMar>
+              <w:top w:w="85" w:type="dxa"/>
+              <w:start w:w="90" w:type="dxa"/>
+              <w:bottom w:w="85" w:type="dxa"/>
+              <w:end w:w="90" w:type="dxa"/>
+            </w:tcMar>
+          </w:tcPr>
+          <w:p>
+            <w:r>
+              <w:rPr>
+                <w:rFonts w:ascii="Liberation Mono" w:hAnsi="Liberation Mono"/>
+              </w:rPr>
+              <w:t xml:space="preserve">POST /api/v1/coupons/redeem</w:t>
+            </w:r>
+            <w:r>
+              <w:t xml:space="preserve"> dipanggil berulang tanpa batas per-user</w:t>
+            </w:r>
+          </w:p>
+        </w:tc>
+      </w:tr>
+      <w:tr>
+        <w:tc>
+          <w:tcPr>
+            <w:tcW w:type="dxa" w:w="3322"/>
+            <w:tcMar>
+              <w:top w:w="85" w:type="dxa"/>
+              <w:start w:w="90" w:type="dxa"/>
+              <w:bottom w:w="85" w:type="dxa"/>
+              <w:end w:w="90" w:type="dxa"/>
+            </w:tcMar>
+          </w:tcPr>
+          <w:p>
+            <w:r>
+              <w:rPr>
+                <w:b/>
+              </w:rPr>
+              <w:t xml:space="preserve">API7 — Server-Side Request Forgery</w:t>
+            </w:r>
+          </w:p>
+        </w:tc>
+        <w:tc>
+          <w:tcPr>
+            <w:tcW w:type="dxa" w:w="3322"/>
+            <w:tcMar>
+              <w:top w:w="85" w:type="dxa"/>
+              <w:start w:w="90" w:type="dxa"/>
+              <w:bottom w:w="85" w:type="dxa"/>
+              <w:end w:w="90" w:type="dxa"/>
+            </w:tcMar>
+          </w:tcPr>
+          <w:p>
+            <w:r>
+              <w:t xml:space="preserve">API mengambil URI dari user tanpa validasi destination</w:t>
+            </w:r>
+          </w:p>
+        </w:tc>
+        <w:tc>
+          <w:tcPr>
+            <w:tcW w:type="dxa" w:w="3322"/>
+            <w:tcMar>
+              <w:top w:w="85" w:type="dxa"/>
+              <w:start w:w="90" w:type="dxa"/>
+              <w:bottom w:w="85" w:type="dxa"/>
+              <w:end w:w="90" w:type="dxa"/>
+            </w:tcMar>
+          </w:tcPr>
+          <w:p>
+            <w:r>
+              <w:t xml:space="preserve">Dipraktikkan lebih dalam di Module 12</w:t>
+            </w:r>
+          </w:p>
+        </w:tc>
+      </w:tr>
+      <w:tr>
+        <w:tc>
+          <w:tcPr>
+            <w:tcW w:type="dxa" w:w="3322"/>
+            <w:tcMar>
+              <w:top w:w="85" w:type="dxa"/>
+              <w:start w:w="90" w:type="dxa"/>
+              <w:bottom w:w="85" w:type="dxa"/>
+              <w:end w:w="90" w:type="dxa"/>
+            </w:tcMar>
+          </w:tcPr>
+          <w:p>
+            <w:r>
+              <w:rPr>
+                <w:b/>
+              </w:rPr>
+              <w:t xml:space="preserve">API8 — Security Misconfiguration</w:t>
+            </w:r>
+          </w:p>
+        </w:tc>
+        <w:tc>
+          <w:tcPr>
+            <w:tcW w:type="dxa" w:w="3322"/>
+            <w:tcMar>
+              <w:top w:w="85" w:type="dxa"/>
+              <w:start w:w="90" w:type="dxa"/>
+              <w:bottom w:w="85" w:type="dxa"/>
+              <w:end w:w="90" w:type="dxa"/>
+            </w:tcMar>
+          </w:tcPr>
+          <w:p>
+            <w:r>
+              <w:t xml:space="preserve">Debug mode, CORS longgar, verbose error, default credential, dll.</w:t>
+            </w:r>
+          </w:p>
+        </w:tc>
+        <w:tc>
+          <w:tcPr>
+            <w:tcW w:type="dxa" w:w="3322"/>
+            <w:tcMar>
+              <w:top w:w="85" w:type="dxa"/>
+              <w:start w:w="90" w:type="dxa"/>
+              <w:bottom w:w="85" w:type="dxa"/>
+              <w:end w:w="90" w:type="dxa"/>
+            </w:tcMar>
+          </w:tcPr>
+          <w:p>
+            <w:r>
+              <w:t xml:space="preserve">Observasi header &amp; error response lab</w:t>
+            </w:r>
+          </w:p>
+        </w:tc>
+      </w:tr>
+      <w:tr>
+        <w:tc>
+          <w:tcPr>
+            <w:tcW w:type="dxa" w:w="3322"/>
+            <w:tcMar>
+              <w:top w:w="85" w:type="dxa"/>
+              <w:start w:w="90" w:type="dxa"/>
+              <w:bottom w:w="85" w:type="dxa"/>
+              <w:end w:w="90" w:type="dxa"/>
+            </w:tcMar>
+          </w:tcPr>
+          <w:p>
+            <w:r>
+              <w:rPr>
+                <w:b/>
+              </w:rPr>
+              <w:t xml:space="preserve">API9 — Improper Inventory Management</w:t>
+            </w:r>
+          </w:p>
+        </w:tc>
+        <w:tc>
+          <w:tcPr>
+            <w:tcW w:type="dxa" w:w="3322"/>
+            <w:tcMar>
+              <w:top w:w="85" w:type="dxa"/>
+              <w:start w:w="90" w:type="dxa"/>
+              <w:bottom w:w="85" w:type="dxa"/>
+              <w:end w:w="90" w:type="dxa"/>
+            </w:tcMar>
+          </w:tcPr>
+          <w:p>
+            <w:r>
+              <w:t xml:space="preserve">Versi lama/shadow endpoint tidak terinventarisasi</w:t>
+            </w:r>
+          </w:p>
+        </w:tc>
+        <w:tc>
+          <w:tcPr>
+            <w:tcW w:type="dxa" w:w="3322"/>
+            <w:tcMar>
+              <w:top w:w="85" w:type="dxa"/>
+              <w:start w:w="90" w:type="dxa"/>
+              <w:bottom w:w="85" w:type="dxa"/>
+              <w:end w:w="90" w:type="dxa"/>
+            </w:tcMar>
+          </w:tcPr>
+          <w:p>
+            <w:r>
+              <w:rPr>
+                <w:rFonts w:ascii="Liberation Mono" w:hAnsi="Liberation Mono"/>
+              </w:rPr>
+              <w:t xml:space="preserve">GET /api/v0/debug/users</w:t>
+            </w:r>
+            <w:r>
+              <w:t xml:space="preserve"> — ada di server, tidak ada di </w:t>
+            </w:r>
+            <w:r>
+              <w:rPr>
+                <w:rFonts w:ascii="Liberation Mono" w:hAnsi="Liberation Mono"/>
+              </w:rPr>
+              <w:t xml:space="preserve">openapi.json</w:t>
+            </w:r>
+          </w:p>
+        </w:tc>
+      </w:tr>
+      <w:tr>
+        <w:tc>
+          <w:tcPr>
+            <w:tcW w:type="dxa" w:w="3322"/>
+            <w:tcMar>
+              <w:top w:w="85" w:type="dxa"/>
+              <w:start w:w="90" w:type="dxa"/>
+              <w:bottom w:w="85" w:type="dxa"/>
+              <w:end w:w="90" w:type="dxa"/>
+            </w:tcMar>
+          </w:tcPr>
+          <w:p>
+            <w:r>
+              <w:rPr>
+                <w:b/>
+              </w:rPr>
+              <w:t xml:space="preserve">API10 — Unsafe Consumption of APIs</w:t>
+            </w:r>
+          </w:p>
+        </w:tc>
+        <w:tc>
+          <w:tcPr>
+            <w:tcW w:type="dxa" w:w="3322"/>
+            <w:tcMar>
+              <w:top w:w="85" w:type="dxa"/>
+              <w:start w:w="90" w:type="dxa"/>
+              <w:bottom w:w="85" w:type="dxa"/>
+              <w:end w:w="90" w:type="dxa"/>
+            </w:tcMar>
+          </w:tcPr>
+          <w:p>
+            <w:r>
+              <w:t xml:space="preserve">Response third-party API dipercaya terlalu tinggi</w:t>
+            </w:r>
+          </w:p>
+        </w:tc>
+        <w:tc>
+          <w:tcPr>
+            <w:tcW w:type="dxa" w:w="3322"/>
+            <w:tcMar>
+              <w:top w:w="85" w:type="dxa"/>
+              <w:start w:w="90" w:type="dxa"/>
+              <w:bottom w:w="85" w:type="dxa"/>
+              <w:end w:w="90" w:type="dxa"/>
+            </w:tcMar>
+          </w:tcPr>
+          <w:p>
+            <w:r>
+              <w:t xml:space="preserve">Dibahas konseptual (§12) — lab ini tidak memanggil API eksternal</w:t>
+            </w:r>
+          </w:p>
+        </w:tc>
+      </w:tr>
+    </w:tbl>
+    <w:tbl>
+      <w:tblPr>
+        <w:tblW w:type="auto" w:w="0"/>
+        <w:jc w:val="center"/>
+      </w:tblPr>
+      <w:tblGrid>
+        <w:gridCol w:w="9968"/>
+      </w:tblGrid>
+      <w:tr>
+        <w:trPr>
+          <w:cantSplit/>
+        </w:trPr>
+        <w:tc>
+          <w:tcPr>
+            <w:tcW w:type="dxa" w:w="9968"/>
+            <w:shd w:fill="EFF6FF"/>
+            <w:tcMar>
+              <w:top w:w="135" w:type="dxa"/>
+              <w:start w:w="165" w:type="dxa"/>
+              <w:bottom w:w="135" w:type="dxa"/>
+              <w:end w:w="165" w:type="dxa"/>
             </w:tcMar>
           </w:tcPr>
           <w:p>
@@ -853,446 +1780,34 @@
               <w:spacing w:after="0"/>
             </w:pPr>
             <w:r>
-              <w:rPr>
-                <w:sz w:val="14"/>
-              </w:rPr>
-              <w:t>API1 BOLA</w:t>
+              <w:t xml:space="preserve">OWASP 2023 menggabungkan </w:t>
             </w:r>
-          </w:p>
-        </w:tc>
-        <w:tc>
-          <w:tcPr>
-            <w:tcW w:type="dxa" w:w="4984"/>
-            <w:tcMar>
-              <w:top w:w="68" w:type="dxa"/>
-              <w:start w:w="78" w:type="dxa"/>
-              <w:bottom w:w="68" w:type="dxa"/>
-              <w:end w:w="78" w:type="dxa"/>
-            </w:tcMar>
-          </w:tcPr>
-          <w:p>
-            <w:pPr>
-              <w:spacing w:after="0"/>
-            </w:pPr>
             <w:r>
               <w:rPr>
-                <w:sz w:val="14"/>
+                <w:i/>
               </w:rPr>
-              <w:t>Caller boleh endpoint-nya, tetapi tidak boleh object yang dipilihnya.</w:t>
+              <w:t xml:space="preserve">Excessive Data Exposure</w:t>
             </w:r>
-          </w:p>
-        </w:tc>
-      </w:tr>
-      <w:tr>
-        <w:tc>
-          <w:tcPr>
-            <w:tcW w:type="dxa" w:w="4984"/>
-            <w:tcMar>
-              <w:top w:w="68" w:type="dxa"/>
-              <w:start w:w="78" w:type="dxa"/>
-              <w:bottom w:w="68" w:type="dxa"/>
-              <w:end w:w="78" w:type="dxa"/>
-            </w:tcMar>
-          </w:tcPr>
-          <w:p>
-            <w:pPr>
-              <w:spacing w:after="0"/>
-            </w:pPr>
+            <w:r>
+              <w:t xml:space="preserve"> lama dan </w:t>
+            </w:r>
             <w:r>
               <w:rPr>
-                <w:sz w:val="14"/>
+                <w:i/>
               </w:rPr>
-              <w:t>API2 Broken Authentication</w:t>
+              <w:t xml:space="preserve">Mass Assignment</w:t>
             </w:r>
-          </w:p>
-        </w:tc>
-        <w:tc>
-          <w:tcPr>
-            <w:tcW w:type="dxa" w:w="4984"/>
-            <w:tcMar>
-              <w:top w:w="68" w:type="dxa"/>
-              <w:start w:w="78" w:type="dxa"/>
-              <w:bottom w:w="68" w:type="dxa"/>
-              <w:end w:w="78" w:type="dxa"/>
-            </w:tcMar>
-          </w:tcPr>
-          <w:p>
-            <w:pPr>
-              <w:spacing w:after="0"/>
-            </w:pPr>
+            <w:r>
+              <w:t xml:space="preserve"> lama menjadi API3, karena root cause-nya sama: authorization pada </w:t>
+            </w:r>
             <w:r>
               <w:rPr>
-                <w:sz w:val="14"/>
+                <w:b/>
               </w:rPr>
-              <w:t>Identity/token handling gagal sehingga caller dapat mengambil identitas lain.</w:t>
+              <w:t xml:space="preserve">property</w:t>
             </w:r>
-          </w:p>
-        </w:tc>
-      </w:tr>
-      <w:tr>
-        <w:tc>
-          <w:tcPr>
-            <w:tcW w:type="dxa" w:w="4984"/>
-            <w:tcMar>
-              <w:top w:w="68" w:type="dxa"/>
-              <w:start w:w="78" w:type="dxa"/>
-              <w:bottom w:w="68" w:type="dxa"/>
-              <w:end w:w="78" w:type="dxa"/>
-            </w:tcMar>
-          </w:tcPr>
-          <w:p>
-            <w:pPr>
-              <w:spacing w:after="0"/>
-            </w:pPr>
             <w:r>
-              <w:rPr>
-                <w:sz w:val="14"/>
-              </w:rPr>
-              <w:t>API3 BOPLA</w:t>
-            </w:r>
-          </w:p>
-        </w:tc>
-        <w:tc>
-          <w:tcPr>
-            <w:tcW w:type="dxa" w:w="4984"/>
-            <w:tcMar>
-              <w:top w:w="68" w:type="dxa"/>
-              <w:start w:w="78" w:type="dxa"/>
-              <w:bottom w:w="68" w:type="dxa"/>
-              <w:end w:w="78" w:type="dxa"/>
-            </w:tcMar>
-          </w:tcPr>
-          <w:p>
-            <w:pPr>
-              <w:spacing w:after="0"/>
-            </w:pPr>
-            <w:r>
-              <w:rPr>
-                <w:sz w:val="14"/>
-              </w:rPr>
-              <w:t>Property sensitif terbaca atau bisa diubah tanpa authorization yang benar.</w:t>
-            </w:r>
-          </w:p>
-        </w:tc>
-      </w:tr>
-      <w:tr>
-        <w:tc>
-          <w:tcPr>
-            <w:tcW w:type="dxa" w:w="4984"/>
-            <w:tcMar>
-              <w:top w:w="68" w:type="dxa"/>
-              <w:start w:w="78" w:type="dxa"/>
-              <w:bottom w:w="68" w:type="dxa"/>
-              <w:end w:w="78" w:type="dxa"/>
-            </w:tcMar>
-          </w:tcPr>
-          <w:p>
-            <w:pPr>
-              <w:spacing w:after="0"/>
-            </w:pPr>
-            <w:r>
-              <w:rPr>
-                <w:sz w:val="14"/>
-              </w:rPr>
-              <w:t>API4 Resource Consumption</w:t>
-            </w:r>
-          </w:p>
-        </w:tc>
-        <w:tc>
-          <w:tcPr>
-            <w:tcW w:type="dxa" w:w="4984"/>
-            <w:tcMar>
-              <w:top w:w="68" w:type="dxa"/>
-              <w:start w:w="78" w:type="dxa"/>
-              <w:bottom w:w="68" w:type="dxa"/>
-              <w:end w:w="78" w:type="dxa"/>
-            </w:tcMar>
-          </w:tcPr>
-          <w:p>
-            <w:pPr>
-              <w:spacing w:after="0"/>
-            </w:pPr>
-            <w:r>
-              <w:rPr>
-                <w:sz w:val="14"/>
-              </w:rPr>
-              <w:t>Request dapat menghabiskan CPU/memori/bandwidth/biaya tanpa guardrail.</w:t>
-            </w:r>
-          </w:p>
-        </w:tc>
-      </w:tr>
-      <w:tr>
-        <w:tc>
-          <w:tcPr>
-            <w:tcW w:type="dxa" w:w="4984"/>
-            <w:tcMar>
-              <w:top w:w="68" w:type="dxa"/>
-              <w:start w:w="78" w:type="dxa"/>
-              <w:bottom w:w="68" w:type="dxa"/>
-              <w:end w:w="78" w:type="dxa"/>
-            </w:tcMar>
-          </w:tcPr>
-          <w:p>
-            <w:pPr>
-              <w:spacing w:after="0"/>
-            </w:pPr>
-            <w:r>
-              <w:rPr>
-                <w:sz w:val="14"/>
-              </w:rPr>
-              <w:t>API5 BFLA</w:t>
-            </w:r>
-          </w:p>
-        </w:tc>
-        <w:tc>
-          <w:tcPr>
-            <w:tcW w:type="dxa" w:w="4984"/>
-            <w:tcMar>
-              <w:top w:w="68" w:type="dxa"/>
-              <w:start w:w="78" w:type="dxa"/>
-              <w:bottom w:w="68" w:type="dxa"/>
-              <w:end w:w="78" w:type="dxa"/>
-            </w:tcMar>
-          </w:tcPr>
-          <w:p>
-            <w:pPr>
-              <w:spacing w:after="0"/>
-            </w:pPr>
-            <w:r>
-              <w:rPr>
-                <w:sz w:val="14"/>
-              </w:rPr>
-              <w:t>User dapat memanggil function/operation yang seharusnya hanya untuk role tertentu.</w:t>
-            </w:r>
-          </w:p>
-        </w:tc>
-      </w:tr>
-      <w:tr>
-        <w:tc>
-          <w:tcPr>
-            <w:tcW w:type="dxa" w:w="4984"/>
-            <w:tcMar>
-              <w:top w:w="68" w:type="dxa"/>
-              <w:start w:w="78" w:type="dxa"/>
-              <w:bottom w:w="68" w:type="dxa"/>
-              <w:end w:w="78" w:type="dxa"/>
-            </w:tcMar>
-          </w:tcPr>
-          <w:p>
-            <w:pPr>
-              <w:spacing w:after="0"/>
-            </w:pPr>
-            <w:r>
-              <w:rPr>
-                <w:sz w:val="14"/>
-              </w:rPr>
-              <w:t>API6 Sensitive Business Flows</w:t>
-            </w:r>
-          </w:p>
-        </w:tc>
-        <w:tc>
-          <w:tcPr>
-            <w:tcW w:type="dxa" w:w="4984"/>
-            <w:tcMar>
-              <w:top w:w="68" w:type="dxa"/>
-              <w:start w:w="78" w:type="dxa"/>
-              <w:bottom w:w="68" w:type="dxa"/>
-              <w:end w:w="78" w:type="dxa"/>
-            </w:tcMar>
-          </w:tcPr>
-          <w:p>
-            <w:pPr>
-              <w:spacing w:after="0"/>
-            </w:pPr>
-            <w:r>
-              <w:rPr>
-                <w:sz w:val="14"/>
-              </w:rPr>
-              <w:t>Flow valid disalahgunakan secara otomatis/berlebihan sehingga merugikan bisnis.</w:t>
-            </w:r>
-          </w:p>
-        </w:tc>
-      </w:tr>
-      <w:tr>
-        <w:tc>
-          <w:tcPr>
-            <w:tcW w:type="dxa" w:w="4984"/>
-            <w:tcMar>
-              <w:top w:w="68" w:type="dxa"/>
-              <w:start w:w="78" w:type="dxa"/>
-              <w:bottom w:w="68" w:type="dxa"/>
-              <w:end w:w="78" w:type="dxa"/>
-            </w:tcMar>
-          </w:tcPr>
-          <w:p>
-            <w:pPr>
-              <w:spacing w:after="0"/>
-            </w:pPr>
-            <w:r>
-              <w:rPr>
-                <w:sz w:val="14"/>
-              </w:rPr>
-              <w:t>API7 SSRF</w:t>
-            </w:r>
-          </w:p>
-        </w:tc>
-        <w:tc>
-          <w:tcPr>
-            <w:tcW w:type="dxa" w:w="4984"/>
-            <w:tcMar>
-              <w:top w:w="68" w:type="dxa"/>
-              <w:start w:w="78" w:type="dxa"/>
-              <w:bottom w:w="68" w:type="dxa"/>
-              <w:end w:w="78" w:type="dxa"/>
-            </w:tcMar>
-          </w:tcPr>
-          <w:p>
-            <w:pPr>
-              <w:spacing w:after="0"/>
-            </w:pPr>
-            <w:r>
-              <w:rPr>
-                <w:sz w:val="14"/>
-              </w:rPr>
-              <w:t>API mengambil URI user tanpa validasi destination yang benar.</w:t>
-            </w:r>
-          </w:p>
-        </w:tc>
-      </w:tr>
-      <w:tr>
-        <w:tc>
-          <w:tcPr>
-            <w:tcW w:type="dxa" w:w="4984"/>
-            <w:tcMar>
-              <w:top w:w="68" w:type="dxa"/>
-              <w:start w:w="78" w:type="dxa"/>
-              <w:bottom w:w="68" w:type="dxa"/>
-              <w:end w:w="78" w:type="dxa"/>
-            </w:tcMar>
-          </w:tcPr>
-          <w:p>
-            <w:pPr>
-              <w:spacing w:after="0"/>
-            </w:pPr>
-            <w:r>
-              <w:rPr>
-                <w:sz w:val="14"/>
-              </w:rPr>
-              <w:t>API8 Misconfiguration</w:t>
-            </w:r>
-          </w:p>
-        </w:tc>
-        <w:tc>
-          <w:tcPr>
-            <w:tcW w:type="dxa" w:w="4984"/>
-            <w:tcMar>
-              <w:top w:w="68" w:type="dxa"/>
-              <w:start w:w="78" w:type="dxa"/>
-              <w:bottom w:w="68" w:type="dxa"/>
-              <w:end w:w="78" w:type="dxa"/>
-            </w:tcMar>
-          </w:tcPr>
-          <w:p>
-            <w:pPr>
-              <w:spacing w:after="0"/>
-            </w:pPr>
-            <w:r>
-              <w:rPr>
-                <w:sz w:val="14"/>
-              </w:rPr>
-              <w:t>Debug, CORS, TLS, headers, default credentials, verbose errors, dll.</w:t>
-            </w:r>
-          </w:p>
-        </w:tc>
-      </w:tr>
-      <w:tr>
-        <w:tc>
-          <w:tcPr>
-            <w:tcW w:type="dxa" w:w="4984"/>
-            <w:tcMar>
-              <w:top w:w="68" w:type="dxa"/>
-              <w:start w:w="78" w:type="dxa"/>
-              <w:bottom w:w="68" w:type="dxa"/>
-              <w:end w:w="78" w:type="dxa"/>
-            </w:tcMar>
-          </w:tcPr>
-          <w:p>
-            <w:pPr>
-              <w:spacing w:after="0"/>
-            </w:pPr>
-            <w:r>
-              <w:rPr>
-                <w:sz w:val="14"/>
-              </w:rPr>
-              <w:t>API9 Inventory Management</w:t>
-            </w:r>
-          </w:p>
-        </w:tc>
-        <w:tc>
-          <w:tcPr>
-            <w:tcW w:type="dxa" w:w="4984"/>
-            <w:tcMar>
-              <w:top w:w="68" w:type="dxa"/>
-              <w:start w:w="78" w:type="dxa"/>
-              <w:bottom w:w="68" w:type="dxa"/>
-              <w:end w:w="78" w:type="dxa"/>
-            </w:tcMar>
-          </w:tcPr>
-          <w:p>
-            <w:pPr>
-              <w:spacing w:after="0"/>
-            </w:pPr>
-            <w:r>
-              <w:rPr>
-                <w:sz w:val="14"/>
-              </w:rPr>
-              <w:t>Versi lama, shadow endpoint, host/API docs tidak terinventarisasi.</w:t>
-            </w:r>
-          </w:p>
-        </w:tc>
-      </w:tr>
-      <w:tr>
-        <w:tc>
-          <w:tcPr>
-            <w:tcW w:type="dxa" w:w="4984"/>
-            <w:tcMar>
-              <w:top w:w="68" w:type="dxa"/>
-              <w:start w:w="78" w:type="dxa"/>
-              <w:bottom w:w="68" w:type="dxa"/>
-              <w:end w:w="78" w:type="dxa"/>
-            </w:tcMar>
-          </w:tcPr>
-          <w:p>
-            <w:pPr>
-              <w:spacing w:after="0"/>
-            </w:pPr>
-            <w:r>
-              <w:rPr>
-                <w:sz w:val="14"/>
-              </w:rPr>
-              <w:t>API10 Unsafe Consumption</w:t>
-            </w:r>
-          </w:p>
-        </w:tc>
-        <w:tc>
-          <w:tcPr>
-            <w:tcW w:type="dxa" w:w="4984"/>
-            <w:tcMar>
-              <w:top w:w="68" w:type="dxa"/>
-              <w:start w:w="78" w:type="dxa"/>
-              <w:bottom w:w="68" w:type="dxa"/>
-              <w:end w:w="78" w:type="dxa"/>
-            </w:tcMar>
-          </w:tcPr>
-          <w:p>
-            <w:pPr>
-              <w:spacing w:after="0"/>
-            </w:pPr>
-            <w:r>
-              <w:rPr>
-                <w:sz w:val="14"/>
-              </w:rPr>
-              <w:t>Data/response third-party API dipercaya terlalu tinggi.</w:t>
+              <w:t xml:space="preserve"> object tidak ditegakkan dengan benar — terlepas dari apakah arah datanya keluar (exposure) atau masuk (assignment).</w:t>
             </w:r>
           </w:p>
         </w:tc>
@@ -1300,69 +1815,49 @@
     </w:tbl>
     <w:p>
       <w:pPr>
-        <w:widowControl/>
-        <w:spacing w:after="20"/>
-      </w:pPr>
-    </w:p>
-    <w:p>
-      <w:pPr>
-        <w:widowControl/>
+        <w:pStyle w:val="Heading1"/>
       </w:pPr>
       <w:r>
-        <w:rPr>
-          <w:rFonts w:ascii="Liberation Sans" w:hAnsi="Liberation Sans"/>
-          <w:b w:val="0"/>
-        </w:rPr>
-        <w:t>OWASP 2023 menggabungkan Excessive Data Exposure dan Mass Assignment ke API3 karena akar masalahnya sama: authorization pada property object tidak ditegakkan dengan benar.</w:t>
+        <w:t xml:space="preserve">4. Lab Architecture &amp; Containment</w:t>
       </w:r>
     </w:p>
     <w:p>
-      <w:pPr>
-        <w:widowControl/>
-      </w:pPr>
       <w:r>
-        <w:br w:type="page"/>
+        <w:t xml:space="preserve">Lab menggunakan dummy in-memory data (</w:t>
       </w:r>
-    </w:p>
-    <w:p>
-      <w:pPr>
-        <w:pStyle w:val="Heading1"/>
-        <w:widowControl/>
-      </w:pPr>
-      <w:r>
-        <w:t>4. Tooling on Omarchy</w:t>
-      </w:r>
-    </w:p>
-    <w:p>
-      <w:pPr>
-        <w:widowControl/>
-      </w:pPr>
       <w:r>
         <w:rPr>
-          <w:rFonts w:ascii="Liberation Sans" w:hAnsi="Liberation Sans"/>
-          <w:b w:val="0"/>
+          <w:rFonts w:ascii="Liberation Mono" w:hAnsi="Liberation Mono"/>
         </w:rPr>
-        <w:t>Module sebelumnya sudah memasang Burp Suite. Untuk API workflow kita cukup memastikan Docker, curl, jq, dan Python tersedia.</w:t>
+        <w:t xml:space="preserve">alice</w:t>
       </w:r>
-    </w:p>
-    <w:p>
-      <w:pPr>
-        <w:widowControl/>
-        <w:spacing w:after="40"/>
-      </w:pPr>
+      <w:r>
+        <w:t xml:space="preserve">, </w:t>
+      </w:r>
       <w:r>
         <w:rPr>
-          <w:b/>
-          <w:color w:val="475569"/>
+          <w:rFonts w:ascii="Liberation Mono" w:hAnsi="Liberation Mono"/>
         </w:rPr>
-        <w:t>Verify tooling</w:t>
+        <w:t xml:space="preserve">bob</w:t>
+      </w:r>
+      <w:r>
+        <w:t xml:space="preserve">, </w:t>
+      </w:r>
+      <w:r>
+        <w:rPr>
+          <w:rFonts w:ascii="Liberation Mono" w:hAnsi="Liberation Mono"/>
+        </w:rPr>
+        <w:t xml:space="preserve">admin</w:t>
+      </w:r>
+      <w:r>
+        <w:t xml:space="preserve">) dan deliberately-broken authorization. Tidak ada external callback, credential nyata, atau persistent database — restart container berarti state reset total.</w:t>
       </w:r>
     </w:p>
     <w:tbl>
       <w:tblPr>
         <w:tblW w:type="auto" w:w="0"/>
         <w:jc w:val="center"/>
-        <w:tblLook w:firstColumn="1" w:firstRow="1" w:lastColumn="0" w:lastRow="0" w:noHBand="0" w:noVBand="1" w:val="04A0"/>
+        <w:tblLayout w:type="autofit"/>
       </w:tblPr>
       <w:tblGrid>
         <w:gridCol w:w="9968"/>
@@ -1392,165 +1887,100 @@
                 <w:color w:val="F9FAFB"/>
                 <w:sz w:val="15"/>
               </w:rPr>
-              <w:t>omarchy pkg add jq python</w:t>
+              <w:t xml:space="preserve">Container: module13-api-lab  (Python http.server, single file app.py)</w:t>
             </w:r>
-            <w:r>
-              <w:br/>
-            </w:r>
+          </w:p>
+          <w:p>
+            <w:pPr>
+              <w:spacing w:after="0" w:line="240" w:lineRule="auto"/>
+            </w:pPr>
             <w:r>
               <w:rPr>
                 <w:rFonts w:ascii="Liberation Mono" w:hAnsi="Liberation Mono"/>
                 <w:color w:val="F9FAFB"/>
                 <w:sz w:val="15"/>
               </w:rPr>
+              <w:t xml:space="preserve">Bind:      127.0.0.1:8130   (tidak dipublish ke LAN/internet)</w:t>
             </w:r>
-            <w:r>
-              <w:br/>
-            </w:r>
+          </w:p>
+          <w:p>
+            <w:pPr>
+              <w:spacing w:after="0" w:line="240" w:lineRule="auto"/>
+            </w:pPr>
             <w:r>
               <w:rPr>
                 <w:rFonts w:ascii="Liberation Mono" w:hAnsi="Liberation Mono"/>
                 <w:color w:val="F9FAFB"/>
                 <w:sz w:val="15"/>
               </w:rPr>
-              <w:t>curl --version</w:t>
+              <w:t xml:space="preserve">Hardening: --cap-drop ALL --security-opt no-new-privileges:true</w:t>
             </w:r>
-            <w:r>
-              <w:br/>
-            </w:r>
+          </w:p>
+          <w:p>
+            <w:pPr>
+              <w:spacing w:after="0" w:line="240" w:lineRule="auto"/>
+            </w:pPr>
             <w:r>
               <w:rPr>
                 <w:rFonts w:ascii="Liberation Mono" w:hAnsi="Liberation Mono"/>
                 <w:color w:val="F9FAFB"/>
                 <w:sz w:val="15"/>
               </w:rPr>
-              <w:t>jq --version</w:t>
+              <w:t xml:space="preserve">           --read-only --tmpfs /tmp:rw,noexec,nosuid,size=16m</w:t>
             </w:r>
-            <w:r>
-              <w:br/>
-            </w:r>
+          </w:p>
+          <w:p>
+            <w:pPr>
+              <w:spacing w:after="0" w:line="240" w:lineRule="auto"/>
+            </w:pPr>
             <w:r>
               <w:rPr>
                 <w:rFonts w:ascii="Liberation Mono" w:hAnsi="Liberation Mono"/>
                 <w:color w:val="F9FAFB"/>
                 <w:sz w:val="15"/>
               </w:rPr>
-              <w:t>python --version</w:t>
-            </w:r>
-            <w:r>
-              <w:br/>
-            </w:r>
-            <w:r>
-              <w:rPr>
-                <w:rFonts w:ascii="Liberation Mono" w:hAnsi="Liberation Mono"/>
-                <w:color w:val="F9FAFB"/>
-                <w:sz w:val="15"/>
-              </w:rPr>
-              <w:t>sudo docker version</w:t>
+              <w:t xml:space="preserve">           tidak ada host volume mount</w:t>
             </w:r>
           </w:p>
         </w:tc>
       </w:tr>
     </w:tbl>
     <w:p>
-      <w:pPr>
-        <w:widowControl/>
-        <w:spacing w:after="20"/>
-      </w:pPr>
-    </w:p>
-    <w:tbl>
-      <w:tblPr>
-        <w:tblW w:type="auto" w:w="0"/>
-        <w:jc w:val="center"/>
-        <w:tblLook w:firstColumn="1" w:firstRow="1" w:lastColumn="0" w:lastRow="0" w:noHBand="0" w:noVBand="1" w:val="04A0"/>
-      </w:tblPr>
-      <w:tblGrid>
-        <w:gridCol w:w="9968"/>
-      </w:tblGrid>
-      <w:tr>
-        <w:trPr>
-          <w:cantSplit/>
-        </w:trPr>
-        <w:tc>
-          <w:tcPr>
-            <w:tcW w:type="dxa" w:w="9968"/>
-            <w:shd w:fill="FEF2F2"/>
-            <w:tcMar>
-              <w:top w:w="135" w:type="dxa"/>
-              <w:start w:w="165" w:type="dxa"/>
-              <w:bottom w:w="135" w:type="dxa"/>
-              <w:end w:w="165" w:type="dxa"/>
-            </w:tcMar>
-          </w:tcPr>
-          <w:p>
-            <w:pPr>
-              <w:spacing w:after="60"/>
-            </w:pPr>
-            <w:r>
-              <w:rPr>
-                <w:b/>
-                <w:color w:val="991B1B"/>
-                <w:sz w:val="18"/>
-              </w:rPr>
-              <w:t>Optional clients</w:t>
-            </w:r>
-          </w:p>
-          <w:p>
-            <w:pPr>
-              <w:spacing w:after="0" w:line="250" w:lineRule="auto"/>
-            </w:pPr>
-            <w:r>
-              <w:t>Bruno/Postman boleh dipakai untuk productivity, tetapi Burp + curl tetap penting karena keduanya membuat raw HTTP behavior terlihat jelas. Jangan menyimpan production token/API key ke collection yang akan di-commit.</w:t>
-            </w:r>
-          </w:p>
-        </w:tc>
-      </w:tr>
-    </w:tbl>
-    <w:p>
-      <w:pPr>
-        <w:widowControl/>
-        <w:spacing w:after="20"/>
-      </w:pPr>
-    </w:p>
-    <w:p>
-      <w:pPr>
-        <w:pStyle w:val="Heading1"/>
-        <w:widowControl/>
-      </w:pPr>
       <w:r>
-        <w:t>5. Local API Lab</w:t>
+        <w:t xml:space="preserve">Vulnerability-nya sengaja berada di </w:t>
+      </w:r>
+      <w:r>
+        <w:rPr>
+          <w:b/>
+        </w:rPr>
+        <w:t xml:space="preserve">application authorization / business logic</w:t>
+      </w:r>
+      <w:r>
+        <w:t xml:space="preserve">, bukan container/host escape — konsisten dengan tujuan module: lo belajar menilai </w:t>
+      </w:r>
+      <w:r>
+        <w:rPr>
+          <w:i/>
+        </w:rPr>
+        <w:t xml:space="preserve">access control</w:t>
+      </w:r>
+      <w:r>
+        <w:t xml:space="preserve">, bukan mencari container breakout.</w:t>
       </w:r>
     </w:p>
     <w:p>
       <w:pPr>
-        <w:widowControl/>
+        <w:pStyle w:val="Heading2"/>
       </w:pPr>
       <w:r>
-        <w:rPr>
-          <w:rFonts w:ascii="Liberation Sans" w:hAnsi="Liberation Sans"/>
-          <w:b w:val="0"/>
-        </w:rPr>
-        <w:t>Lab menggunakan dummy in-memory data dan deliberately broken authorization. Tidak ada external callback, credential nyata, atau persistent database. Container dipublish hanya ke localhost.</w:t>
-      </w:r>
-    </w:p>
-    <w:p>
-      <w:pPr>
-        <w:widowControl/>
-        <w:spacing w:after="40"/>
-      </w:pPr>
-      <w:r>
-        <w:rPr>
-          <w:b/>
-          <w:color w:val="475569"/>
-        </w:rPr>
-        <w:t>Start local training API</w:t>
+        <w:t xml:space="preserve">Setup</w:t>
       </w:r>
     </w:p>
     <w:tbl>
       <w:tblPr>
         <w:tblW w:type="auto" w:w="0"/>
         <w:jc w:val="center"/>
-        <w:tblLook w:firstColumn="1" w:firstRow="1" w:lastColumn="0" w:lastRow="0" w:noHBand="0" w:noVBand="1" w:val="04A0"/>
+        <w:tblLayout w:type="autofit"/>
       </w:tblPr>
       <w:tblGrid>
         <w:gridCol w:w="9968"/>
@@ -1580,150 +2010,137 @@
                 <w:color w:val="F9FAFB"/>
                 <w:sz w:val="15"/>
               </w:rPr>
-              <w:t>cd modules/13-api-security/labs</w:t>
+              <w:t xml:space="preserve">cd modules/13-api-security/labs</w:t>
             </w:r>
-            <w:r>
-              <w:br/>
-            </w:r>
+          </w:p>
+          <w:p>
+            <w:pPr>
+              <w:spacing w:after="0" w:line="240" w:lineRule="auto"/>
+            </w:pPr>
             <w:r>
               <w:rPr>
                 <w:rFonts w:ascii="Liberation Mono" w:hAnsi="Liberation Mono"/>
                 <w:color w:val="F9FAFB"/>
                 <w:sz w:val="15"/>
               </w:rPr>
+              <w:t xml:space="preserve">./workspace-init.sh                 # buat struktur evidence: 00-scope .. 06-summary</w:t>
             </w:r>
-            <w:r>
-              <w:br/>
-            </w:r>
+          </w:p>
+          <w:p>
+            <w:pPr>
+              <w:spacing w:after="0" w:line="240" w:lineRule="auto"/>
+            </w:pPr>
             <w:r>
               <w:rPr>
                 <w:rFonts w:ascii="Liberation Mono" w:hAnsi="Liberation Mono"/>
                 <w:color w:val="F9FAFB"/>
                 <w:sz w:val="15"/>
               </w:rPr>
-              <w:t>./workspace-init.sh</w:t>
+              <w:t xml:space="preserve">./api-lab.sh build</w:t>
             </w:r>
-            <w:r>
-              <w:br/>
-            </w:r>
+          </w:p>
+          <w:p>
+            <w:pPr>
+              <w:spacing w:after="0" w:line="240" w:lineRule="auto"/>
+            </w:pPr>
             <w:r>
               <w:rPr>
                 <w:rFonts w:ascii="Liberation Mono" w:hAnsi="Liberation Mono"/>
                 <w:color w:val="F9FAFB"/>
                 <w:sz w:val="15"/>
               </w:rPr>
-              <w:t>./api-lab.sh build</w:t>
+              <w:t xml:space="preserve">./api-lab.sh create</w:t>
             </w:r>
-            <w:r>
-              <w:br/>
-            </w:r>
+          </w:p>
+          <w:p>
+            <w:pPr>
+              <w:spacing w:after="0" w:line="240" w:lineRule="auto"/>
+            </w:pPr>
             <w:r>
               <w:rPr>
                 <w:rFonts w:ascii="Liberation Mono" w:hAnsi="Liberation Mono"/>
                 <w:color w:val="F9FAFB"/>
                 <w:sz w:val="15"/>
               </w:rPr>
-              <w:t>./api-lab.sh create</w:t>
-            </w:r>
-            <w:r>
-              <w:br/>
-            </w:r>
-            <w:r>
-              <w:rPr>
-                <w:rFonts w:ascii="Liberation Mono" w:hAnsi="Liberation Mono"/>
-                <w:color w:val="F9FAFB"/>
-                <w:sz w:val="15"/>
-              </w:rPr>
-            </w:r>
-            <w:r>
-              <w:br/>
-            </w:r>
-            <w:r>
-              <w:rPr>
-                <w:rFonts w:ascii="Liberation Mono" w:hAnsi="Liberation Mono"/>
-                <w:color w:val="F9FAFB"/>
-                <w:sz w:val="15"/>
-              </w:rPr>
-              <w:t>curl -s http://127.0.0.1:8130/ | jq .</w:t>
+              <w:t xml:space="preserve">curl -s http://127.0.0.1:8130/ | jq .</w:t>
             </w:r>
           </w:p>
         </w:tc>
       </w:tr>
     </w:tbl>
     <w:p>
-      <w:pPr>
-        <w:widowControl/>
-        <w:spacing w:after="20"/>
-      </w:pPr>
-    </w:p>
-    <w:tbl>
-      <w:tblPr>
-        <w:tblW w:type="auto" w:w="0"/>
-        <w:jc w:val="center"/>
-        <w:tblLook w:firstColumn="1" w:firstRow="1" w:lastColumn="0" w:lastRow="0" w:noHBand="0" w:noVBand="1" w:val="04A0"/>
-      </w:tblPr>
-      <w:tblGrid>
-        <w:gridCol w:w="9968"/>
-      </w:tblGrid>
-      <w:tr>
-        <w:trPr>
-          <w:cantSplit/>
-        </w:trPr>
-        <w:tc>
-          <w:tcPr>
-            <w:tcW w:type="dxa" w:w="9968"/>
-            <w:shd w:fill="FEF2F2"/>
-            <w:tcMar>
-              <w:top w:w="135" w:type="dxa"/>
-              <w:start w:w="165" w:type="dxa"/>
-              <w:bottom w:w="135" w:type="dxa"/>
-              <w:end w:w="165" w:type="dxa"/>
-            </w:tcMar>
-          </w:tcPr>
-          <w:p>
-            <w:pPr>
-              <w:spacing w:after="60"/>
-            </w:pPr>
-            <w:r>
-              <w:rPr>
-                <w:b/>
-                <w:color w:val="991B1B"/>
-                <w:sz w:val="18"/>
-              </w:rPr>
-              <w:t>Containment</w:t>
-            </w:r>
-          </w:p>
-          <w:p>
-            <w:pPr>
-              <w:spacing w:after="0" w:line="250" w:lineRule="auto"/>
-            </w:pPr>
-            <w:r>
-              <w:t>Container berjalan non-root, cap-drop ALL, no-new-privileges, read-only filesystem, tmpfs terbatas, dan tidak mempunyai host volume mount. Vulnerability sengaja berada pada application authorization/business logic, bukan host escape.</w:t>
-            </w:r>
-          </w:p>
-        </w:tc>
-      </w:tr>
-    </w:tbl>
-    <w:p>
-      <w:pPr>
-        <w:widowControl/>
-        <w:spacing w:after="20"/>
-      </w:pPr>
-    </w:p>
-    <w:p>
-      <w:pPr>
-        <w:pStyle w:val="Heading2"/>
-        <w:widowControl/>
-      </w:pPr>
       <w:r>
-        <w:t>Hands-on 5.1 - Establish two identities</w:t>
+        <w:t xml:space="preserve">Perintah lab yang tersedia: </w:t>
+      </w:r>
+      <w:r>
+        <w:rPr>
+          <w:rFonts w:ascii="Liberation Mono" w:hAnsi="Liberation Mono"/>
+        </w:rPr>
+        <w:t xml:space="preserve">build</w:t>
+      </w:r>
+      <w:r>
+        <w:t xml:space="preserve">, </w:t>
+      </w:r>
+      <w:r>
+        <w:rPr>
+          <w:rFonts w:ascii="Liberation Mono" w:hAnsi="Liberation Mono"/>
+        </w:rPr>
+        <w:t xml:space="preserve">create</w:t>
+      </w:r>
+      <w:r>
+        <w:t xml:space="preserve">/</w:t>
+      </w:r>
+      <w:r>
+        <w:rPr>
+          <w:rFonts w:ascii="Liberation Mono" w:hAnsi="Liberation Mono"/>
+        </w:rPr>
+        <w:t xml:space="preserve">start</w:t>
+      </w:r>
+      <w:r>
+        <w:t xml:space="preserve">, </w:t>
+      </w:r>
+      <w:r>
+        <w:rPr>
+          <w:rFonts w:ascii="Liberation Mono" w:hAnsi="Liberation Mono"/>
+        </w:rPr>
+        <w:t xml:space="preserve">status</w:t>
+      </w:r>
+      <w:r>
+        <w:t xml:space="preserve">, </w:t>
+      </w:r>
+      <w:r>
+        <w:rPr>
+          <w:rFonts w:ascii="Liberation Mono" w:hAnsi="Liberation Mono"/>
+        </w:rPr>
+        <w:t xml:space="preserve">logs</w:t>
+      </w:r>
+      <w:r>
+        <w:t xml:space="preserve">, </w:t>
+      </w:r>
+      <w:r>
+        <w:rPr>
+          <w:rFonts w:ascii="Liberation Mono" w:hAnsi="Liberation Mono"/>
+        </w:rPr>
+        <w:t xml:space="preserve">cleanup</w:t>
+      </w:r>
+      <w:r>
+        <w:t xml:space="preserve">/</w:t>
+      </w:r>
+      <w:r>
+        <w:rPr>
+          <w:rFonts w:ascii="Liberation Mono" w:hAnsi="Liberation Mono"/>
+        </w:rPr>
+        <w:t xml:space="preserve">stop</w:t>
+      </w:r>
+      <w:r>
+        <w:t xml:space="preserve">.</w:t>
       </w:r>
     </w:p>
     <w:tbl>
       <w:tblPr>
         <w:tblW w:type="auto" w:w="0"/>
         <w:jc w:val="center"/>
-        <w:tblLook w:firstColumn="1" w:firstRow="1" w:lastColumn="0" w:lastRow="0" w:noHBand="0" w:noVBand="1" w:val="04A0"/>
+        <w:tblLayout w:type="autofit"/>
       </w:tblPr>
       <w:tblGrid>
         <w:gridCol w:w="9968"/>
@@ -1753,72 +2170,7 @@
                 <w:color w:val="F9FAFB"/>
                 <w:sz w:val="15"/>
               </w:rPr>
-              <w:t>curl -s -X POST http://127.0.0.1:8130/api/v1/login \</w:t>
-            </w:r>
-            <w:r>
-              <w:br/>
-            </w:r>
-            <w:r>
-              <w:rPr>
-                <w:rFonts w:ascii="Liberation Mono" w:hAnsi="Liberation Mono"/>
-                <w:color w:val="F9FAFB"/>
-                <w:sz w:val="15"/>
-              </w:rPr>
-              <w:t xml:space="preserve">  -H 'Content-Type: application/json' \</w:t>
-            </w:r>
-            <w:r>
-              <w:br/>
-            </w:r>
-            <w:r>
-              <w:rPr>
-                <w:rFonts w:ascii="Liberation Mono" w:hAnsi="Liberation Mono"/>
-                <w:color w:val="F9FAFB"/>
-                <w:sz w:val="15"/>
-              </w:rPr>
-              <w:t xml:space="preserve">  -d '{"username":"alice","password":"training123"}' | jq .</w:t>
-            </w:r>
-            <w:r>
-              <w:br/>
-            </w:r>
-            <w:r>
-              <w:rPr>
-                <w:rFonts w:ascii="Liberation Mono" w:hAnsi="Liberation Mono"/>
-                <w:color w:val="F9FAFB"/>
-                <w:sz w:val="15"/>
-              </w:rPr>
-            </w:r>
-            <w:r>
-              <w:br/>
-            </w:r>
-            <w:r>
-              <w:rPr>
-                <w:rFonts w:ascii="Liberation Mono" w:hAnsi="Liberation Mono"/>
-                <w:color w:val="F9FAFB"/>
-                <w:sz w:val="15"/>
-              </w:rPr>
-              <w:t>curl -s -X POST http://127.0.0.1:8130/api/v1/login \</w:t>
-            </w:r>
-            <w:r>
-              <w:br/>
-            </w:r>
-            <w:r>
-              <w:rPr>
-                <w:rFonts w:ascii="Liberation Mono" w:hAnsi="Liberation Mono"/>
-                <w:color w:val="F9FAFB"/>
-                <w:sz w:val="15"/>
-              </w:rPr>
-              <w:t xml:space="preserve">  -H 'Content-Type: application/json' \</w:t>
-            </w:r>
-            <w:r>
-              <w:br/>
-            </w:r>
-            <w:r>
-              <w:rPr>
-                <w:rFonts w:ascii="Liberation Mono" w:hAnsi="Liberation Mono"/>
-                <w:color w:val="F9FAFB"/>
-                <w:sz w:val="15"/>
-              </w:rPr>
-              <w:t xml:space="preserve">  -d '{"username":"bob","password":"training123"}' | jq .</w:t>
+              <w:t xml:space="preserve">./api-lab.sh cleanup      # wajib dijalankan setelah selesai</w:t>
             </w:r>
           </w:p>
         </w:tc>
@@ -1826,57 +2178,31 @@
     </w:tbl>
     <w:p>
       <w:pPr>
-        <w:widowControl/>
-        <w:spacing w:after="20"/>
-      </w:pPr>
-    </w:p>
-    <w:p>
-      <w:pPr>
-        <w:widowControl/>
+        <w:pStyle w:val="Heading1"/>
       </w:pPr>
       <w:r>
-        <w:rPr>
-          <w:rFonts w:ascii="Liberation Sans" w:hAnsi="Liberation Sans"/>
-          <w:b w:val="0"/>
-        </w:rPr>
-        <w:t>Simpan hanya training token di notes lokal. Kita membutuhkan minimal dua identity supaya authorization test bukan sekadar menebak status code.</w:t>
+        <w:t xml:space="preserve">5. Hands-on 5.1 — Establish Two Identities</w:t>
       </w:r>
     </w:p>
     <w:p>
-      <w:pPr>
-        <w:pStyle w:val="Heading1"/>
-        <w:widowControl/>
-      </w:pPr>
       <w:r>
-        <w:t>6. API Recon &amp; Documentation Discovery</w:t>
+        <w:t xml:space="preserve">Authorization testing butuh </w:t>
       </w:r>
-    </w:p>
-    <w:p>
-      <w:pPr>
-        <w:widowControl/>
-      </w:pPr>
       <w:r>
         <w:rPr>
-          <w:rFonts w:ascii="Liberation Sans" w:hAnsi="Liberation Sans"/>
-          <w:b w:val="0"/>
+          <w:b/>
         </w:rPr>
-        <w:t>API recon dimulai dari traffic yang dipakai aplikasi, route patterns, HTTP methods, content types, error messages, JavaScript/mobile references, documentation, dan machine-readable schema seperti OpenAPI. Dokumentasi adalah map, bukan authorization grant.</w:t>
+        <w:t xml:space="preserve">minimal dua identity</w:t>
       </w:r>
-    </w:p>
-    <w:p>
-      <w:pPr>
-        <w:pStyle w:val="Heading2"/>
-        <w:widowControl/>
-      </w:pPr>
       <w:r>
-        <w:t>Hands-on 6.1 - OpenAPI inventory</w:t>
+        <w:t xml:space="preserve"> — kalau cuma satu, lo tidak bisa membedakan "endpoint memang kosong" dari "server tidak mengecek siapa yang bertanya".</w:t>
       </w:r>
     </w:p>
     <w:tbl>
       <w:tblPr>
         <w:tblW w:type="auto" w:w="0"/>
         <w:jc w:val="center"/>
-        <w:tblLook w:firstColumn="1" w:firstRow="1" w:lastColumn="0" w:lastRow="0" w:noHBand="0" w:noVBand="1" w:val="04A0"/>
+        <w:tblLayout w:type="autofit"/>
       </w:tblPr>
       <w:tblGrid>
         <w:gridCol w:w="9968"/>
@@ -1906,267 +2232,132 @@
                 <w:color w:val="F9FAFB"/>
                 <w:sz w:val="15"/>
               </w:rPr>
-              <w:t>curl -s http://127.0.0.1:8130/openapi.json \</w:t>
+              <w:t xml:space="preserve">curl -s -X POST http://127.0.0.1:8130/api/v1/login \</w:t>
             </w:r>
-            <w:r>
-              <w:br/>
-            </w:r>
+          </w:p>
+          <w:p>
+            <w:pPr>
+              <w:spacing w:after="0" w:line="240" w:lineRule="auto"/>
+            </w:pPr>
             <w:r>
               <w:rPr>
                 <w:rFonts w:ascii="Liberation Mono" w:hAnsi="Liberation Mono"/>
                 <w:color w:val="F9FAFB"/>
                 <w:sz w:val="15"/>
               </w:rPr>
-              <w:t xml:space="preserve">  -o module13-api-security/01-recon/openapi.json</w:t>
+              <w:t xml:space="preserve">  -H 'Content-Type: application/json' \</w:t>
             </w:r>
-            <w:r>
-              <w:br/>
-            </w:r>
+          </w:p>
+          <w:p>
+            <w:pPr>
+              <w:spacing w:after="0" w:line="240" w:lineRule="auto"/>
+            </w:pPr>
             <w:r>
               <w:rPr>
                 <w:rFonts w:ascii="Liberation Mono" w:hAnsi="Liberation Mono"/>
                 <w:color w:val="F9FAFB"/>
                 <w:sz w:val="15"/>
               </w:rPr>
+              <w:t xml:space="preserve">  -d '{"username":"alice","password":"training123"}' | jq .</w:t>
             </w:r>
-            <w:r>
-              <w:br/>
-            </w:r>
+          </w:p>
+          <w:p>
+            <w:pPr>
+              <w:spacing w:after="0" w:line="240" w:lineRule="auto"/>
+            </w:pPr>
             <w:r>
               <w:rPr>
                 <w:rFonts w:ascii="Liberation Mono" w:hAnsi="Liberation Mono"/>
                 <w:color w:val="F9FAFB"/>
                 <w:sz w:val="15"/>
               </w:rPr>
-              <w:t>python labs/openapi-inventory.py \</w:t>
+              <w:t xml:space="preserve"> </w:t>
             </w:r>
-            <w:r>
-              <w:br/>
-            </w:r>
+          </w:p>
+          <w:p>
+            <w:pPr>
+              <w:spacing w:after="0" w:line="240" w:lineRule="auto"/>
+            </w:pPr>
             <w:r>
               <w:rPr>
                 <w:rFonts w:ascii="Liberation Mono" w:hAnsi="Liberation Mono"/>
                 <w:color w:val="F9FAFB"/>
                 <w:sz w:val="15"/>
               </w:rPr>
-              <w:t xml:space="preserve">  module13-api-security/01-recon/openapi.json \</w:t>
+              <w:t xml:space="preserve">curl -s -X POST http://127.0.0.1:8130/api/v1/login \</w:t>
             </w:r>
-            <w:r>
-              <w:br/>
-            </w:r>
+          </w:p>
+          <w:p>
+            <w:pPr>
+              <w:spacing w:after="0" w:line="240" w:lineRule="auto"/>
+            </w:pPr>
             <w:r>
               <w:rPr>
                 <w:rFonts w:ascii="Liberation Mono" w:hAnsi="Liberation Mono"/>
                 <w:color w:val="F9FAFB"/>
                 <w:sz w:val="15"/>
               </w:rPr>
-              <w:t xml:space="preserve">  --output module13-api-security/01-recon/endpoints.csv</w:t>
+              <w:t xml:space="preserve">  -H 'Content-Type: application/json' \</w:t>
             </w:r>
-            <w:r>
-              <w:br/>
-            </w:r>
+          </w:p>
+          <w:p>
+            <w:pPr>
+              <w:spacing w:after="0" w:line="240" w:lineRule="auto"/>
+            </w:pPr>
             <w:r>
               <w:rPr>
                 <w:rFonts w:ascii="Liberation Mono" w:hAnsi="Liberation Mono"/>
                 <w:color w:val="F9FAFB"/>
                 <w:sz w:val="15"/>
               </w:rPr>
-            </w:r>
-            <w:r>
-              <w:br/>
-            </w:r>
-            <w:r>
-              <w:rPr>
-                <w:rFonts w:ascii="Liberation Mono" w:hAnsi="Liberation Mono"/>
-                <w:color w:val="F9FAFB"/>
-                <w:sz w:val="15"/>
-              </w:rPr>
-              <w:t>column -s, -t module13-api-security/01-recon/endpoints.csv</w:t>
+              <w:t xml:space="preserve">  -d '{"username":"bob","password":"training123"}' | jq .</w:t>
             </w:r>
           </w:p>
         </w:tc>
       </w:tr>
     </w:tbl>
     <w:p>
-      <w:pPr>
-        <w:widowControl/>
-        <w:spacing w:after="20"/>
-      </w:pPr>
-    </w:p>
-    <w:tbl>
-      <w:tblPr>
-        <w:tblW w:type="auto" w:w="0"/>
-        <w:jc w:val="center"/>
-        <w:tblLook w:firstColumn="1" w:firstRow="1" w:lastColumn="0" w:lastRow="0" w:noHBand="0" w:noVBand="1" w:val="04A0"/>
-      </w:tblPr>
-      <w:tblGrid>
-        <w:gridCol w:w="9968"/>
-      </w:tblGrid>
-      <w:tr>
-        <w:trPr>
-          <w:cantSplit/>
-        </w:trPr>
-        <w:tc>
-          <w:tcPr>
-            <w:tcW w:type="dxa" w:w="9968"/>
-            <w:shd w:fill="EFF6FF"/>
-            <w:tcMar>
-              <w:top w:w="135" w:type="dxa"/>
-              <w:start w:w="165" w:type="dxa"/>
-              <w:bottom w:w="135" w:type="dxa"/>
-              <w:end w:w="165" w:type="dxa"/>
-            </w:tcMar>
-          </w:tcPr>
-          <w:p>
-            <w:pPr>
-              <w:spacing w:after="60"/>
-            </w:pPr>
-            <w:r>
-              <w:rPr>
-                <w:b/>
-                <w:color w:val="1D4ED8"/>
-                <w:sz w:val="18"/>
-              </w:rPr>
-              <w:t>Recon gap</w:t>
-            </w:r>
-          </w:p>
-          <w:p>
-            <w:pPr>
-              <w:spacing w:after="0" w:line="250" w:lineRule="auto"/>
-            </w:pPr>
-            <w:r>
-              <w:t>Machine-readable docs mungkin tidak lengkap. Module lab sengaja punya deprecated endpoint yang tidak tercantum di OpenAPI; tester tetap harus menggabungkan documentation, traffic, error behavior, source references yang memang tersedia, dan version inventory.</w:t>
-            </w:r>
-          </w:p>
-        </w:tc>
-      </w:tr>
-    </w:tbl>
-    <w:p>
-      <w:pPr>
-        <w:widowControl/>
-        <w:spacing w:after="20"/>
-      </w:pPr>
-    </w:p>
-    <w:p>
-      <w:pPr>
-        <w:pStyle w:val="Heading1"/>
-        <w:widowControl/>
-      </w:pPr>
       <w:r>
-        <w:t>7. Authentication vs Authorization Layers</w:t>
+        <w:t xml:space="preserve">Lab training token sudah dalam bentuk tetap (</w:t>
+      </w:r>
+      <w:r>
+        <w:rPr>
+          <w:rFonts w:ascii="Liberation Mono" w:hAnsi="Liberation Mono"/>
+        </w:rPr>
+        <w:t xml:space="preserve">token-alice</w:t>
+      </w:r>
+      <w:r>
+        <w:t xml:space="preserve">, </w:t>
+      </w:r>
+      <w:r>
+        <w:rPr>
+          <w:rFonts w:ascii="Liberation Mono" w:hAnsi="Liberation Mono"/>
+        </w:rPr>
+        <w:t xml:space="preserve">token-bob</w:t>
+      </w:r>
+      <w:r>
+        <w:t xml:space="preserve">, </w:t>
+      </w:r>
+      <w:r>
+        <w:rPr>
+          <w:rFonts w:ascii="Liberation Mono" w:hAnsi="Liberation Mono"/>
+        </w:rPr>
+        <w:t xml:space="preserve">token-admin</w:t>
+      </w:r>
+      <w:r>
+        <w:t xml:space="preserve">) supaya lo bisa fokus ke authorization logic, bukan menebak token. Simpan token ini hanya di catatan lokal/workspace — jangan pernah perlakukan pola ini sebagai hal yang boleh dibawa ke sistem nyata.</w:t>
       </w:r>
     </w:p>
     <w:p>
-      <w:pPr>
-        <w:keepNext/>
-        <w:widowControl/>
-        <w:jc w:val="center"/>
-      </w:pPr>
       <w:r>
-        <w:drawing>
-          <wp:inline xmlns:a="http://schemas.openxmlformats.org/drawingml/2006/main" xmlns:pic="http://schemas.openxmlformats.org/drawingml/2006/picture">
-            <wp:extent cx="3657600" cy="3920379"/>
-            <wp:docPr id="3" name="Picture 3"/>
-            <wp:cNvGraphicFramePr>
-              <a:graphicFrameLocks noChangeAspect="1"/>
-            </wp:cNvGraphicFramePr>
-            <a:graphic>
-              <a:graphicData uri="http://schemas.openxmlformats.org/drawingml/2006/picture">
-                <pic:pic>
-                  <pic:nvPicPr>
-                    <pic:cNvPr id="0" name="api-authz-layers.png"/>
-                    <pic:cNvPicPr/>
-                  </pic:nvPicPr>
-                  <pic:blipFill>
-                    <a:blip r:embed="rId109"/>
-                    <a:stretch>
-                      <a:fillRect/>
-                    </a:stretch>
-                  </pic:blipFill>
-                  <pic:spPr>
-                    <a:xfrm>
-                      <a:off x="0" y="0"/>
-                      <a:ext cx="3657600" cy="3920379"/>
-                    </a:xfrm>
-                    <a:prstGeom prst="rect"/>
-                  </pic:spPr>
-                </pic:pic>
-              </a:graphicData>
-            </a:graphic>
-          </wp:inline>
-        </w:drawing>
-      </w:r>
-    </w:p>
-    <w:p>
-      <w:pPr>
-        <w:widowControl/>
-        <w:spacing w:after="160"/>
-        <w:jc w:val="center"/>
-      </w:pPr>
-      <w:r>
-        <w:rPr>
-          <w:i/>
-          <w:color w:val="64748B"/>
-          <w:sz w:val="16"/>
-        </w:rPr>
-        <w:t>Empat pertanyaan berbeda yang sering tercampur</w:t>
-      </w:r>
-    </w:p>
-    <w:p>
-      <w:pPr>
-        <w:widowControl/>
-      </w:pPr>
-      <w:r>
-        <w:rPr>
-          <w:rFonts w:ascii="Liberation Sans" w:hAnsi="Liberation Sans"/>
-          <w:b w:val="0"/>
-        </w:rPr>
-        <w:t>Authentication menjawab siapa caller. Authorization kemudian harus divalidasi pada object, property, dan function. Token valid tidak berarti caller boleh seluruh object atau operation yang tersedia.</w:t>
-      </w:r>
-    </w:p>
-    <w:p>
-      <w:pPr>
-        <w:widowControl/>
-      </w:pPr>
-      <w:r>
-        <w:br w:type="page"/>
-      </w:r>
-    </w:p>
-    <w:p>
-      <w:pPr>
-        <w:pStyle w:val="Heading1"/>
-        <w:widowControl/>
-      </w:pPr>
-      <w:r>
-        <w:t>8. BOLA / IDOR - Object-Level Authorization</w:t>
-      </w:r>
-    </w:p>
-    <w:p>
-      <w:pPr>
-        <w:widowControl/>
-      </w:pPr>
-      <w:r>
-        <w:rPr>
-          <w:rFonts w:ascii="Liberation Sans" w:hAnsi="Liberation Sans"/>
-          <w:b w:val="0"/>
-        </w:rPr>
-        <w:t>BOLA terjadi ketika endpoint menerima object identifier dan server tidak memastikan caller memang boleh melakukan action terhadap object tersebut. Identifier sequential maupun UUID sama-sama bukan kontrol akses.</w:t>
-      </w:r>
-    </w:p>
-    <w:p>
-      <w:pPr>
-        <w:pStyle w:val="Heading2"/>
-        <w:widowControl/>
-      </w:pPr>
-      <w:r>
-        <w:t>Hands-on 8.1 - Cross-user order access</w:t>
+        <w:t xml:space="preserve">Alternatif pakai helper client bawaan module (otomatis menolak target non-loopback):</w:t>
       </w:r>
     </w:p>
     <w:tbl>
       <w:tblPr>
         <w:tblW w:type="auto" w:w="0"/>
         <w:jc w:val="center"/>
-        <w:tblLook w:firstColumn="1" w:firstRow="1" w:lastColumn="0" w:lastRow="0" w:noHBand="0" w:noVBand="1" w:val="04A0"/>
+        <w:tblLayout w:type="autofit"/>
       </w:tblPr>
       <w:tblGrid>
         <w:gridCol w:w="9968"/>
@@ -2196,72 +2387,20 @@
                 <w:color w:val="F9FAFB"/>
                 <w:sz w:val="15"/>
               </w:rPr>
-              <w:t># Alice own order</w:t>
+              <w:t xml:space="preserve">python labs/api-client.py POST http://127.0.0.1:8130/api/v1/login \</w:t>
             </w:r>
-            <w:r>
-              <w:br/>
-            </w:r>
+          </w:p>
+          <w:p>
+            <w:pPr>
+              <w:spacing w:after="0" w:line="240" w:lineRule="auto"/>
+            </w:pPr>
             <w:r>
               <w:rPr>
                 <w:rFonts w:ascii="Liberation Mono" w:hAnsi="Liberation Mono"/>
                 <w:color w:val="F9FAFB"/>
                 <w:sz w:val="15"/>
               </w:rPr>
-              <w:t>curl -s http://127.0.0.1:8130/api/v1/orders/101 \</w:t>
-            </w:r>
-            <w:r>
-              <w:br/>
-            </w:r>
-            <w:r>
-              <w:rPr>
-                <w:rFonts w:ascii="Liberation Mono" w:hAnsi="Liberation Mono"/>
-                <w:color w:val="F9FAFB"/>
-                <w:sz w:val="15"/>
-              </w:rPr>
-              <w:t xml:space="preserve">  -H 'Authorization: Bearer token-alice' | jq .</w:t>
-            </w:r>
-            <w:r>
-              <w:br/>
-            </w:r>
-            <w:r>
-              <w:rPr>
-                <w:rFonts w:ascii="Liberation Mono" w:hAnsi="Liberation Mono"/>
-                <w:color w:val="F9FAFB"/>
-                <w:sz w:val="15"/>
-              </w:rPr>
-            </w:r>
-            <w:r>
-              <w:br/>
-            </w:r>
-            <w:r>
-              <w:rPr>
-                <w:rFonts w:ascii="Liberation Mono" w:hAnsi="Liberation Mono"/>
-                <w:color w:val="F9FAFB"/>
-                <w:sz w:val="15"/>
-              </w:rPr>
-              <w:t># Same Alice token, Bob's order</w:t>
-            </w:r>
-            <w:r>
-              <w:br/>
-            </w:r>
-            <w:r>
-              <w:rPr>
-                <w:rFonts w:ascii="Liberation Mono" w:hAnsi="Liberation Mono"/>
-                <w:color w:val="F9FAFB"/>
-                <w:sz w:val="15"/>
-              </w:rPr>
-              <w:t>curl -s http://127.0.0.1:8130/api/v1/orders/102 \</w:t>
-            </w:r>
-            <w:r>
-              <w:br/>
-            </w:r>
-            <w:r>
-              <w:rPr>
-                <w:rFonts w:ascii="Liberation Mono" w:hAnsi="Liberation Mono"/>
-                <w:color w:val="F9FAFB"/>
-                <w:sz w:val="15"/>
-              </w:rPr>
-              <w:t xml:space="preserve">  -H 'Authorization: Bearer token-alice' | jq .</w:t>
+              <w:t xml:space="preserve">  --json '{"username":"alice","password":"training123"}'</w:t>
             </w:r>
           </w:p>
         </w:tc>
@@ -2269,111 +2408,31 @@
     </w:tbl>
     <w:p>
       <w:pPr>
-        <w:widowControl/>
-        <w:spacing w:after="20"/>
+        <w:pStyle w:val="Heading1"/>
       </w:pPr>
+      <w:r>
+        <w:t xml:space="preserve">6. API Recon &amp; Documentation Discovery</w:t>
+      </w:r>
     </w:p>
     <w:p>
-      <w:pPr>
-        <w:widowControl/>
-      </w:pPr>
+      <w:r>
+        <w:t xml:space="preserve">Recon API dimulai dari traffic yang benar-benar dipakai aplikasi (method, path pattern, content-type, error message, referensi di JS/mobile client) </w:t>
+      </w:r>
       <w:r>
         <w:rPr>
-          <w:rFonts w:ascii="Liberation Sans" w:hAnsi="Liberation Sans"/>
-          <w:b w:val="0"/>
+          <w:b/>
         </w:rPr>
-        <w:t>Jika kedua request berhasil, root cause bukan "ID mudah ditebak". Root cause: object-level authorization tidak divalidasi setelah object ditemukan.</w:t>
+        <w:t xml:space="preserve">digabung</w:t>
+      </w:r>
+      <w:r>
+        <w:t xml:space="preserve"> dengan dokumentasi machine-readable seperti OpenAPI. Dokumentasi adalah peta, bukan izin — dan peta itu bisa salah atau tidak lengkap.</w:t>
       </w:r>
     </w:p>
     <w:tbl>
       <w:tblPr>
         <w:tblW w:type="auto" w:w="0"/>
         <w:jc w:val="center"/>
-        <w:tblLook w:firstColumn="1" w:firstRow="1" w:lastColumn="0" w:lastRow="0" w:noHBand="0" w:noVBand="1" w:val="04A0"/>
-      </w:tblPr>
-      <w:tblGrid>
-        <w:gridCol w:w="9968"/>
-      </w:tblGrid>
-      <w:tr>
-        <w:trPr>
-          <w:cantSplit/>
-        </w:trPr>
-        <w:tc>
-          <w:tcPr>
-            <w:tcW w:type="dxa" w:w="9968"/>
-            <w:shd w:fill="EFF6FF"/>
-            <w:tcMar>
-              <w:top w:w="135" w:type="dxa"/>
-              <w:start w:w="165" w:type="dxa"/>
-              <w:bottom w:w="135" w:type="dxa"/>
-              <w:end w:w="165" w:type="dxa"/>
-            </w:tcMar>
-          </w:tcPr>
-          <w:p>
-            <w:pPr>
-              <w:spacing w:after="60"/>
-            </w:pPr>
-            <w:r>
-              <w:rPr>
-                <w:b/>
-                <w:color w:val="1D4ED8"/>
-                <w:sz w:val="18"/>
-              </w:rPr>
-              <w:t>Remediation</w:t>
-            </w:r>
-          </w:p>
-          <w:p>
-            <w:pPr>
-              <w:spacing w:after="0" w:line="250" w:lineRule="auto"/>
-            </w:pPr>
-            <w:r>
-              <w:t>Load object lalu authorize berdasarkan authenticated principal + requested action + object policy. Jangan hanya membandingkan user_id dari token dengan arbitrary ID parameter jika model bisnis lebih kompleks.</w:t>
-            </w:r>
-          </w:p>
-        </w:tc>
-      </w:tr>
-    </w:tbl>
-    <w:p>
-      <w:pPr>
-        <w:widowControl/>
-        <w:spacing w:after="20"/>
-      </w:pPr>
-    </w:p>
-    <w:p>
-      <w:pPr>
-        <w:pStyle w:val="Heading1"/>
-        <w:widowControl/>
-      </w:pPr>
-      <w:r>
-        <w:t>9. BOPLA / Mass Assignment - Property-Level Authorization</w:t>
-      </w:r>
-    </w:p>
-    <w:p>
-      <w:pPr>
-        <w:widowControl/>
-      </w:pPr>
-      <w:r>
-        <w:rPr>
-          <w:rFonts w:ascii="Liberation Sans" w:hAnsi="Liberation Sans"/>
-          <w:b w:val="0"/>
-        </w:rPr>
-        <w:t>API3:2023 mencakup dua arah masalah: response memaparkan property yang caller tidak perlu lihat, atau request mengizinkan caller menulis property yang seharusnya server-controlled.</w:t>
-      </w:r>
-    </w:p>
-    <w:p>
-      <w:pPr>
-        <w:pStyle w:val="Heading2"/>
-        <w:widowControl/>
-      </w:pPr>
-      <w:r>
-        <w:t>Hands-on 9.1 - Observe excessive property exposure</w:t>
-      </w:r>
-    </w:p>
-    <w:tbl>
-      <w:tblPr>
-        <w:tblW w:type="auto" w:w="0"/>
-        <w:jc w:val="center"/>
-        <w:tblLook w:firstColumn="1" w:firstRow="1" w:lastColumn="0" w:lastRow="0" w:noHBand="0" w:noVBand="1" w:val="04A0"/>
+        <w:tblLayout w:type="autofit"/>
       </w:tblPr>
       <w:tblGrid>
         <w:gridCol w:w="9968"/>
@@ -2403,18 +2462,198 @@
                 <w:color w:val="F9FAFB"/>
                 <w:sz w:val="15"/>
               </w:rPr>
-              <w:t>curl -s http://127.0.0.1:8130/api/v1/me \</w:t>
+              <w:t xml:space="preserve">mkdir -p module13-api-security/01-recon</w:t>
             </w:r>
-            <w:r>
-              <w:br/>
-            </w:r>
+          </w:p>
+          <w:p>
+            <w:pPr>
+              <w:spacing w:after="0" w:line="240" w:lineRule="auto"/>
+            </w:pPr>
             <w:r>
               <w:rPr>
                 <w:rFonts w:ascii="Liberation Mono" w:hAnsi="Liberation Mono"/>
                 <w:color w:val="F9FAFB"/>
                 <w:sz w:val="15"/>
               </w:rPr>
-              <w:t xml:space="preserve">  -H 'Authorization: Bearer token-alice' | jq .</w:t>
+              <w:t xml:space="preserve"> </w:t>
+            </w:r>
+          </w:p>
+          <w:p>
+            <w:pPr>
+              <w:spacing w:after="0" w:line="240" w:lineRule="auto"/>
+            </w:pPr>
+            <w:r>
+              <w:rPr>
+                <w:rFonts w:ascii="Liberation Mono" w:hAnsi="Liberation Mono"/>
+                <w:color w:val="F9FAFB"/>
+                <w:sz w:val="15"/>
+              </w:rPr>
+              <w:t xml:space="preserve">curl -s http://127.0.0.1:8130/openapi.json \</w:t>
+            </w:r>
+          </w:p>
+          <w:p>
+            <w:pPr>
+              <w:spacing w:after="0" w:line="240" w:lineRule="auto"/>
+            </w:pPr>
+            <w:r>
+              <w:rPr>
+                <w:rFonts w:ascii="Liberation Mono" w:hAnsi="Liberation Mono"/>
+                <w:color w:val="F9FAFB"/>
+                <w:sz w:val="15"/>
+              </w:rPr>
+              <w:t xml:space="preserve">  -o module13-api-security/01-recon/openapi.json</w:t>
+            </w:r>
+          </w:p>
+          <w:p>
+            <w:pPr>
+              <w:spacing w:after="0" w:line="240" w:lineRule="auto"/>
+            </w:pPr>
+            <w:r>
+              <w:rPr>
+                <w:rFonts w:ascii="Liberation Mono" w:hAnsi="Liberation Mono"/>
+                <w:color w:val="F9FAFB"/>
+                <w:sz w:val="15"/>
+              </w:rPr>
+              <w:t xml:space="preserve"> </w:t>
+            </w:r>
+          </w:p>
+          <w:p>
+            <w:pPr>
+              <w:spacing w:after="0" w:line="240" w:lineRule="auto"/>
+            </w:pPr>
+            <w:r>
+              <w:rPr>
+                <w:rFonts w:ascii="Liberation Mono" w:hAnsi="Liberation Mono"/>
+                <w:color w:val="F9FAFB"/>
+                <w:sz w:val="15"/>
+              </w:rPr>
+              <w:t xml:space="preserve">python labs/openapi-inventory.py \</w:t>
+            </w:r>
+          </w:p>
+          <w:p>
+            <w:pPr>
+              <w:spacing w:after="0" w:line="240" w:lineRule="auto"/>
+            </w:pPr>
+            <w:r>
+              <w:rPr>
+                <w:rFonts w:ascii="Liberation Mono" w:hAnsi="Liberation Mono"/>
+                <w:color w:val="F9FAFB"/>
+                <w:sz w:val="15"/>
+              </w:rPr>
+              <w:t xml:space="preserve">  module13-api-security/01-recon/openapi.json \</w:t>
+            </w:r>
+          </w:p>
+          <w:p>
+            <w:pPr>
+              <w:spacing w:after="0" w:line="240" w:lineRule="auto"/>
+            </w:pPr>
+            <w:r>
+              <w:rPr>
+                <w:rFonts w:ascii="Liberation Mono" w:hAnsi="Liberation Mono"/>
+                <w:color w:val="F9FAFB"/>
+                <w:sz w:val="15"/>
+              </w:rPr>
+              <w:t xml:space="preserve">  --output module13-api-security/01-recon/endpoints.csv</w:t>
+            </w:r>
+          </w:p>
+          <w:p>
+            <w:pPr>
+              <w:spacing w:after="0" w:line="240" w:lineRule="auto"/>
+            </w:pPr>
+            <w:r>
+              <w:rPr>
+                <w:rFonts w:ascii="Liberation Mono" w:hAnsi="Liberation Mono"/>
+                <w:color w:val="F9FAFB"/>
+                <w:sz w:val="15"/>
+              </w:rPr>
+              <w:t xml:space="preserve"> </w:t>
+            </w:r>
+          </w:p>
+          <w:p>
+            <w:pPr>
+              <w:spacing w:after="0" w:line="240" w:lineRule="auto"/>
+            </w:pPr>
+            <w:r>
+              <w:rPr>
+                <w:rFonts w:ascii="Liberation Mono" w:hAnsi="Liberation Mono"/>
+                <w:color w:val="F9FAFB"/>
+                <w:sz w:val="15"/>
+              </w:rPr>
+              <w:t xml:space="preserve">column -s, -t module13-api-security/01-recon/endpoints.csv</w:t>
+            </w:r>
+          </w:p>
+        </w:tc>
+      </w:tr>
+    </w:tbl>
+    <w:tbl>
+      <w:tblPr>
+        <w:tblW w:type="auto" w:w="0"/>
+        <w:jc w:val="center"/>
+      </w:tblPr>
+      <w:tblGrid>
+        <w:gridCol w:w="9968"/>
+      </w:tblGrid>
+      <w:tr>
+        <w:trPr>
+          <w:cantSplit/>
+        </w:trPr>
+        <w:tc>
+          <w:tcPr>
+            <w:tcW w:type="dxa" w:w="9968"/>
+            <w:shd w:fill="EFF6FF"/>
+            <w:tcMar>
+              <w:top w:w="135" w:type="dxa"/>
+              <w:start w:w="165" w:type="dxa"/>
+              <w:bottom w:w="135" w:type="dxa"/>
+              <w:end w:w="165" w:type="dxa"/>
+            </w:tcMar>
+          </w:tcPr>
+          <w:p>
+            <w:pPr>
+              <w:spacing w:after="60"/>
+            </w:pPr>
+            <w:r>
+              <w:rPr>
+                <w:b/>
+                <w:color w:val="1D4ED8"/>
+                <w:sz w:val="19"/>
+              </w:rPr>
+              <w:t xml:space="preserve">Recon gap by design.</w:t>
+            </w:r>
+          </w:p>
+          <w:p>
+            <w:pPr>
+              <w:spacing w:after="0"/>
+            </w:pPr>
+            <w:r>
+              <w:t xml:space="preserve">Lab ini sengaja punya endpoint deprecated (</w:t>
+            </w:r>
+            <w:r>
+              <w:rPr>
+                <w:rFonts w:ascii="Liberation Mono" w:hAnsi="Liberation Mono"/>
+              </w:rPr>
+              <w:t xml:space="preserve">/api/v0/debug/users</w:t>
+            </w:r>
+            <w:r>
+              <w:t xml:space="preserve">) yang </w:t>
+            </w:r>
+            <w:r>
+              <w:rPr>
+                <w:b/>
+              </w:rPr>
+              <w:t xml:space="preserve">tidak tercantum</w:t>
+            </w:r>
+            <w:r>
+              <w:t xml:space="preserve"> di </w:t>
+            </w:r>
+            <w:r>
+              <w:rPr>
+                <w:rFonts w:ascii="Liberation Mono" w:hAnsi="Liberation Mono"/>
+              </w:rPr>
+              <w:t xml:space="preserve">openapi.json</w:t>
+            </w:r>
+            <w:r>
+              <w:t xml:space="preserve">. Kalau inventory lo cuma mengandalkan dokumentasi, endpoint itu akan luput — lihat §10 Inventory Management untuk cara menemukannya dari observed traffic.</w:t>
             </w:r>
           </w:p>
         </w:tc>
@@ -2422,36 +2661,49 @@
     </w:tbl>
     <w:p>
       <w:pPr>
-        <w:widowControl/>
-        <w:spacing w:after="20"/>
-      </w:pPr>
-    </w:p>
-    <w:p>
-      <w:pPr>
-        <w:widowControl/>
+        <w:pStyle w:val="Heading1"/>
       </w:pPr>
       <w:r>
-        <w:rPr>
-          <w:rFonts w:ascii="Liberation Sans" w:hAnsi="Liberation Sans"/>
-          <w:b w:val="0"/>
-        </w:rPr>
-        <w:t>Catat apakah response mengandung field yang tidak dibutuhkan client, misalnya internal_note. Data minimization adalah bagian API design, bukan sekadar cosmetic filtering.</w:t>
+        <w:t xml:space="preserve">7. API1:2023 — BOLA / IDOR (Object-Level Authorization)</w:t>
       </w:r>
     </w:p>
     <w:p>
-      <w:pPr>
-        <w:pStyle w:val="Heading2"/>
-        <w:widowControl/>
-      </w:pPr>
       <w:r>
-        <w:t>Hands-on 9.2 - Mass assignment role</w:t>
+        <w:t xml:space="preserve">BOLA terjadi ketika endpoint menerima object identifier dan server </w:t>
+      </w:r>
+      <w:r>
+        <w:rPr>
+          <w:b/>
+        </w:rPr>
+        <w:t xml:space="preserve">tidak memverifikasi</w:t>
+      </w:r>
+      <w:r>
+        <w:t xml:space="preserve"> caller memang berhak atas object tersebut. Baik ID sequential (</w:t>
+      </w:r>
+      <w:r>
+        <w:rPr>
+          <w:rFonts w:ascii="Liberation Mono" w:hAnsi="Liberation Mono"/>
+        </w:rPr>
+        <w:t xml:space="preserve">101</w:t>
+      </w:r>
+      <w:r>
+        <w:t xml:space="preserve">, </w:t>
+      </w:r>
+      <w:r>
+        <w:rPr>
+          <w:rFonts w:ascii="Liberation Mono" w:hAnsi="Liberation Mono"/>
+        </w:rPr>
+        <w:t xml:space="preserve">102</w:t>
+      </w:r>
+      <w:r>
+        <w:t xml:space="preserve">) maupun UUID sama-sama bukan kontrol akses — UUID cuma membuat identifier lebih susah ditebak, bukan membuatnya "authorized by design".</w:t>
       </w:r>
     </w:p>
     <w:tbl>
       <w:tblPr>
         <w:tblW w:type="auto" w:w="0"/>
         <w:jc w:val="center"/>
-        <w:tblLook w:firstColumn="1" w:firstRow="1" w:lastColumn="0" w:lastRow="0" w:noHBand="0" w:noVBand="1" w:val="04A0"/>
+        <w:tblLayout w:type="autofit"/>
       </w:tblPr>
       <w:tblGrid>
         <w:gridCol w:w="9968"/>
@@ -2481,40 +2733,362 @@
                 <w:color w:val="F9FAFB"/>
                 <w:sz w:val="15"/>
               </w:rPr>
-              <w:t>curl -s -X PATCH http://127.0.0.1:8130/api/v1/me \</w:t>
+              <w:t xml:space="preserve"># Alice buka order miliknya sendiri</w:t>
             </w:r>
-            <w:r>
-              <w:br/>
-            </w:r>
+          </w:p>
+          <w:p>
+            <w:pPr>
+              <w:spacing w:after="0" w:line="240" w:lineRule="auto"/>
+            </w:pPr>
             <w:r>
               <w:rPr>
                 <w:rFonts w:ascii="Liberation Mono" w:hAnsi="Liberation Mono"/>
                 <w:color w:val="F9FAFB"/>
                 <w:sz w:val="15"/>
               </w:rPr>
-              <w:t xml:space="preserve">  -H 'Authorization: Bearer token-alice' \</w:t>
+              <w:t xml:space="preserve">curl -s http://127.0.0.1:8130/api/v1/orders/101 \</w:t>
             </w:r>
-            <w:r>
-              <w:br/>
-            </w:r>
+          </w:p>
+          <w:p>
+            <w:pPr>
+              <w:spacing w:after="0" w:line="240" w:lineRule="auto"/>
+            </w:pPr>
             <w:r>
               <w:rPr>
                 <w:rFonts w:ascii="Liberation Mono" w:hAnsi="Liberation Mono"/>
                 <w:color w:val="F9FAFB"/>
                 <w:sz w:val="15"/>
               </w:rPr>
-              <w:t xml:space="preserve">  -H 'Content-Type: application/json' \</w:t>
+              <w:t xml:space="preserve">  -H 'Authorization: Bearer token-alice' | jq .</w:t>
             </w:r>
-            <w:r>
-              <w:br/>
-            </w:r>
+          </w:p>
+          <w:p>
+            <w:pPr>
+              <w:spacing w:after="0" w:line="240" w:lineRule="auto"/>
+            </w:pPr>
             <w:r>
               <w:rPr>
                 <w:rFonts w:ascii="Liberation Mono" w:hAnsi="Liberation Mono"/>
                 <w:color w:val="F9FAFB"/>
                 <w:sz w:val="15"/>
               </w:rPr>
-              <w:t xml:space="preserve">  -d '{"role":"admin"}' | jq .</w:t>
+              <w:t xml:space="preserve"> </w:t>
+            </w:r>
+          </w:p>
+          <w:p>
+            <w:pPr>
+              <w:spacing w:after="0" w:line="240" w:lineRule="auto"/>
+            </w:pPr>
+            <w:r>
+              <w:rPr>
+                <w:rFonts w:ascii="Liberation Mono" w:hAnsi="Liberation Mono"/>
+                <w:color w:val="F9FAFB"/>
+                <w:sz w:val="15"/>
+              </w:rPr>
+              <w:t xml:space="preserve"># Token Alice yang sama, tapi order milik Bob</w:t>
+            </w:r>
+          </w:p>
+          <w:p>
+            <w:pPr>
+              <w:spacing w:after="0" w:line="240" w:lineRule="auto"/>
+            </w:pPr>
+            <w:r>
+              <w:rPr>
+                <w:rFonts w:ascii="Liberation Mono" w:hAnsi="Liberation Mono"/>
+                <w:color w:val="F9FAFB"/>
+                <w:sz w:val="15"/>
+              </w:rPr>
+              <w:t xml:space="preserve">curl -s http://127.0.0.1:8130/api/v1/orders/102 \</w:t>
+            </w:r>
+          </w:p>
+          <w:p>
+            <w:pPr>
+              <w:spacing w:after="0" w:line="240" w:lineRule="auto"/>
+            </w:pPr>
+            <w:r>
+              <w:rPr>
+                <w:rFonts w:ascii="Liberation Mono" w:hAnsi="Liberation Mono"/>
+                <w:color w:val="F9FAFB"/>
+                <w:sz w:val="15"/>
+              </w:rPr>
+              <w:t xml:space="preserve">  -H 'Authorization: Bearer token-alice' | jq .</w:t>
+            </w:r>
+          </w:p>
+        </w:tc>
+      </w:tr>
+    </w:tbl>
+    <w:p>
+      <w:r>
+        <w:t xml:space="preserve">Kalau kedua request berhasil mengembalikan data, </w:t>
+      </w:r>
+      <w:r>
+        <w:rPr>
+          <w:b/>
+        </w:rPr>
+        <w:t xml:space="preserve">jangan</w:t>
+      </w:r>
+      <w:r>
+        <w:t xml:space="preserve"> tulis root cause sebagai "ID mudah ditebak". Root cause sebenarnya: </w:t>
+      </w:r>
+      <w:r>
+        <w:rPr>
+          <w:i/>
+        </w:rPr>
+        <w:t xml:space="preserve">object-level authorization tidak divalidasi setelah object ditemukan</w:t>
+      </w:r>
+      <w:r>
+        <w:t xml:space="preserve"> — server menjawab "object 102 ada" tanpa pernah bertanya "apakah alice boleh melihat object 102 ini".</w:t>
+      </w:r>
+    </w:p>
+    <w:p>
+      <w:r>
+        <w:rPr>
+          <w:b/>
+        </w:rPr>
+        <w:t xml:space="preserve">Remediation:</w:t>
+      </w:r>
+      <w:r>
+        <w:t xml:space="preserve"> load object dulu, baru authorize berdasarkan kombinasi </w:t>
+      </w:r>
+      <w:r>
+        <w:rPr>
+          <w:rFonts w:ascii="Liberation Mono" w:hAnsi="Liberation Mono"/>
+        </w:rPr>
+        <w:t xml:space="preserve">(authenticated principal, requested action, object policy)</w:t>
+      </w:r>
+      <w:r>
+        <w:t xml:space="preserve">. Untuk model bisnis yang lebih kompleks (shared resource, organisasi multi-tenant, delegated access), perbandingan sederhana </w:t>
+      </w:r>
+      <w:r>
+        <w:rPr>
+          <w:rFonts w:ascii="Liberation Mono" w:hAnsi="Liberation Mono"/>
+        </w:rPr>
+        <w:t xml:space="preserve">user_id == owner_id</w:t>
+      </w:r>
+      <w:r>
+        <w:t xml:space="preserve"> sering tidak cukup — authorization harus mengikuti policy yang sama dengan yang dipakai UI.</w:t>
+      </w:r>
+    </w:p>
+    <w:p>
+      <w:pPr>
+        <w:pStyle w:val="Heading1"/>
+      </w:pPr>
+      <w:r>
+        <w:t xml:space="preserve">8. API3:2023 — BOPLA / Mass Assignment (Property-Level Authorization)</w:t>
+      </w:r>
+    </w:p>
+    <w:p>
+      <w:r>
+        <w:t xml:space="preserve">API3 mencakup </w:t>
+      </w:r>
+      <w:r>
+        <w:rPr>
+          <w:b/>
+        </w:rPr>
+        <w:t xml:space="preserve">dua arah</w:t>
+      </w:r>
+      <w:r>
+        <w:t xml:space="preserve"> masalah pada property level:</w:t>
+      </w:r>
+    </w:p>
+    <w:tbl>
+      <w:tblPr>
+        <w:tblW w:type="auto" w:w="0"/>
+        <w:jc w:val="center"/>
+        <w:tblLayout w:type="autofit"/>
+        <w:tblBorders>
+          <w:top w:val="single" w:sz="5" w:space="0" w:color="E5E7EB"/>
+          <w:left w:val="single" w:sz="5" w:space="0" w:color="E5E7EB"/>
+          <w:bottom w:val="single" w:sz="5" w:space="0" w:color="E5E7EB"/>
+          <w:right w:val="single" w:sz="5" w:space="0" w:color="E5E7EB"/>
+          <w:insideH w:val="single" w:sz="5" w:space="0" w:color="E5E7EB"/>
+          <w:insideV w:val="single" w:sz="5" w:space="0" w:color="E5E7EB"/>
+        </w:tblBorders>
+      </w:tblPr>
+      <w:tblGrid>
+        <w:gridCol w:w="3322"/>
+        <w:gridCol w:w="3322"/>
+        <w:gridCol w:w="3322"/>
+      </w:tblGrid>
+      <w:tr>
+        <w:tc>
+          <w:tcPr>
+            <w:tcW w:type="dxa" w:w="3322"/>
+            <w:shd w:fill="111827"/>
+            <w:tcMar>
+              <w:top w:w="85" w:type="dxa"/>
+              <w:start w:w="90" w:type="dxa"/>
+              <w:bottom w:w="85" w:type="dxa"/>
+              <w:end w:w="90" w:type="dxa"/>
+            </w:tcMar>
+            <w:vAlign w:val="center"/>
+          </w:tcPr>
+          <w:p>
+            <w:r>
+              <w:rPr>
+                <w:b/>
+                <w:color w:val="FFFFFF"/>
+                <w:sz w:val="16"/>
+              </w:rPr>
+              <w:t xml:space="preserve">Arah</w:t>
+            </w:r>
+          </w:p>
+        </w:tc>
+        <w:tc>
+          <w:tcPr>
+            <w:tcW w:type="dxa" w:w="3322"/>
+            <w:shd w:fill="111827"/>
+            <w:tcMar>
+              <w:top w:w="85" w:type="dxa"/>
+              <w:start w:w="90" w:type="dxa"/>
+              <w:bottom w:w="85" w:type="dxa"/>
+              <w:end w:w="90" w:type="dxa"/>
+            </w:tcMar>
+            <w:vAlign w:val="center"/>
+          </w:tcPr>
+          <w:p>
+            <w:r>
+              <w:rPr>
+                <w:b/>
+                <w:color w:val="FFFFFF"/>
+                <w:sz w:val="16"/>
+              </w:rPr>
+              <w:t xml:space="preserve">Nama lama</w:t>
+            </w:r>
+          </w:p>
+        </w:tc>
+        <w:tc>
+          <w:tcPr>
+            <w:tcW w:type="dxa" w:w="3322"/>
+            <w:shd w:fill="111827"/>
+            <w:tcMar>
+              <w:top w:w="85" w:type="dxa"/>
+              <w:start w:w="90" w:type="dxa"/>
+              <w:bottom w:w="85" w:type="dxa"/>
+              <w:end w:w="90" w:type="dxa"/>
+            </w:tcMar>
+            <w:vAlign w:val="center"/>
+          </w:tcPr>
+          <w:p>
+            <w:r>
+              <w:rPr>
+                <w:b/>
+                <w:color w:val="FFFFFF"/>
+                <w:sz w:val="16"/>
+              </w:rPr>
+              <w:t xml:space="preserve">Contoh</w:t>
+            </w:r>
+          </w:p>
+        </w:tc>
+      </w:tr>
+      <w:tr>
+        <w:tc>
+          <w:tcPr>
+            <w:tcW w:type="dxa" w:w="3322"/>
+            <w:tcMar>
+              <w:top w:w="85" w:type="dxa"/>
+              <w:start w:w="90" w:type="dxa"/>
+              <w:bottom w:w="85" w:type="dxa"/>
+              <w:end w:w="90" w:type="dxa"/>
+            </w:tcMar>
+          </w:tcPr>
+          <w:p>
+            <w:r>
+              <w:t xml:space="preserve">Keluar (response)</w:t>
+            </w:r>
+          </w:p>
+        </w:tc>
+        <w:tc>
+          <w:tcPr>
+            <w:tcW w:type="dxa" w:w="3322"/>
+            <w:tcMar>
+              <w:top w:w="85" w:type="dxa"/>
+              <w:start w:w="90" w:type="dxa"/>
+              <w:bottom w:w="85" w:type="dxa"/>
+              <w:end w:w="90" w:type="dxa"/>
+            </w:tcMar>
+          </w:tcPr>
+          <w:p>
+            <w:r>
+              <w:t xml:space="preserve">Excessive Data Exposure</w:t>
+            </w:r>
+          </w:p>
+        </w:tc>
+        <w:tc>
+          <w:tcPr>
+            <w:tcW w:type="dxa" w:w="3322"/>
+            <w:tcMar>
+              <w:top w:w="85" w:type="dxa"/>
+              <w:start w:w="90" w:type="dxa"/>
+              <w:bottom w:w="85" w:type="dxa"/>
+              <w:end w:w="90" w:type="dxa"/>
+            </w:tcMar>
+          </w:tcPr>
+          <w:p>
+            <w:r>
+              <w:t xml:space="preserve">Response membawa field yang client tidak butuh, mis. </w:t>
+            </w:r>
+            <w:r>
+              <w:rPr>
+                <w:rFonts w:ascii="Liberation Mono" w:hAnsi="Liberation Mono"/>
+              </w:rPr>
+              <w:t xml:space="preserve">internal_note</w:t>
+            </w:r>
+          </w:p>
+        </w:tc>
+      </w:tr>
+      <w:tr>
+        <w:tc>
+          <w:tcPr>
+            <w:tcW w:type="dxa" w:w="3322"/>
+            <w:tcMar>
+              <w:top w:w="85" w:type="dxa"/>
+              <w:start w:w="90" w:type="dxa"/>
+              <w:bottom w:w="85" w:type="dxa"/>
+              <w:end w:w="90" w:type="dxa"/>
+            </w:tcMar>
+          </w:tcPr>
+          <w:p>
+            <w:r>
+              <w:t xml:space="preserve">Masuk (request)</w:t>
+            </w:r>
+          </w:p>
+        </w:tc>
+        <w:tc>
+          <w:tcPr>
+            <w:tcW w:type="dxa" w:w="3322"/>
+            <w:tcMar>
+              <w:top w:w="85" w:type="dxa"/>
+              <w:start w:w="90" w:type="dxa"/>
+              <w:bottom w:w="85" w:type="dxa"/>
+              <w:end w:w="90" w:type="dxa"/>
+            </w:tcMar>
+          </w:tcPr>
+          <w:p>
+            <w:r>
+              <w:t xml:space="preserve">Mass Assignment</w:t>
+            </w:r>
+          </w:p>
+        </w:tc>
+        <w:tc>
+          <w:tcPr>
+            <w:tcW w:type="dxa" w:w="3322"/>
+            <w:tcMar>
+              <w:top w:w="85" w:type="dxa"/>
+              <w:start w:w="90" w:type="dxa"/>
+              <w:bottom w:w="85" w:type="dxa"/>
+              <w:end w:w="90" w:type="dxa"/>
+            </w:tcMar>
+          </w:tcPr>
+          <w:p>
+            <w:r>
+              <w:t xml:space="preserve">Request mengizinkan client menulis field yang seharusnya server-controlled, mis. </w:t>
+            </w:r>
+            <w:r>
+              <w:rPr>
+                <w:rFonts w:ascii="Liberation Mono" w:hAnsi="Liberation Mono"/>
+              </w:rPr>
+              <w:t xml:space="preserve">role</w:t>
             </w:r>
           </w:p>
         </w:tc>
@@ -2522,99 +3096,17 @@
     </w:tbl>
     <w:p>
       <w:pPr>
-        <w:widowControl/>
-        <w:spacing w:after="20"/>
-      </w:pPr>
-    </w:p>
-    <w:tbl>
-      <w:tblPr>
-        <w:tblW w:type="auto" w:w="0"/>
-        <w:jc w:val="center"/>
-        <w:tblLook w:firstColumn="1" w:firstRow="1" w:lastColumn="0" w:lastRow="0" w:noHBand="0" w:noVBand="1" w:val="04A0"/>
-      </w:tblPr>
-      <w:tblGrid>
-        <w:gridCol w:w="9968"/>
-      </w:tblGrid>
-      <w:tr>
-        <w:trPr>
-          <w:cantSplit/>
-        </w:trPr>
-        <w:tc>
-          <w:tcPr>
-            <w:tcW w:type="dxa" w:w="9968"/>
-            <w:shd w:fill="EFF6FF"/>
-            <w:tcMar>
-              <w:top w:w="135" w:type="dxa"/>
-              <w:start w:w="165" w:type="dxa"/>
-              <w:bottom w:w="135" w:type="dxa"/>
-              <w:end w:w="165" w:type="dxa"/>
-            </w:tcMar>
-          </w:tcPr>
-          <w:p>
-            <w:pPr>
-              <w:spacing w:after="60"/>
-            </w:pPr>
-            <w:r>
-              <w:rPr>
-                <w:b/>
-                <w:color w:val="1D4ED8"/>
-                <w:sz w:val="18"/>
-              </w:rPr>
-              <w:t>Root cause</w:t>
-            </w:r>
-          </w:p>
-          <w:p>
-            <w:pPr>
-              <w:spacing w:after="0" w:line="250" w:lineRule="auto"/>
-            </w:pPr>
-            <w:r>
-              <w:t>Generic object binding/patch logic menerima property role dari client. Fix: explicit writable-field allow-list per operation + authorization per property; model response juga harus explicit.</w:t>
-            </w:r>
-          </w:p>
-        </w:tc>
-      </w:tr>
-    </w:tbl>
-    <w:p>
-      <w:pPr>
-        <w:widowControl/>
-        <w:spacing w:after="20"/>
-      </w:pPr>
-    </w:p>
-    <w:p>
-      <w:pPr>
-        <w:pStyle w:val="Heading1"/>
-        <w:widowControl/>
+        <w:pStyle w:val="Heading2"/>
       </w:pPr>
       <w:r>
-        <w:t>10. BFLA - Function-Level Authorization</w:t>
-      </w:r>
-    </w:p>
-    <w:p>
-      <w:pPr>
-        <w:widowControl/>
-      </w:pPr>
-      <w:r>
-        <w:rPr>
-          <w:rFonts w:ascii="Liberation Sans" w:hAnsi="Liberation Sans"/>
-          <w:b w:val="0"/>
-        </w:rPr>
-        <w:t>BFLA terjadi ketika caller terautentikasi bisa memanggil administrative/sensitive operation tanpa role/function authorization yang benar.</w:t>
-      </w:r>
-    </w:p>
-    <w:p>
-      <w:pPr>
-        <w:pStyle w:val="Heading2"/>
-        <w:widowControl/>
-      </w:pPr>
-      <w:r>
-        <w:t>Hands-on 10.1 - Admin operation with user token</w:t>
+        <w:t xml:space="preserve">8.1 — Excessive data exposure</w:t>
       </w:r>
     </w:p>
     <w:tbl>
       <w:tblPr>
         <w:tblW w:type="auto" w:w="0"/>
         <w:jc w:val="center"/>
-        <w:tblLook w:firstColumn="1" w:firstRow="1" w:lastColumn="0" w:lastRow="0" w:noHBand="0" w:noVBand="1" w:val="04A0"/>
+        <w:tblLayout w:type="autofit"/>
       </w:tblPr>
       <w:tblGrid>
         <w:gridCol w:w="9968"/>
@@ -2644,130 +3136,61 @@
                 <w:color w:val="F9FAFB"/>
                 <w:sz w:val="15"/>
               </w:rPr>
-              <w:t>curl -s http://127.0.0.1:8130/api/v1/admin/stats \</w:t>
+              <w:t xml:space="preserve">curl -s http://127.0.0.1:8130/api/v1/me \</w:t>
             </w:r>
-            <w:r>
-              <w:br/>
-            </w:r>
+          </w:p>
+          <w:p>
+            <w:pPr>
+              <w:spacing w:after="0" w:line="240" w:lineRule="auto"/>
+            </w:pPr>
             <w:r>
               <w:rPr>
                 <w:rFonts w:ascii="Liberation Mono" w:hAnsi="Liberation Mono"/>
                 <w:color w:val="F9FAFB"/>
                 <w:sz w:val="15"/>
               </w:rPr>
-              <w:t xml:space="preserve">  -H 'Authorization: Bearer token-bob' | jq .</w:t>
+              <w:t xml:space="preserve">  -H 'Authorization: Bearer token-alice' | jq .</w:t>
             </w:r>
           </w:p>
         </w:tc>
       </w:tr>
     </w:tbl>
     <w:p>
-      <w:pPr>
-        <w:widowControl/>
-        <w:spacing w:after="20"/>
-      </w:pPr>
+      <w:r>
+        <w:t xml:space="preserve">Catat field apa saja yang muncul di response. Kalau ada field seperti </w:t>
+      </w:r>
+      <w:r>
+        <w:rPr>
+          <w:rFonts w:ascii="Liberation Mono" w:hAnsi="Liberation Mono"/>
+        </w:rPr>
+        <w:t xml:space="preserve">internal_note</w:t>
+      </w:r>
+      <w:r>
+        <w:t xml:space="preserve"> yang tidak pernah ditampilkan UI dan tidak dibutuhkan client, itu sudah merupakan finding — data minimization adalah bagian dari </w:t>
+      </w:r>
+      <w:r>
+        <w:rPr>
+          <w:i/>
+        </w:rPr>
+        <w:t xml:space="preserve">API design</w:t>
+      </w:r>
+      <w:r>
+        <w:t xml:space="preserve">, bukan sekadar kerapihan kosmetik.</w:t>
+      </w:r>
     </w:p>
     <w:p>
       <w:pPr>
-        <w:widowControl/>
+        <w:pStyle w:val="Heading2"/>
       </w:pPr>
       <w:r>
-        <w:rPr>
-          <w:rFonts w:ascii="Liberation Sans" w:hAnsi="Liberation Sans"/>
-          <w:b w:val="0"/>
-        </w:rPr>
-        <w:t>Kalau endpoint berhasil, jangan laporkan sebagai authentication failure: token Bob valid. Yang gagal adalah authorization terhadap function administratif.</w:t>
+        <w:t xml:space="preserve">8.2 — Mass assignment ke field privileged</w:t>
       </w:r>
     </w:p>
     <w:tbl>
       <w:tblPr>
         <w:tblW w:type="auto" w:w="0"/>
         <w:jc w:val="center"/>
-        <w:tblLook w:firstColumn="1" w:firstRow="1" w:lastColumn="0" w:lastRow="0" w:noHBand="0" w:noVBand="1" w:val="04A0"/>
-      </w:tblPr>
-      <w:tblGrid>
-        <w:gridCol w:w="9968"/>
-      </w:tblGrid>
-      <w:tr>
-        <w:trPr>
-          <w:cantSplit/>
-        </w:trPr>
-        <w:tc>
-          <w:tcPr>
-            <w:tcW w:type="dxa" w:w="9968"/>
-            <w:shd w:fill="EFF6FF"/>
-            <w:tcMar>
-              <w:top w:w="135" w:type="dxa"/>
-              <w:start w:w="165" w:type="dxa"/>
-              <w:bottom w:w="135" w:type="dxa"/>
-              <w:end w:w="165" w:type="dxa"/>
-            </w:tcMar>
-          </w:tcPr>
-          <w:p>
-            <w:pPr>
-              <w:spacing w:after="60"/>
-            </w:pPr>
-            <w:r>
-              <w:rPr>
-                <w:b/>
-                <w:color w:val="1D4ED8"/>
-                <w:sz w:val="18"/>
-              </w:rPr>
-              <w:t>Remediation</w:t>
-            </w:r>
-          </w:p>
-          <w:p>
-            <w:pPr>
-              <w:spacing w:after="0" w:line="250" w:lineRule="auto"/>
-            </w:pPr>
-            <w:r>
-              <w:t>Enforce deny-by-default authorization pada server untuk setiap function/route. Jangan mengandalkan menu/UI yang menyembunyikan admin endpoint.</w:t>
-            </w:r>
-          </w:p>
-        </w:tc>
-      </w:tr>
-    </w:tbl>
-    <w:p>
-      <w:pPr>
-        <w:widowControl/>
-        <w:spacing w:after="20"/>
-      </w:pPr>
-    </w:p>
-    <w:p>
-      <w:pPr>
-        <w:pStyle w:val="Heading1"/>
-        <w:widowControl/>
-      </w:pPr>
-      <w:r>
-        <w:t>11. Resource Consumption &amp; Rate Limits</w:t>
-      </w:r>
-    </w:p>
-    <w:p>
-      <w:pPr>
-        <w:widowControl/>
-      </w:pPr>
-      <w:r>
-        <w:rPr>
-          <w:rFonts w:ascii="Liberation Sans" w:hAnsi="Liberation Sans"/>
-          <w:b w:val="0"/>
-        </w:rPr>
-        <w:t>API4 bukan hanya requests-per-second. Parameter pagination, export size, GraphQL depth, file size, expensive third-party calls, OTP/SMS/email, dan batch operations dapat mengonsumsi CPU, memory, bandwidth, atau biaya.</w:t>
-      </w:r>
-    </w:p>
-    <w:p>
-      <w:pPr>
-        <w:pStyle w:val="Heading2"/>
-        <w:widowControl/>
-      </w:pPr>
-      <w:r>
-        <w:t>Hands-on 11.1 - Parameter-driven resource size</w:t>
-      </w:r>
-    </w:p>
-    <w:tbl>
-      <w:tblPr>
-        <w:tblW w:type="auto" w:w="0"/>
-        <w:jc w:val="center"/>
-        <w:tblLook w:firstColumn="1" w:firstRow="1" w:lastColumn="0" w:lastRow="0" w:noHBand="0" w:noVBand="1" w:val="04A0"/>
+        <w:tblLayout w:type="autofit"/>
       </w:tblPr>
       <w:tblGrid>
         <w:gridCol w:w="9968"/>
@@ -2797,129 +3220,70 @@
                 <w:color w:val="F9FAFB"/>
                 <w:sz w:val="15"/>
               </w:rPr>
-              <w:t>curl -s 'http://127.0.0.1:8130/api/v1/report?limit=5' \</w:t>
+              <w:t xml:space="preserve">curl -s -X PATCH http://127.0.0.1:8130/api/v1/me \</w:t>
             </w:r>
-            <w:r>
-              <w:br/>
-            </w:r>
+          </w:p>
+          <w:p>
+            <w:pPr>
+              <w:spacing w:after="0" w:line="240" w:lineRule="auto"/>
+            </w:pPr>
             <w:r>
               <w:rPr>
                 <w:rFonts w:ascii="Liberation Mono" w:hAnsi="Liberation Mono"/>
                 <w:color w:val="F9FAFB"/>
                 <w:sz w:val="15"/>
               </w:rPr>
-              <w:t xml:space="preserve">  -H 'Authorization: Bearer token-alice' | jq '{requested,returned}'</w:t>
+              <w:t xml:space="preserve">  -H 'Authorization: Bearer token-alice' \</w:t>
             </w:r>
-            <w:r>
-              <w:br/>
-            </w:r>
+          </w:p>
+          <w:p>
+            <w:pPr>
+              <w:spacing w:after="0" w:line="240" w:lineRule="auto"/>
+            </w:pPr>
             <w:r>
               <w:rPr>
                 <w:rFonts w:ascii="Liberation Mono" w:hAnsi="Liberation Mono"/>
                 <w:color w:val="F9FAFB"/>
                 <w:sz w:val="15"/>
               </w:rPr>
+              <w:t xml:space="preserve">  -H 'Content-Type: application/json' \</w:t>
             </w:r>
-            <w:r>
-              <w:br/>
-            </w:r>
+          </w:p>
+          <w:p>
+            <w:pPr>
+              <w:spacing w:after="0" w:line="240" w:lineRule="auto"/>
+            </w:pPr>
             <w:r>
               <w:rPr>
                 <w:rFonts w:ascii="Liberation Mono" w:hAnsi="Liberation Mono"/>
                 <w:color w:val="F9FAFB"/>
                 <w:sz w:val="15"/>
               </w:rPr>
-              <w:t>curl -s 'http://127.0.0.1:8130/api/v1/report?limit=1500' \</w:t>
-            </w:r>
-            <w:r>
-              <w:br/>
-            </w:r>
-            <w:r>
-              <w:rPr>
-                <w:rFonts w:ascii="Liberation Mono" w:hAnsi="Liberation Mono"/>
-                <w:color w:val="F9FAFB"/>
-                <w:sz w:val="15"/>
-              </w:rPr>
-              <w:t xml:space="preserve">  -H 'Authorization: Bearer token-alice' | jq '{requested,returned}' </w:t>
+              <w:t xml:space="preserve">  -d '{"role":"admin"}' | jq .</w:t>
             </w:r>
           </w:p>
         </w:tc>
       </w:tr>
     </w:tbl>
     <w:p>
-      <w:pPr>
-        <w:widowControl/>
-        <w:spacing w:after="20"/>
-      </w:pPr>
-    </w:p>
-    <w:tbl>
-      <w:tblPr>
-        <w:tblW w:type="auto" w:w="0"/>
-        <w:jc w:val="center"/>
-        <w:tblLook w:firstColumn="1" w:firstRow="1" w:lastColumn="0" w:lastRow="0" w:noHBand="0" w:noVBand="1" w:val="04A0"/>
-      </w:tblPr>
-      <w:tblGrid>
-        <w:gridCol w:w="9968"/>
-      </w:tblGrid>
-      <w:tr>
-        <w:trPr>
-          <w:cantSplit/>
-        </w:trPr>
-        <w:tc>
-          <w:tcPr>
-            <w:tcW w:type="dxa" w:w="9968"/>
-            <w:shd w:fill="FEF2F2"/>
-            <w:tcMar>
-              <w:top w:w="135" w:type="dxa"/>
-              <w:start w:w="165" w:type="dxa"/>
-              <w:bottom w:w="135" w:type="dxa"/>
-              <w:end w:w="165" w:type="dxa"/>
-            </w:tcMar>
-          </w:tcPr>
-          <w:p>
-            <w:pPr>
-              <w:spacing w:after="60"/>
-            </w:pPr>
-            <w:r>
-              <w:rPr>
-                <w:b/>
-                <w:color w:val="991B1B"/>
-                <w:sz w:val="18"/>
-              </w:rPr>
-              <w:t>Do not stress-test</w:t>
-            </w:r>
-          </w:p>
-          <w:p>
-            <w:pPr>
-              <w:spacing w:after="0" w:line="250" w:lineRule="auto"/>
-            </w:pPr>
-            <w:r>
-              <w:t>Cukup observasi behavior dengan request kecil. Lab mempunyai internal safety cap 2000. Pada production assessment, volume/rate testing harus explicit di RoE karena dapat menyebabkan DoS atau cloud cost.</w:t>
-            </w:r>
-          </w:p>
-        </w:tc>
-      </w:tr>
-    </w:tbl>
-    <w:p>
-      <w:pPr>
-        <w:widowControl/>
-        <w:spacing w:after="20"/>
-      </w:pPr>
-    </w:p>
-    <w:p>
-      <w:pPr>
-        <w:pStyle w:val="Heading2"/>
-        <w:widowControl/>
-      </w:pPr>
       <w:r>
-        <w:t>Hands-on 11.2 - Low-volume rate observation</w:t>
+        <w:t xml:space="preserve">Lalu bandingkan state sebelum/sesudah dengan </w:t>
+      </w:r>
+      <w:r>
+        <w:rPr>
+          <w:rFonts w:ascii="Liberation Mono" w:hAnsi="Liberation Mono"/>
+        </w:rPr>
+        <w:t xml:space="preserve">json-diff.py</w:t>
+      </w:r>
+      <w:r>
+        <w:t xml:space="preserve"> — berguna supaya finding lo punya bukti delta yang eksplisit, bukan cuma klaim:</w:t>
       </w:r>
     </w:p>
     <w:tbl>
       <w:tblPr>
         <w:tblW w:type="auto" w:w="0"/>
         <w:jc w:val="center"/>
-        <w:tblLook w:firstColumn="1" w:firstRow="1" w:lastColumn="0" w:lastRow="0" w:noHBand="0" w:noVBand="1" w:val="04A0"/>
+        <w:tblLayout w:type="autofit"/>
       </w:tblPr>
       <w:tblGrid>
         <w:gridCol w:w="9968"/>
@@ -2949,40 +3313,269 @@
                 <w:color w:val="F9FAFB"/>
                 <w:sz w:val="15"/>
               </w:rPr>
-              <w:t>python labs/rate-check.py \</w:t>
+              <w:t xml:space="preserve">curl -s http://127.0.0.1:8130/api/v1/me -H 'Authorization: Bearer token-alice' \</w:t>
             </w:r>
-            <w:r>
-              <w:br/>
-            </w:r>
+          </w:p>
+          <w:p>
+            <w:pPr>
+              <w:spacing w:after="0" w:line="240" w:lineRule="auto"/>
+            </w:pPr>
             <w:r>
               <w:rPr>
                 <w:rFonts w:ascii="Liberation Mono" w:hAnsi="Liberation Mono"/>
                 <w:color w:val="F9FAFB"/>
                 <w:sz w:val="15"/>
               </w:rPr>
-              <w:t xml:space="preserve">  'http://127.0.0.1:8130/api/v1/report?limit=1' \</w:t>
+              <w:t xml:space="preserve">  &gt; module13-api-security/03-responses/me-before.json</w:t>
             </w:r>
-            <w:r>
-              <w:br/>
-            </w:r>
+          </w:p>
+          <w:p>
+            <w:pPr>
+              <w:spacing w:after="0" w:line="240" w:lineRule="auto"/>
+            </w:pPr>
             <w:r>
               <w:rPr>
                 <w:rFonts w:ascii="Liberation Mono" w:hAnsi="Liberation Mono"/>
                 <w:color w:val="F9FAFB"/>
                 <w:sz w:val="15"/>
               </w:rPr>
-              <w:t xml:space="preserve">  --token token-alice \</w:t>
+              <w:t xml:space="preserve"> </w:t>
             </w:r>
-            <w:r>
-              <w:br/>
-            </w:r>
+          </w:p>
+          <w:p>
+            <w:pPr>
+              <w:spacing w:after="0" w:line="240" w:lineRule="auto"/>
+            </w:pPr>
             <w:r>
               <w:rPr>
                 <w:rFonts w:ascii="Liberation Mono" w:hAnsi="Liberation Mono"/>
                 <w:color w:val="F9FAFB"/>
                 <w:sz w:val="15"/>
               </w:rPr>
-              <w:t xml:space="preserve">  --count 8</w:t>
+              <w:t xml:space="preserve">curl -s -X PATCH http://127.0.0.1:8130/api/v1/me \</w:t>
+            </w:r>
+          </w:p>
+          <w:p>
+            <w:pPr>
+              <w:spacing w:after="0" w:line="240" w:lineRule="auto"/>
+            </w:pPr>
+            <w:r>
+              <w:rPr>
+                <w:rFonts w:ascii="Liberation Mono" w:hAnsi="Liberation Mono"/>
+                <w:color w:val="F9FAFB"/>
+                <w:sz w:val="15"/>
+              </w:rPr>
+              <w:t xml:space="preserve">  -H 'Authorization: Bearer token-alice' -H 'Content-Type: application/json' \</w:t>
+            </w:r>
+          </w:p>
+          <w:p>
+            <w:pPr>
+              <w:spacing w:after="0" w:line="240" w:lineRule="auto"/>
+            </w:pPr>
+            <w:r>
+              <w:rPr>
+                <w:rFonts w:ascii="Liberation Mono" w:hAnsi="Liberation Mono"/>
+                <w:color w:val="F9FAFB"/>
+                <w:sz w:val="15"/>
+              </w:rPr>
+              <w:t xml:space="preserve">  -d '{"role":"admin"}' &gt; /dev/null</w:t>
+            </w:r>
+          </w:p>
+          <w:p>
+            <w:pPr>
+              <w:spacing w:after="0" w:line="240" w:lineRule="auto"/>
+            </w:pPr>
+            <w:r>
+              <w:rPr>
+                <w:rFonts w:ascii="Liberation Mono" w:hAnsi="Liberation Mono"/>
+                <w:color w:val="F9FAFB"/>
+                <w:sz w:val="15"/>
+              </w:rPr>
+              <w:t xml:space="preserve"> </w:t>
+            </w:r>
+          </w:p>
+          <w:p>
+            <w:pPr>
+              <w:spacing w:after="0" w:line="240" w:lineRule="auto"/>
+            </w:pPr>
+            <w:r>
+              <w:rPr>
+                <w:rFonts w:ascii="Liberation Mono" w:hAnsi="Liberation Mono"/>
+                <w:color w:val="F9FAFB"/>
+                <w:sz w:val="15"/>
+              </w:rPr>
+              <w:t xml:space="preserve">curl -s http://127.0.0.1:8130/api/v1/me -H 'Authorization: Bearer token-alice' \</w:t>
+            </w:r>
+          </w:p>
+          <w:p>
+            <w:pPr>
+              <w:spacing w:after="0" w:line="240" w:lineRule="auto"/>
+            </w:pPr>
+            <w:r>
+              <w:rPr>
+                <w:rFonts w:ascii="Liberation Mono" w:hAnsi="Liberation Mono"/>
+                <w:color w:val="F9FAFB"/>
+                <w:sz w:val="15"/>
+              </w:rPr>
+              <w:t xml:space="preserve">  &gt; module13-api-security/03-responses/me-after.json</w:t>
+            </w:r>
+          </w:p>
+          <w:p>
+            <w:pPr>
+              <w:spacing w:after="0" w:line="240" w:lineRule="auto"/>
+            </w:pPr>
+            <w:r>
+              <w:rPr>
+                <w:rFonts w:ascii="Liberation Mono" w:hAnsi="Liberation Mono"/>
+                <w:color w:val="F9FAFB"/>
+                <w:sz w:val="15"/>
+              </w:rPr>
+              <w:t xml:space="preserve"> </w:t>
+            </w:r>
+          </w:p>
+          <w:p>
+            <w:pPr>
+              <w:spacing w:after="0" w:line="240" w:lineRule="auto"/>
+            </w:pPr>
+            <w:r>
+              <w:rPr>
+                <w:rFonts w:ascii="Liberation Mono" w:hAnsi="Liberation Mono"/>
+                <w:color w:val="F9FAFB"/>
+                <w:sz w:val="15"/>
+              </w:rPr>
+              <w:t xml:space="preserve">python labs/json-diff.py \</w:t>
+            </w:r>
+          </w:p>
+          <w:p>
+            <w:pPr>
+              <w:spacing w:after="0" w:line="240" w:lineRule="auto"/>
+            </w:pPr>
+            <w:r>
+              <w:rPr>
+                <w:rFonts w:ascii="Liberation Mono" w:hAnsi="Liberation Mono"/>
+                <w:color w:val="F9FAFB"/>
+                <w:sz w:val="15"/>
+              </w:rPr>
+              <w:t xml:space="preserve">  module13-api-security/03-responses/me-before.json \</w:t>
+            </w:r>
+          </w:p>
+          <w:p>
+            <w:pPr>
+              <w:spacing w:after="0" w:line="240" w:lineRule="auto"/>
+            </w:pPr>
+            <w:r>
+              <w:rPr>
+                <w:rFonts w:ascii="Liberation Mono" w:hAnsi="Liberation Mono"/>
+                <w:color w:val="F9FAFB"/>
+                <w:sz w:val="15"/>
+              </w:rPr>
+              <w:t xml:space="preserve">  module13-api-security/03-responses/me-after.json</w:t>
+            </w:r>
+          </w:p>
+        </w:tc>
+      </w:tr>
+    </w:tbl>
+    <w:p>
+      <w:r>
+        <w:t xml:space="preserve">Output </w:t>
+      </w:r>
+      <w:r>
+        <w:rPr>
+          <w:rFonts w:ascii="Liberation Mono" w:hAnsi="Liberation Mono"/>
+        </w:rPr>
+        <w:t xml:space="preserve">json-diff.py</w:t>
+      </w:r>
+      <w:r>
+        <w:t xml:space="preserve"> menunjukkan key mana yang </w:t>
+      </w:r>
+      <w:r>
+        <w:rPr>
+          <w:rFonts w:ascii="Liberation Mono" w:hAnsi="Liberation Mono"/>
+        </w:rPr>
+        <w:t xml:space="preserve">changed</w:t>
+      </w:r>
+      <w:r>
+        <w:t xml:space="preserve">, sehingga di finding note lo bisa menulis </w:t>
+      </w:r>
+      <w:r>
+        <w:rPr>
+          <w:i/>
+        </w:rPr>
+        <w:t xml:space="preserve">"field `role` berubah dari `user` menjadi `admin` akibat request PATCH yang sama"</w:t>
+      </w:r>
+      <w:r>
+        <w:t xml:space="preserve"> — bukti yang jauh lebih kuat daripada screenshot tunggal.</w:t>
+      </w:r>
+    </w:p>
+    <w:tbl>
+      <w:tblPr>
+        <w:tblW w:type="auto" w:w="0"/>
+        <w:jc w:val="center"/>
+      </w:tblPr>
+      <w:tblGrid>
+        <w:gridCol w:w="9968"/>
+      </w:tblGrid>
+      <w:tr>
+        <w:trPr>
+          <w:cantSplit/>
+        </w:trPr>
+        <w:tc>
+          <w:tcPr>
+            <w:tcW w:type="dxa" w:w="9968"/>
+            <w:shd w:fill="EFF6FF"/>
+            <w:tcMar>
+              <w:top w:w="135" w:type="dxa"/>
+              <w:start w:w="165" w:type="dxa"/>
+              <w:bottom w:w="135" w:type="dxa"/>
+              <w:end w:w="165" w:type="dxa"/>
+            </w:tcMar>
+          </w:tcPr>
+          <w:p>
+            <w:pPr>
+              <w:spacing w:after="60"/>
+            </w:pPr>
+            <w:r>
+              <w:rPr>
+                <w:b/>
+                <w:color w:val="1D4ED8"/>
+                <w:sz w:val="19"/>
+              </w:rPr>
+              <w:t xml:space="preserve">Root cause.</w:t>
+            </w:r>
+          </w:p>
+          <w:p>
+            <w:pPr>
+              <w:spacing w:after="0"/>
+            </w:pPr>
+            <w:r>
+              <w:t xml:space="preserve">Generic object-binding/patch logic menerima property </w:t>
+            </w:r>
+            <w:r>
+              <w:rPr>
+                <w:rFonts w:ascii="Liberation Mono" w:hAnsi="Liberation Mono"/>
+              </w:rPr>
+              <w:t xml:space="preserve">role</w:t>
+            </w:r>
+            <w:r>
+              <w:t xml:space="preserve"> langsung dari client. </w:t>
+            </w:r>
+            <w:r>
+              <w:rPr>
+                <w:b/>
+              </w:rPr>
+              <w:t xml:space="preserve">Fix:</w:t>
+            </w:r>
+            <w:r>
+              <w:t xml:space="preserve"> definisikan </w:t>
+            </w:r>
+            <w:r>
+              <w:rPr>
+                <w:i/>
+              </w:rPr>
+              <w:t xml:space="preserve">explicit writable-field allow-list</w:t>
+            </w:r>
+            <w:r>
+              <w:t xml:space="preserve"> per operation (bukan blacklist), dan terapkan authorization per-property — bukan hanya per-endpoint.</w:t>
             </w:r>
           </w:p>
         </w:tc>
@@ -2990,57 +3583,40 @@
     </w:tbl>
     <w:p>
       <w:pPr>
-        <w:widowControl/>
-        <w:spacing w:after="20"/>
-      </w:pPr>
-    </w:p>
-    <w:p>
-      <w:pPr>
-        <w:widowControl/>
+        <w:pStyle w:val="Heading1"/>
       </w:pPr>
       <w:r>
-        <w:rPr>
-          <w:rFonts w:ascii="Liberation Sans" w:hAnsi="Liberation Sans"/>
-          <w:b w:val="0"/>
-        </w:rPr>
-        <w:t>Perhatikan status code, Retry-After, dan latency. Delapan request bukan proof bahwa endpoint aman/tidak aman terhadap DoS; ini hanya exercise melihat apakah basic throttling signal ada.</w:t>
+        <w:t xml:space="preserve">9. API5:2023 — BFLA (Function-Level Authorization)</w:t>
       </w:r>
     </w:p>
     <w:p>
-      <w:pPr>
-        <w:pStyle w:val="Heading1"/>
-        <w:widowControl/>
-      </w:pPr>
       <w:r>
-        <w:t>12. Sensitive Business Flows</w:t>
+        <w:t xml:space="preserve">BFLA terjadi ketika caller yang </w:t>
       </w:r>
-    </w:p>
-    <w:p>
-      <w:pPr>
-        <w:widowControl/>
-      </w:pPr>
       <w:r>
         <w:rPr>
-          <w:rFonts w:ascii="Liberation Sans" w:hAnsi="Liberation Sans"/>
-          <w:b w:val="0"/>
+          <w:b/>
         </w:rPr>
-        <w:t>API6 membahas functionality yang secara teknis valid tetapi berbahaya jika dieksekusi otomatis/berulang: reservasi inventory, redeem coupon, posting, signup, referral, checkout, ticket purchase, dan sejenisnya.</w:t>
+        <w:t xml:space="preserve">terautentikasi dengan sah</w:t>
       </w:r>
-    </w:p>
-    <w:p>
-      <w:pPr>
-        <w:pStyle w:val="Heading2"/>
-        <w:widowControl/>
-      </w:pPr>
       <w:r>
-        <w:t>Hands-on 12.1 - Repeat a one-time-looking action</w:t>
+        <w:t xml:space="preserve"> bisa memanggil operasi administratif/sensitif karena server tidak mengecek </w:t>
+      </w:r>
+      <w:r>
+        <w:rPr>
+          <w:i/>
+        </w:rPr>
+        <w:t xml:space="preserve">function-level</w:t>
+      </w:r>
+      <w:r>
+        <w:t xml:space="preserve"> authorization — biasanya karena tim developer mengandalkan UI yang menyembunyikan tombol admin, bukan enforcement di server.</w:t>
       </w:r>
     </w:p>
     <w:tbl>
       <w:tblPr>
         <w:tblW w:type="auto" w:w="0"/>
         <w:jc w:val="center"/>
-        <w:tblLook w:firstColumn="1" w:firstRow="1" w:lastColumn="0" w:lastRow="0" w:noHBand="0" w:noVBand="1" w:val="04A0"/>
+        <w:tblLayout w:type="autofit"/>
       </w:tblPr>
       <w:tblGrid>
         <w:gridCol w:w="9968"/>
@@ -3070,120 +3646,95 @@
                 <w:color w:val="F9FAFB"/>
                 <w:sz w:val="15"/>
               </w:rPr>
-              <w:t>for i in 1 2 3; do</w:t>
+              <w:t xml:space="preserve">curl -s http://127.0.0.1:8130/api/v1/admin/stats \</w:t>
             </w:r>
-            <w:r>
-              <w:br/>
-            </w:r>
+          </w:p>
+          <w:p>
+            <w:pPr>
+              <w:spacing w:after="0" w:line="240" w:lineRule="auto"/>
+            </w:pPr>
             <w:r>
               <w:rPr>
                 <w:rFonts w:ascii="Liberation Mono" w:hAnsi="Liberation Mono"/>
                 <w:color w:val="F9FAFB"/>
                 <w:sz w:val="15"/>
               </w:rPr>
-              <w:t xml:space="preserve">  curl -s -X POST http://127.0.0.1:8130/api/v1/coupons/redeem \</w:t>
-            </w:r>
-            <w:r>
-              <w:br/>
-            </w:r>
-            <w:r>
-              <w:rPr>
-                <w:rFonts w:ascii="Liberation Mono" w:hAnsi="Liberation Mono"/>
-                <w:color w:val="F9FAFB"/>
-                <w:sz w:val="15"/>
-              </w:rPr>
-              <w:t xml:space="preserve">    -H 'Authorization: Bearer token-bob' \</w:t>
-            </w:r>
-            <w:r>
-              <w:br/>
-            </w:r>
-            <w:r>
-              <w:rPr>
-                <w:rFonts w:ascii="Liberation Mono" w:hAnsi="Liberation Mono"/>
-                <w:color w:val="F9FAFB"/>
-                <w:sz w:val="15"/>
-              </w:rPr>
-              <w:t xml:space="preserve">    -H 'Content-Type: application/json' \</w:t>
-            </w:r>
-            <w:r>
-              <w:br/>
-            </w:r>
-            <w:r>
-              <w:rPr>
-                <w:rFonts w:ascii="Liberation Mono" w:hAnsi="Liberation Mono"/>
-                <w:color w:val="F9FAFB"/>
-                <w:sz w:val="15"/>
-              </w:rPr>
-              <w:t xml:space="preserve">    -d '{"code":"WELCOME"}' | jq '{redeemed,count_for_user}'</w:t>
-            </w:r>
-            <w:r>
-              <w:br/>
-            </w:r>
-            <w:r>
-              <w:rPr>
-                <w:rFonts w:ascii="Liberation Mono" w:hAnsi="Liberation Mono"/>
-                <w:color w:val="F9FAFB"/>
-                <w:sz w:val="15"/>
-              </w:rPr>
-              <w:t>done</w:t>
+              <w:t xml:space="preserve">  -H 'Authorization: Bearer token-bob' | jq .</w:t>
             </w:r>
           </w:p>
         </w:tc>
       </w:tr>
     </w:tbl>
     <w:p>
-      <w:pPr>
-        <w:widowControl/>
-        <w:spacing w:after="20"/>
-      </w:pPr>
+      <w:r>
+        <w:t xml:space="preserve">Kalau request ini berhasil dengan token Bob (bukan admin), </w:t>
+      </w:r>
+      <w:r>
+        <w:rPr>
+          <w:b/>
+        </w:rPr>
+        <w:t xml:space="preserve">jangan laporkan sebagai authentication failure</w:t>
+      </w:r>
+      <w:r>
+        <w:t xml:space="preserve"> — token Bob valid, identitasnya benar. Yang gagal adalah authorization terhadap fungsi administratif itu sendiri.</w:t>
+      </w:r>
     </w:p>
     <w:p>
-      <w:pPr>
-        <w:widowControl/>
-      </w:pPr>
       <w:r>
         <w:rPr>
-          <w:rFonts w:ascii="Liberation Sans" w:hAnsi="Liberation Sans"/>
-          <w:b w:val="0"/>
+          <w:b/>
         </w:rPr>
-        <w:t>Business question: apakah coupon seharusnya sekali per user, sekali per account, atau reusable? Security finding membutuhkan expected business invariant, bukan hanya “endpoint bisa dipanggil tiga kali”.</w:t>
+        <w:t xml:space="preserve">Remediation:</w:t>
+      </w:r>
+      <w:r>
+        <w:t xml:space="preserve"> enforce </w:t>
+      </w:r>
+      <w:r>
+        <w:rPr>
+          <w:i/>
+        </w:rPr>
+        <w:t xml:space="preserve">deny-by-default</w:t>
+      </w:r>
+      <w:r>
+        <w:t xml:space="preserve"> authorization di server untuk setiap function/route berdasarkan role/permission yang tervalidasi dari sesi, bukan dari asumsi "user biasa tidak tahu endpoint-nya".</w:t>
       </w:r>
     </w:p>
     <w:p>
       <w:pPr>
         <w:pStyle w:val="Heading1"/>
-        <w:widowControl/>
       </w:pPr>
       <w:r>
-        <w:t>13. API Inventory &amp; Version Management</w:t>
+        <w:t xml:space="preserve">10. API4:2023 — Resource Consumption &amp; Rate Limits</w:t>
       </w:r>
     </w:p>
     <w:p>
-      <w:pPr>
-        <w:widowControl/>
-      </w:pPr>
+      <w:r>
+        <w:t xml:space="preserve">API4 bukan cuma soal </w:t>
+      </w:r>
       <w:r>
         <w:rPr>
-          <w:rFonts w:ascii="Liberation Sans" w:hAnsi="Liberation Sans"/>
-          <w:b w:val="0"/>
+          <w:i/>
         </w:rPr>
-        <w:t>API9 muncul ketika organisasi kehilangan visibility atas versi, host, environment, documentation, dan deprecated/shadow endpoints. API lama sering tertinggal dengan authorization atau logging yang lebih lemah.</w:t>
+        <w:t xml:space="preserve">requests-per-second</w:t>
       </w:r>
-    </w:p>
-    <w:p>
-      <w:pPr>
-        <w:pStyle w:val="Heading2"/>
-        <w:widowControl/>
-      </w:pPr>
       <w:r>
-        <w:t>Hands-on 13.1 - Deprecated endpoint discovery</w:t>
+        <w:t xml:space="preserve">. Parameter seperti pagination size, export size, GraphQL query depth, ukuran file upload, pemanggilan third-party API yang mahal, atau OTP/SMS/email juga bisa menghabiskan CPU, memori, bandwidth, atau </w:t>
+      </w:r>
+      <w:r>
+        <w:rPr>
+          <w:b/>
+        </w:rPr>
+        <w:t xml:space="preserve">biaya</w:t>
+      </w:r>
+      <w:r>
+        <w:t xml:space="preserve"> — tanpa pernah menyentuh rate limiter klasik sama sekali.</w:t>
       </w:r>
     </w:p>
     <w:tbl>
       <w:tblPr>
         <w:tblW w:type="auto" w:w="0"/>
         <w:jc w:val="center"/>
-        <w:tblLook w:firstColumn="1" w:firstRow="1" w:lastColumn="0" w:lastRow="0" w:noHBand="0" w:noVBand="1" w:val="04A0"/>
+        <w:tblLayout w:type="autofit"/>
       </w:tblPr>
       <w:tblGrid>
         <w:gridCol w:w="9968"/>
@@ -3213,75 +3764,68 @@
                 <w:color w:val="F9FAFB"/>
                 <w:sz w:val="15"/>
               </w:rPr>
-              <w:t>curl -i -s http://127.0.0.1:8130/api/v0/debug/users \</w:t>
+              <w:t xml:space="preserve">curl -s 'http://127.0.0.1:8130/api/v1/report?limit=5' \</w:t>
             </w:r>
-            <w:r>
-              <w:br/>
-            </w:r>
+          </w:p>
+          <w:p>
+            <w:pPr>
+              <w:spacing w:after="0" w:line="240" w:lineRule="auto"/>
+            </w:pPr>
             <w:r>
               <w:rPr>
                 <w:rFonts w:ascii="Liberation Mono" w:hAnsi="Liberation Mono"/>
                 <w:color w:val="F9FAFB"/>
                 <w:sz w:val="15"/>
               </w:rPr>
-              <w:t xml:space="preserve">  -H 'Authorization: Bearer token-alice' | sed -n '1,25p' </w:t>
+              <w:t xml:space="preserve">  -H 'Authorization: Bearer token-alice' | jq '{requested,returned}'</w:t>
+            </w:r>
+          </w:p>
+          <w:p>
+            <w:pPr>
+              <w:spacing w:after="0" w:line="240" w:lineRule="auto"/>
+            </w:pPr>
+            <w:r>
+              <w:rPr>
+                <w:rFonts w:ascii="Liberation Mono" w:hAnsi="Liberation Mono"/>
+                <w:color w:val="F9FAFB"/>
+                <w:sz w:val="15"/>
+              </w:rPr>
+              <w:t xml:space="preserve"> </w:t>
+            </w:r>
+          </w:p>
+          <w:p>
+            <w:pPr>
+              <w:spacing w:after="0" w:line="240" w:lineRule="auto"/>
+            </w:pPr>
+            <w:r>
+              <w:rPr>
+                <w:rFonts w:ascii="Liberation Mono" w:hAnsi="Liberation Mono"/>
+                <w:color w:val="F9FAFB"/>
+                <w:sz w:val="15"/>
+              </w:rPr>
+              <w:t xml:space="preserve">curl -s 'http://127.0.0.1:8130/api/v1/report?limit=1500' \</w:t>
+            </w:r>
+          </w:p>
+          <w:p>
+            <w:pPr>
+              <w:spacing w:after="0" w:line="240" w:lineRule="auto"/>
+            </w:pPr>
+            <w:r>
+              <w:rPr>
+                <w:rFonts w:ascii="Liberation Mono" w:hAnsi="Liberation Mono"/>
+                <w:color w:val="F9FAFB"/>
+                <w:sz w:val="15"/>
+              </w:rPr>
+              <w:t xml:space="preserve">  -H 'Authorization: Bearer token-alice' | jq '{requested,returned}'</w:t>
             </w:r>
           </w:p>
         </w:tc>
       </w:tr>
     </w:tbl>
-    <w:p>
-      <w:pPr>
-        <w:widowControl/>
-        <w:spacing w:after="20"/>
-      </w:pPr>
-    </w:p>
-    <w:p>
-      <w:pPr>
-        <w:widowControl/>
-      </w:pPr>
-      <w:r>
-        <w:rPr>
-          <w:rFonts w:ascii="Liberation Sans" w:hAnsi="Liberation Sans"/>
-          <w:b w:val="0"/>
-        </w:rPr>
-        <w:t>Endpoint v0 tidak tercantum pada OpenAPI v1. Perhatikan header Deprecation dan data yang dikembalikan. Inventory harus mencakup route yang deployed, bukan hanya yang documented.</w:t>
-      </w:r>
-    </w:p>
-    <w:p>
-      <w:pPr>
-        <w:widowControl/>
-      </w:pPr>
-      <w:r>
-        <w:br w:type="page"/>
-      </w:r>
-    </w:p>
-    <w:p>
-      <w:pPr>
-        <w:pStyle w:val="Heading1"/>
-        <w:widowControl/>
-      </w:pPr>
-      <w:r>
-        <w:t>14. JWT &amp; API Tokens in Context</w:t>
-      </w:r>
-    </w:p>
-    <w:p>
-      <w:pPr>
-        <w:widowControl/>
-      </w:pPr>
-      <w:r>
-        <w:rPr>
-          <w:rFonts w:ascii="Liberation Sans" w:hAnsi="Liberation Sans"/>
-          <w:b w:val="0"/>
-        </w:rPr>
-        <w:t>JWT adalah format claims; API juga dapat memakai opaque token, API key, mTLS, session cookie, signed request, atau combination. Format token tidak menentukan authorization model.</w:t>
-      </w:r>
-    </w:p>
     <w:tbl>
       <w:tblPr>
         <w:tblW w:type="auto" w:w="0"/>
         <w:jc w:val="center"/>
-        <w:tblLook w:firstColumn="1" w:firstRow="1" w:lastColumn="0" w:lastRow="0" w:noHBand="0" w:noVBand="1" w:val="04A0"/>
       </w:tblPr>
       <w:tblGrid>
         <w:gridCol w:w="9968"/>
@@ -3309,197 +3853,43 @@
               <w:rPr>
                 <w:b/>
                 <w:color w:val="1D4ED8"/>
-                <w:sz w:val="18"/>
+                <w:sz w:val="19"/>
               </w:rPr>
-              <w:t>JWT refresher</w:t>
+              <w:t xml:space="preserve">Jangan stress-test.</w:t>
             </w:r>
           </w:p>
           <w:p>
             <w:pPr>
-              <w:spacing w:after="0" w:line="250" w:lineRule="auto"/>
+              <w:spacing w:after="0"/>
             </w:pPr>
             <w:r>
-              <w:t>JWT payload dapat dibaca client. Trust baru ada setelah signature/MAC dan claim validation benar. RFC 7519 mendefinisikan JWT sebagai compact representation of claims; API tetap harus memvalidasi iss/aud/exp/nbf dan authorization setelah identity diketahui.</w:t>
+              <w:t xml:space="preserve">Cukup observasi behavior dengan request kecil. Lab punya safety cap internal di 2000 baris (lihat header </w:t>
+            </w:r>
+            <w:r>
+              <w:rPr>
+                <w:rFonts w:ascii="Liberation Mono" w:hAnsi="Liberation Mono"/>
+              </w:rPr>
+              <w:t xml:space="preserve">X-Training-Safety-Cap</w:t>
+            </w:r>
+            <w:r>
+              <w:t xml:space="preserve">). Pada assessment production, volume/rate testing </w:t>
+            </w:r>
+            <w:r>
+              <w:rPr>
+                <w:b/>
+              </w:rPr>
+              <w:t xml:space="preserve">harus</w:t>
+            </w:r>
+            <w:r>
+              <w:t xml:space="preserve"> eksplisit tertulis di Rules of Engagement karena berisiko DoS atau membengkakkan biaya cloud klien.</w:t>
             </w:r>
           </w:p>
         </w:tc>
       </w:tr>
     </w:tbl>
     <w:p>
-      <w:pPr>
-        <w:widowControl/>
-        <w:spacing w:after="20"/>
-      </w:pPr>
-    </w:p>
-    <w:p>
-      <w:pPr>
-        <w:widowControl/>
-      </w:pPr>
       <w:r>
-        <w:rPr>
-          <w:rFonts w:ascii="Liberation Sans" w:hAnsi="Liberation Sans"/>
-          <w:b w:val="0"/>
-        </w:rPr>
-        <w:t>Local lab sengaja memakai opaque training token agar jelas bahwa BOLA/BOPLA/BFLA dapat terjadi meskipun authentication token sendiri tidak rusak.</w:t>
-      </w:r>
-    </w:p>
-    <w:p>
-      <w:pPr>
-        <w:pStyle w:val="Heading1"/>
-        <w:widowControl/>
-      </w:pPr>
-      <w:r>
-        <w:t>15. GraphQL API Testing</w:t>
-      </w:r>
-    </w:p>
-    <w:p>
-      <w:pPr>
-        <w:widowControl/>
-      </w:pPr>
-      <w:r>
-        <w:rPr>
-          <w:rFonts w:ascii="Liberation Sans" w:hAnsi="Liberation Sans"/>
-          <w:b w:val="0"/>
-        </w:rPr>
-        <w:t>GraphQL tetap API, tetapi attack surface berpusat pada schema, query/mutation, resolver authorization, introspection, aliases/batching, query cost, dan field-level exposure. Schema visibility bukan authorization.</w:t>
-      </w:r>
-    </w:p>
-    <w:p>
-      <w:pPr>
-        <w:pStyle w:val="Heading2"/>
-        <w:widowControl/>
-      </w:pPr>
-      <w:r>
-        <w:t>Hands-on 15.1 - PortSwigger GraphQL path</w:t>
-      </w:r>
-    </w:p>
-    <w:p>
-      <w:pPr>
-        <w:widowControl/>
-        <w:spacing w:after="40"/>
-      </w:pPr>
-      <w:r>
-        <w:t>1. Buka GraphQL API vulnerabilities di Web Security Academy.</w:t>
-      </w:r>
-    </w:p>
-    <w:p>
-      <w:pPr>
-        <w:widowControl/>
-        <w:spacing w:after="40"/>
-      </w:pPr>
-      <w:r>
-        <w:t>2. Mulai dari lab tentang finding GraphQL endpoints / introspection.</w:t>
-      </w:r>
-    </w:p>
-    <w:p>
-      <w:pPr>
-        <w:widowControl/>
-        <w:spacing w:after="40"/>
-      </w:pPr>
-      <w:r>
-        <w:t>3. Map query, variables, operationName, object types, dan mutation yang tersedia.</w:t>
-      </w:r>
-    </w:p>
-    <w:p>
-      <w:pPr>
-        <w:widowControl/>
-        <w:spacing w:after="40"/>
-      </w:pPr>
-      <w:r>
-        <w:t>4. Uji object/field authorization sesuai objective lab.</w:t>
-      </w:r>
-    </w:p>
-    <w:p>
-      <w:pPr>
-        <w:widowControl/>
-        <w:spacing w:after="40"/>
-      </w:pPr>
-      <w:r>
-        <w:t>5. Jika lab memakai aliases/batching, catat bagaimana request tunggal dapat menghasilkan banyak resolver execution.</w:t>
-      </w:r>
-    </w:p>
-    <w:p>
-      <w:pPr>
-        <w:widowControl/>
-        <w:spacing w:after="40"/>
-      </w:pPr>
-      <w:r>
-        <w:t>6. Tulis finding dengan root cause pada resolver/policy, bukan "GraphQL enabled".</w:t>
-      </w:r>
-    </w:p>
-    <w:tbl>
-      <w:tblPr>
-        <w:tblW w:type="auto" w:w="0"/>
-        <w:jc w:val="center"/>
-        <w:tblLook w:firstColumn="1" w:firstRow="1" w:lastColumn="0" w:lastRow="0" w:noHBand="0" w:noVBand="1" w:val="04A0"/>
-      </w:tblPr>
-      <w:tblGrid>
-        <w:gridCol w:w="9968"/>
-      </w:tblGrid>
-      <w:tr>
-        <w:trPr>
-          <w:cantSplit/>
-        </w:trPr>
-        <w:tc>
-          <w:tcPr>
-            <w:tcW w:type="dxa" w:w="9968"/>
-            <w:shd w:fill="FEF2F2"/>
-            <w:tcMar>
-              <w:top w:w="135" w:type="dxa"/>
-              <w:start w:w="165" w:type="dxa"/>
-              <w:bottom w:w="135" w:type="dxa"/>
-              <w:end w:w="165" w:type="dxa"/>
-            </w:tcMar>
-          </w:tcPr>
-          <w:p>
-            <w:pPr>
-              <w:spacing w:after="60"/>
-            </w:pPr>
-            <w:r>
-              <w:rPr>
-                <w:b/>
-                <w:color w:val="991B1B"/>
-                <w:sz w:val="18"/>
-              </w:rPr>
-              <w:t>GraphQL guardrails</w:t>
-            </w:r>
-          </w:p>
-          <w:p>
-            <w:pPr>
-              <w:spacing w:after="0" w:line="250" w:lineRule="auto"/>
-            </w:pPr>
-            <w:r>
-              <w:t>Jangan menjalankan deep/recursive query atau high-volume batching ke API produksi tanpa explicit authorization. Query complexity testing dapat menjadi availability test.</w:t>
-            </w:r>
-          </w:p>
-        </w:tc>
-      </w:tr>
-    </w:tbl>
-    <w:p>
-      <w:pPr>
-        <w:widowControl/>
-        <w:spacing w:after="20"/>
-      </w:pPr>
-    </w:p>
-    <w:p>
-      <w:pPr>
-        <w:pStyle w:val="Heading1"/>
-        <w:widowControl/>
-      </w:pPr>
-      <w:r>
-        <w:t>16. Unsafe Consumption of Third-Party APIs</w:t>
-      </w:r>
-    </w:p>
-    <w:p>
-      <w:pPr>
-        <w:widowControl/>
-      </w:pPr>
-      <w:r>
-        <w:rPr>
-          <w:rFonts w:ascii="Liberation Sans" w:hAnsi="Liberation Sans"/>
-          <w:b w:val="0"/>
-        </w:rPr>
-        <w:t>API10 menyoroti trust yang terlalu tinggi terhadap integrated API. Response third-party tetap untrusted input: bisa malformed, malicious, stale, overprivileged, atau berasal dari compromised dependency/provider.</w:t>
+        <w:t xml:space="preserve">Observasi throttling signal dengan low-volume request (dibatasi helper ke maksimum 12 request):</w:t>
       </w:r>
     </w:p>
     <w:tbl>
@@ -3507,480 +3897,6 @@
         <w:tblW w:type="auto" w:w="0"/>
         <w:jc w:val="center"/>
         <w:tblLayout w:type="autofit"/>
-        <w:tblLook w:firstColumn="1" w:firstRow="1" w:lastColumn="0" w:lastRow="0" w:noHBand="0" w:noVBand="1" w:val="04A0"/>
-        <w:tblBorders>
-          <w:top w:val="single" w:sz="5" w:space="0" w:color="E5E7EB"/>
-          <w:left w:val="single" w:sz="5" w:space="0" w:color="E5E7EB"/>
-          <w:bottom w:val="single" w:sz="5" w:space="0" w:color="E5E7EB"/>
-          <w:right w:val="single" w:sz="5" w:space="0" w:color="E5E7EB"/>
-          <w:insideH w:val="single" w:sz="5" w:space="0" w:color="E5E7EB"/>
-          <w:insideV w:val="single" w:sz="5" w:space="0" w:color="E5E7EB"/>
-        </w:tblBorders>
-      </w:tblPr>
-      <w:tblGrid>
-        <w:gridCol w:w="4984"/>
-        <w:gridCol w:w="4984"/>
-      </w:tblGrid>
-      <w:tr>
-        <w:tc>
-          <w:tcPr>
-            <w:tcW w:type="dxa" w:w="4984"/>
-            <w:shd w:fill="111827"/>
-            <w:tcMar>
-              <w:top w:w="85" w:type="dxa"/>
-              <w:start w:w="90" w:type="dxa"/>
-              <w:bottom w:w="85" w:type="dxa"/>
-              <w:end w:w="90" w:type="dxa"/>
-            </w:tcMar>
-            <w:vAlign w:val="center"/>
-          </w:tcPr>
-          <w:p>
-            <w:pPr>
-              <w:spacing w:after="0"/>
-            </w:pPr>
-            <w:r>
-              <w:rPr>
-                <w:b/>
-                <w:color w:val="FFFFFF"/>
-                <w:sz w:val="15"/>
-              </w:rPr>
-              <w:t>Question</w:t>
-            </w:r>
-          </w:p>
-        </w:tc>
-        <w:tc>
-          <w:tcPr>
-            <w:tcW w:type="dxa" w:w="4984"/>
-            <w:shd w:fill="111827"/>
-            <w:tcMar>
-              <w:top w:w="85" w:type="dxa"/>
-              <w:start w:w="90" w:type="dxa"/>
-              <w:bottom w:w="85" w:type="dxa"/>
-              <w:end w:w="90" w:type="dxa"/>
-            </w:tcMar>
-            <w:vAlign w:val="center"/>
-          </w:tcPr>
-          <w:p>
-            <w:pPr>
-              <w:spacing w:after="0"/>
-            </w:pPr>
-            <w:r>
-              <w:rPr>
-                <w:b/>
-                <w:color w:val="FFFFFF"/>
-                <w:sz w:val="15"/>
-              </w:rPr>
-              <w:t>What to verify</w:t>
-            </w:r>
-          </w:p>
-        </w:tc>
-      </w:tr>
-      <w:tr>
-        <w:tc>
-          <w:tcPr>
-            <w:tcW w:type="dxa" w:w="4984"/>
-            <w:tcMar>
-              <w:top w:w="68" w:type="dxa"/>
-              <w:start w:w="78" w:type="dxa"/>
-              <w:bottom w:w="68" w:type="dxa"/>
-              <w:end w:w="78" w:type="dxa"/>
-            </w:tcMar>
-          </w:tcPr>
-          <w:p>
-            <w:pPr>
-              <w:spacing w:after="0"/>
-            </w:pPr>
-            <w:r>
-              <w:rPr>
-                <w:sz w:val="14"/>
-              </w:rPr>
-              <w:t>Transport</w:t>
-            </w:r>
-          </w:p>
-        </w:tc>
-        <w:tc>
-          <w:tcPr>
-            <w:tcW w:type="dxa" w:w="4984"/>
-            <w:tcMar>
-              <w:top w:w="68" w:type="dxa"/>
-              <w:start w:w="78" w:type="dxa"/>
-              <w:bottom w:w="68" w:type="dxa"/>
-              <w:end w:w="78" w:type="dxa"/>
-            </w:tcMar>
-          </w:tcPr>
-          <w:p>
-            <w:pPr>
-              <w:spacing w:after="0"/>
-            </w:pPr>
-            <w:r>
-              <w:rPr>
-                <w:sz w:val="14"/>
-              </w:rPr>
-              <w:t>HTTPS/TLS verification; no insecure fallback</w:t>
-            </w:r>
-          </w:p>
-        </w:tc>
-      </w:tr>
-      <w:tr>
-        <w:tc>
-          <w:tcPr>
-            <w:tcW w:type="dxa" w:w="4984"/>
-            <w:tcMar>
-              <w:top w:w="68" w:type="dxa"/>
-              <w:start w:w="78" w:type="dxa"/>
-              <w:bottom w:w="68" w:type="dxa"/>
-              <w:end w:w="78" w:type="dxa"/>
-            </w:tcMar>
-          </w:tcPr>
-          <w:p>
-            <w:pPr>
-              <w:spacing w:after="0"/>
-            </w:pPr>
-            <w:r>
-              <w:rPr>
-                <w:sz w:val="14"/>
-              </w:rPr>
-              <w:t>Authentication</w:t>
-            </w:r>
-          </w:p>
-        </w:tc>
-        <w:tc>
-          <w:tcPr>
-            <w:tcW w:type="dxa" w:w="4984"/>
-            <w:tcMar>
-              <w:top w:w="68" w:type="dxa"/>
-              <w:start w:w="78" w:type="dxa"/>
-              <w:bottom w:w="68" w:type="dxa"/>
-              <w:end w:w="78" w:type="dxa"/>
-            </w:tcMar>
-          </w:tcPr>
-          <w:p>
-            <w:pPr>
-              <w:spacing w:after="0"/>
-            </w:pPr>
-            <w:r>
-              <w:rPr>
-                <w:sz w:val="14"/>
-              </w:rPr>
-              <w:t>Credential scope; rotation; no token leakage in logs</w:t>
-            </w:r>
-          </w:p>
-        </w:tc>
-      </w:tr>
-      <w:tr>
-        <w:tc>
-          <w:tcPr>
-            <w:tcW w:type="dxa" w:w="4984"/>
-            <w:tcMar>
-              <w:top w:w="68" w:type="dxa"/>
-              <w:start w:w="78" w:type="dxa"/>
-              <w:bottom w:w="68" w:type="dxa"/>
-              <w:end w:w="78" w:type="dxa"/>
-            </w:tcMar>
-          </w:tcPr>
-          <w:p>
-            <w:pPr>
-              <w:spacing w:after="0"/>
-            </w:pPr>
-            <w:r>
-              <w:rPr>
-                <w:sz w:val="14"/>
-              </w:rPr>
-              <w:t>Response schema</w:t>
-            </w:r>
-          </w:p>
-        </w:tc>
-        <w:tc>
-          <w:tcPr>
-            <w:tcW w:type="dxa" w:w="4984"/>
-            <w:tcMar>
-              <w:top w:w="68" w:type="dxa"/>
-              <w:start w:w="78" w:type="dxa"/>
-              <w:bottom w:w="68" w:type="dxa"/>
-              <w:end w:w="78" w:type="dxa"/>
-            </w:tcMar>
-          </w:tcPr>
-          <w:p>
-            <w:pPr>
-              <w:spacing w:after="0"/>
-            </w:pPr>
-            <w:r>
-              <w:rPr>
-                <w:sz w:val="14"/>
-              </w:rPr>
-              <w:t>Type/size/schema validation before use</w:t>
-            </w:r>
-          </w:p>
-        </w:tc>
-      </w:tr>
-      <w:tr>
-        <w:tc>
-          <w:tcPr>
-            <w:tcW w:type="dxa" w:w="4984"/>
-            <w:tcMar>
-              <w:top w:w="68" w:type="dxa"/>
-              <w:start w:w="78" w:type="dxa"/>
-              <w:bottom w:w="68" w:type="dxa"/>
-              <w:end w:w="78" w:type="dxa"/>
-            </w:tcMar>
-          </w:tcPr>
-          <w:p>
-            <w:pPr>
-              <w:spacing w:after="0"/>
-            </w:pPr>
-            <w:r>
-              <w:rPr>
-                <w:sz w:val="14"/>
-              </w:rPr>
-              <w:t>Redirects/URLs</w:t>
-            </w:r>
-          </w:p>
-        </w:tc>
-        <w:tc>
-          <w:tcPr>
-            <w:tcW w:type="dxa" w:w="4984"/>
-            <w:tcMar>
-              <w:top w:w="68" w:type="dxa"/>
-              <w:start w:w="78" w:type="dxa"/>
-              <w:bottom w:w="68" w:type="dxa"/>
-              <w:end w:w="78" w:type="dxa"/>
-            </w:tcMar>
-          </w:tcPr>
-          <w:p>
-            <w:pPr>
-              <w:spacing w:after="0"/>
-            </w:pPr>
-            <w:r>
-              <w:rPr>
-                <w:sz w:val="14"/>
-              </w:rPr>
-              <w:t>Destination validation; avoid blind redirects/SSRF chain</w:t>
-            </w:r>
-          </w:p>
-        </w:tc>
-      </w:tr>
-      <w:tr>
-        <w:tc>
-          <w:tcPr>
-            <w:tcW w:type="dxa" w:w="4984"/>
-            <w:tcMar>
-              <w:top w:w="68" w:type="dxa"/>
-              <w:start w:w="78" w:type="dxa"/>
-              <w:bottom w:w="68" w:type="dxa"/>
-              <w:end w:w="78" w:type="dxa"/>
-            </w:tcMar>
-          </w:tcPr>
-          <w:p>
-            <w:pPr>
-              <w:spacing w:after="0"/>
-            </w:pPr>
-            <w:r>
-              <w:rPr>
-                <w:sz w:val="14"/>
-              </w:rPr>
-              <w:t>Timeout/retry</w:t>
-            </w:r>
-          </w:p>
-        </w:tc>
-        <w:tc>
-          <w:tcPr>
-            <w:tcW w:type="dxa" w:w="4984"/>
-            <w:tcMar>
-              <w:top w:w="68" w:type="dxa"/>
-              <w:start w:w="78" w:type="dxa"/>
-              <w:bottom w:w="68" w:type="dxa"/>
-              <w:end w:w="78" w:type="dxa"/>
-            </w:tcMar>
-          </w:tcPr>
-          <w:p>
-            <w:pPr>
-              <w:spacing w:after="0"/>
-            </w:pPr>
-            <w:r>
-              <w:rPr>
-                <w:sz w:val="14"/>
-              </w:rPr>
-              <w:t>Bounded timeout, retry budget, circuit breaker</w:t>
-            </w:r>
-          </w:p>
-        </w:tc>
-      </w:tr>
-      <w:tr>
-        <w:tc>
-          <w:tcPr>
-            <w:tcW w:type="dxa" w:w="4984"/>
-            <w:tcMar>
-              <w:top w:w="68" w:type="dxa"/>
-              <w:start w:w="78" w:type="dxa"/>
-              <w:bottom w:w="68" w:type="dxa"/>
-              <w:end w:w="78" w:type="dxa"/>
-            </w:tcMar>
-          </w:tcPr>
-          <w:p>
-            <w:pPr>
-              <w:spacing w:after="0"/>
-            </w:pPr>
-            <w:r>
-              <w:rPr>
-                <w:sz w:val="14"/>
-              </w:rPr>
-              <w:t>Authorization</w:t>
-            </w:r>
-          </w:p>
-        </w:tc>
-        <w:tc>
-          <w:tcPr>
-            <w:tcW w:type="dxa" w:w="4984"/>
-            <w:tcMar>
-              <w:top w:w="68" w:type="dxa"/>
-              <w:start w:w="78" w:type="dxa"/>
-              <w:bottom w:w="68" w:type="dxa"/>
-              <w:end w:w="78" w:type="dxa"/>
-            </w:tcMar>
-          </w:tcPr>
-          <w:p>
-            <w:pPr>
-              <w:spacing w:after="0"/>
-            </w:pPr>
-            <w:r>
-              <w:rPr>
-                <w:sz w:val="14"/>
-              </w:rPr>
-              <w:t>Third-party data must not bypass local access policy</w:t>
-            </w:r>
-          </w:p>
-        </w:tc>
-      </w:tr>
-    </w:tbl>
-    <w:p>
-      <w:pPr>
-        <w:widowControl/>
-        <w:spacing w:after="20"/>
-      </w:pPr>
-    </w:p>
-    <w:p>
-      <w:pPr>
-        <w:pStyle w:val="Heading1"/>
-        <w:widowControl/>
-      </w:pPr>
-      <w:r>
-        <w:t>17. Black-Box Practical Challenge</w:t>
-      </w:r>
-    </w:p>
-    <w:p>
-      <w:pPr>
-        <w:widowControl/>
-      </w:pPr>
-      <w:r>
-        <w:rPr>
-          <w:rFonts w:ascii="Liberation Sans" w:hAnsi="Liberation Sans"/>
-          <w:b w:val="0"/>
-        </w:rPr>
-        <w:t>Jangan buka app.py terlebih dahulu. Gunakan Burp/curl dan documentation yang memang diekspos lab.</w:t>
-      </w:r>
-    </w:p>
-    <w:p>
-      <w:pPr>
-        <w:widowControl/>
-      </w:pPr>
-      <w:r>
-        <w:rPr>
-          <w:rFonts w:ascii="Liberation Sans" w:hAnsi="Liberation Sans"/>
-          <w:b w:val="0"/>
-        </w:rPr>
-        <w:t>[ ] Buat endpoint inventory dan tandai documented vs discovered.</w:t>
-      </w:r>
-    </w:p>
-    <w:p>
-      <w:pPr>
-        <w:widowControl/>
-      </w:pPr>
-      <w:r>
-        <w:rPr>
-          <w:rFonts w:ascii="Liberation Sans" w:hAnsi="Liberation Sans"/>
-          <w:b w:val="0"/>
-        </w:rPr>
-        <w:t>[ ] Gunakan Alice dan Bob untuk menemukan minimal satu object-level authorization flaw.</w:t>
-      </w:r>
-    </w:p>
-    <w:p>
-      <w:pPr>
-        <w:widowControl/>
-      </w:pPr>
-      <w:r>
-        <w:rPr>
-          <w:rFonts w:ascii="Liberation Sans" w:hAnsi="Liberation Sans"/>
-          <w:b w:val="0"/>
-        </w:rPr>
-        <w:t>[ ] Temukan property yang tidak semestinya dibaca atau ditulis.</w:t>
-      </w:r>
-    </w:p>
-    <w:p>
-      <w:pPr>
-        <w:widowControl/>
-      </w:pPr>
-      <w:r>
-        <w:rPr>
-          <w:rFonts w:ascii="Liberation Sans" w:hAnsi="Liberation Sans"/>
-          <w:b w:val="0"/>
-        </w:rPr>
-        <w:t>[ ] Temukan function administratif yang authorization-nya lemah.</w:t>
-      </w:r>
-    </w:p>
-    <w:p>
-      <w:pPr>
-        <w:widowControl/>
-      </w:pPr>
-      <w:r>
-        <w:rPr>
-          <w:rFonts w:ascii="Liberation Sans" w:hAnsi="Liberation Sans"/>
-          <w:b w:val="0"/>
-        </w:rPr>
-        <w:t>[ ] Analisis satu resource/business-flow weakness tanpa high-volume testing.</w:t>
-      </w:r>
-    </w:p>
-    <w:p>
-      <w:pPr>
-        <w:widowControl/>
-      </w:pPr>
-      <w:r>
-        <w:rPr>
-          <w:rFonts w:ascii="Liberation Sans" w:hAnsi="Liberation Sans"/>
-          <w:b w:val="0"/>
-        </w:rPr>
-        <w:t>[ ] Temukan deprecated/shadow API version.</w:t>
-      </w:r>
-    </w:p>
-    <w:p>
-      <w:pPr>
-        <w:widowControl/>
-      </w:pPr>
-      <w:r>
-        <w:rPr>
-          <w:rFonts w:ascii="Liberation Sans" w:hAnsi="Liberation Sans"/>
-          <w:b w:val="0"/>
-        </w:rPr>
-        <w:t>[ ] Tulis minimal 4 findings lengkap dengan baseline, modified request, response delta, root cause, impact, remediation.</w:t>
-      </w:r>
-    </w:p>
-    <w:p>
-      <w:pPr>
-        <w:widowControl/>
-        <w:spacing w:after="40"/>
-      </w:pPr>
-      <w:r>
-        <w:rPr>
-          <w:b/>
-          <w:color w:val="475569"/>
-        </w:rPr>
-        <w:t>Finding helper</w:t>
-      </w:r>
-    </w:p>
-    <w:tbl>
-      <w:tblPr>
-        <w:tblW w:type="auto" w:w="0"/>
-        <w:jc w:val="center"/>
-        <w:tblLook w:firstColumn="1" w:firstRow="1" w:lastColumn="0" w:lastRow="0" w:noHBand="0" w:noVBand="1" w:val="04A0"/>
       </w:tblPr>
       <w:tblGrid>
         <w:gridCol w:w="9968"/>
@@ -4010,114 +3926,121 @@
                 <w:color w:val="F9FAFB"/>
                 <w:sz w:val="15"/>
               </w:rPr>
-              <w:t>python labs/finding-note.py \</w:t>
+              <w:t xml:space="preserve">python labs/rate-check.py \</w:t>
             </w:r>
-            <w:r>
-              <w:br/>
-            </w:r>
+          </w:p>
+          <w:p>
+            <w:pPr>
+              <w:spacing w:after="0" w:line="240" w:lineRule="auto"/>
+            </w:pPr>
             <w:r>
               <w:rPr>
                 <w:rFonts w:ascii="Liberation Mono" w:hAnsi="Liberation Mono"/>
                 <w:color w:val="F9FAFB"/>
                 <w:sz w:val="15"/>
               </w:rPr>
-              <w:t xml:space="preserve">  module13-api-security/04-findings/bola-order.md \</w:t>
+              <w:t xml:space="preserve">  'http://127.0.0.1:8130/api/v1/report?limit=1' \</w:t>
             </w:r>
-            <w:r>
-              <w:br/>
-            </w:r>
+          </w:p>
+          <w:p>
+            <w:pPr>
+              <w:spacing w:after="0" w:line="240" w:lineRule="auto"/>
+            </w:pPr>
             <w:r>
               <w:rPr>
                 <w:rFonts w:ascii="Liberation Mono" w:hAnsi="Liberation Mono"/>
                 <w:color w:val="F9FAFB"/>
                 <w:sz w:val="15"/>
               </w:rPr>
-              <w:t xml:space="preserve">  --title 'Broken object-level authorization on orders' \</w:t>
+              <w:t xml:space="preserve">  --token token-alice \</w:t>
             </w:r>
-            <w:r>
-              <w:br/>
-            </w:r>
+          </w:p>
+          <w:p>
+            <w:pPr>
+              <w:spacing w:after="0" w:line="240" w:lineRule="auto"/>
+            </w:pPr>
             <w:r>
               <w:rPr>
                 <w:rFonts w:ascii="Liberation Mono" w:hAnsi="Liberation Mono"/>
                 <w:color w:val="F9FAFB"/>
                 <w:sz w:val="15"/>
               </w:rPr>
-              <w:t xml:space="preserve">  --category 'API1:2023 BOLA' \</w:t>
-            </w:r>
-            <w:r>
-              <w:br/>
-            </w:r>
-            <w:r>
-              <w:rPr>
-                <w:rFonts w:ascii="Liberation Mono" w:hAnsi="Liberation Mono"/>
-                <w:color w:val="F9FAFB"/>
-                <w:sz w:val="15"/>
-              </w:rPr>
-              <w:t xml:space="preserve">  --endpoint 'GET /api/v1/orders/{id}' \</w:t>
-            </w:r>
-            <w:r>
-              <w:br/>
-            </w:r>
-            <w:r>
-              <w:rPr>
-                <w:rFonts w:ascii="Liberation Mono" w:hAnsi="Liberation Mono"/>
-                <w:color w:val="F9FAFB"/>
-                <w:sz w:val="15"/>
-              </w:rPr>
-              <w:t xml:space="preserve">  --evidence 'Alice token can read Bob order 102.' \</w:t>
-            </w:r>
-            <w:r>
-              <w:br/>
-            </w:r>
-            <w:r>
-              <w:rPr>
-                <w:rFonts w:ascii="Liberation Mono" w:hAnsi="Liberation Mono"/>
-                <w:color w:val="F9FAFB"/>
-                <w:sz w:val="15"/>
-              </w:rPr>
-              <w:t xml:space="preserve">  --impact 'Authenticated user can read another user order.' \</w:t>
-            </w:r>
-            <w:r>
-              <w:br/>
-            </w:r>
-            <w:r>
-              <w:rPr>
-                <w:rFonts w:ascii="Liberation Mono" w:hAnsi="Liberation Mono"/>
-                <w:color w:val="F9FAFB"/>
-                <w:sz w:val="15"/>
-              </w:rPr>
-              <w:t xml:space="preserve">  --remediation 'Authorize requested order against caller server-side.' </w:t>
+              <w:t xml:space="preserve">  --count 8</w:t>
             </w:r>
           </w:p>
         </w:tc>
       </w:tr>
     </w:tbl>
     <w:p>
-      <w:pPr>
-        <w:widowControl/>
-        <w:spacing w:after="20"/>
-      </w:pPr>
+      <w:r>
+        <w:t xml:space="preserve">Perhatikan </w:t>
+      </w:r>
+      <w:r>
+        <w:rPr>
+          <w:rFonts w:ascii="Liberation Mono" w:hAnsi="Liberation Mono"/>
+        </w:rPr>
+        <w:t xml:space="preserve">status</w:t>
+      </w:r>
+      <w:r>
+        <w:t xml:space="preserve">, </w:t>
+      </w:r>
+      <w:r>
+        <w:rPr>
+          <w:rFonts w:ascii="Liberation Mono" w:hAnsi="Liberation Mono"/>
+        </w:rPr>
+        <w:t xml:space="preserve">retry_after</w:t>
+      </w:r>
+      <w:r>
+        <w:t xml:space="preserve">, dan latency (</w:t>
+      </w:r>
+      <w:r>
+        <w:rPr>
+          <w:rFonts w:ascii="Liberation Mono" w:hAnsi="Liberation Mono"/>
+        </w:rPr>
+        <w:t xml:space="preserve">ms</w:t>
+      </w:r>
+      <w:r>
+        <w:t xml:space="preserve">) tiap request. Delapan request </w:t>
+      </w:r>
+      <w:r>
+        <w:rPr>
+          <w:b/>
+        </w:rPr>
+        <w:t xml:space="preserve">bukan bukti</w:t>
+      </w:r>
+      <w:r>
+        <w:t xml:space="preserve"> API tahan/tidak tahan DoS — ini cuma exercise melihat apakah ada signal basic throttling (</w:t>
+      </w:r>
+      <w:r>
+        <w:rPr>
+          <w:rFonts w:ascii="Liberation Mono" w:hAnsi="Liberation Mono"/>
+        </w:rPr>
+        <w:t xml:space="preserve">Retry-After</w:t>
+      </w:r>
+      <w:r>
+        <w:t xml:space="preserve">, status 429, latency naik) sama sekali.</w:t>
+      </w:r>
     </w:p>
     <w:p>
       <w:pPr>
         <w:pStyle w:val="Heading1"/>
-        <w:widowControl/>
       </w:pPr>
       <w:r>
-        <w:t>18. Evidence &amp; Reporting Discipline</w:t>
+        <w:t xml:space="preserve">11. API6:2023 — Sensitive Business Flows</w:t>
       </w:r>
     </w:p>
     <w:p>
-      <w:pPr>
-        <w:widowControl/>
-      </w:pPr>
+      <w:r>
+        <w:t xml:space="preserve">API6 membahas functionality yang </w:t>
+      </w:r>
       <w:r>
         <w:rPr>
-          <w:rFonts w:ascii="Liberation Sans" w:hAnsi="Liberation Sans"/>
-          <w:b w:val="0"/>
+          <w:b/>
         </w:rPr>
-        <w:t>API finding harus reproducible tanpa dump secrets berlebihan. Simpan request/response yang relevan, redact token bila report keluar dari secure workspace, dan catat identity/role yang digunakan.</w:t>
+        <w:t xml:space="preserve">secara teknis valid</w:t>
+      </w:r>
+      <w:r>
+        <w:t xml:space="preserve"> tapi berbahaya kalau dieksekusi otomatis/berulang-ulang: redeem coupon, reservasi inventory, posting, signup, referral bonus, checkout, pembelian tiket, dan sejenisnya.</w:t>
       </w:r>
     </w:p>
     <w:tbl>
@@ -4125,789 +4048,6 @@
         <w:tblW w:type="auto" w:w="0"/>
         <w:jc w:val="center"/>
         <w:tblLayout w:type="autofit"/>
-        <w:tblLook w:firstColumn="1" w:firstRow="1" w:lastColumn="0" w:lastRow="0" w:noHBand="0" w:noVBand="1" w:val="04A0"/>
-        <w:tblBorders>
-          <w:top w:val="single" w:sz="5" w:space="0" w:color="E5E7EB"/>
-          <w:left w:val="single" w:sz="5" w:space="0" w:color="E5E7EB"/>
-          <w:bottom w:val="single" w:sz="5" w:space="0" w:color="E5E7EB"/>
-          <w:right w:val="single" w:sz="5" w:space="0" w:color="E5E7EB"/>
-          <w:insideH w:val="single" w:sz="5" w:space="0" w:color="E5E7EB"/>
-          <w:insideV w:val="single" w:sz="5" w:space="0" w:color="E5E7EB"/>
-        </w:tblBorders>
-      </w:tblPr>
-      <w:tblGrid>
-        <w:gridCol w:w="4984"/>
-        <w:gridCol w:w="4984"/>
-      </w:tblGrid>
-      <w:tr>
-        <w:tc>
-          <w:tcPr>
-            <w:tcW w:type="dxa" w:w="4984"/>
-            <w:shd w:fill="111827"/>
-            <w:tcMar>
-              <w:top w:w="85" w:type="dxa"/>
-              <w:start w:w="90" w:type="dxa"/>
-              <w:bottom w:w="85" w:type="dxa"/>
-              <w:end w:w="90" w:type="dxa"/>
-            </w:tcMar>
-            <w:vAlign w:val="center"/>
-          </w:tcPr>
-          <w:p>
-            <w:pPr>
-              <w:spacing w:after="0"/>
-            </w:pPr>
-            <w:r>
-              <w:rPr>
-                <w:b/>
-                <w:color w:val="FFFFFF"/>
-                <w:sz w:val="15"/>
-              </w:rPr>
-              <w:t>Finding evidence</w:t>
-            </w:r>
-          </w:p>
-        </w:tc>
-        <w:tc>
-          <w:tcPr>
-            <w:tcW w:type="dxa" w:w="4984"/>
-            <w:shd w:fill="111827"/>
-            <w:tcMar>
-              <w:top w:w="85" w:type="dxa"/>
-              <w:start w:w="90" w:type="dxa"/>
-              <w:bottom w:w="85" w:type="dxa"/>
-              <w:end w:w="90" w:type="dxa"/>
-            </w:tcMar>
-            <w:vAlign w:val="center"/>
-          </w:tcPr>
-          <w:p>
-            <w:pPr>
-              <w:spacing w:after="0"/>
-            </w:pPr>
-            <w:r>
-              <w:rPr>
-                <w:b/>
-                <w:color w:val="FFFFFF"/>
-                <w:sz w:val="15"/>
-              </w:rPr>
-              <w:t>Minimum</w:t>
-            </w:r>
-          </w:p>
-        </w:tc>
-      </w:tr>
-      <w:tr>
-        <w:tc>
-          <w:tcPr>
-            <w:tcW w:type="dxa" w:w="4984"/>
-            <w:tcMar>
-              <w:top w:w="68" w:type="dxa"/>
-              <w:start w:w="78" w:type="dxa"/>
-              <w:bottom w:w="68" w:type="dxa"/>
-              <w:end w:w="78" w:type="dxa"/>
-            </w:tcMar>
-          </w:tcPr>
-          <w:p>
-            <w:pPr>
-              <w:spacing w:after="0"/>
-            </w:pPr>
-            <w:r>
-              <w:rPr>
-                <w:sz w:val="14"/>
-              </w:rPr>
-              <w:t>Identity</w:t>
-            </w:r>
-          </w:p>
-        </w:tc>
-        <w:tc>
-          <w:tcPr>
-            <w:tcW w:type="dxa" w:w="4984"/>
-            <w:tcMar>
-              <w:top w:w="68" w:type="dxa"/>
-              <w:start w:w="78" w:type="dxa"/>
-              <w:bottom w:w="68" w:type="dxa"/>
-              <w:end w:w="78" w:type="dxa"/>
-            </w:tcMar>
-          </w:tcPr>
-          <w:p>
-            <w:pPr>
-              <w:spacing w:after="0"/>
-            </w:pPr>
-            <w:r>
-              <w:rPr>
-                <w:sz w:val="14"/>
-              </w:rPr>
-              <w:t>Role/user used; redact real token</w:t>
-            </w:r>
-          </w:p>
-        </w:tc>
-      </w:tr>
-      <w:tr>
-        <w:tc>
-          <w:tcPr>
-            <w:tcW w:type="dxa" w:w="4984"/>
-            <w:tcMar>
-              <w:top w:w="68" w:type="dxa"/>
-              <w:start w:w="78" w:type="dxa"/>
-              <w:bottom w:w="68" w:type="dxa"/>
-              <w:end w:w="78" w:type="dxa"/>
-            </w:tcMar>
-          </w:tcPr>
-          <w:p>
-            <w:pPr>
-              <w:spacing w:after="0"/>
-            </w:pPr>
-            <w:r>
-              <w:rPr>
-                <w:sz w:val="14"/>
-              </w:rPr>
-              <w:t>Baseline</w:t>
-            </w:r>
-          </w:p>
-        </w:tc>
-        <w:tc>
-          <w:tcPr>
-            <w:tcW w:type="dxa" w:w="4984"/>
-            <w:tcMar>
-              <w:top w:w="68" w:type="dxa"/>
-              <w:start w:w="78" w:type="dxa"/>
-              <w:bottom w:w="68" w:type="dxa"/>
-              <w:end w:w="78" w:type="dxa"/>
-            </w:tcMar>
-          </w:tcPr>
-          <w:p>
-            <w:pPr>
-              <w:spacing w:after="0"/>
-            </w:pPr>
-            <w:r>
-              <w:rPr>
-                <w:sz w:val="14"/>
-              </w:rPr>
-              <w:t>Expected authorized request + response</w:t>
-            </w:r>
-          </w:p>
-        </w:tc>
-      </w:tr>
-      <w:tr>
-        <w:tc>
-          <w:tcPr>
-            <w:tcW w:type="dxa" w:w="4984"/>
-            <w:tcMar>
-              <w:top w:w="68" w:type="dxa"/>
-              <w:start w:w="78" w:type="dxa"/>
-              <w:bottom w:w="68" w:type="dxa"/>
-              <w:end w:w="78" w:type="dxa"/>
-            </w:tcMar>
-          </w:tcPr>
-          <w:p>
-            <w:pPr>
-              <w:spacing w:after="0"/>
-            </w:pPr>
-            <w:r>
-              <w:rPr>
-                <w:sz w:val="14"/>
-              </w:rPr>
-              <w:t>Mutation</w:t>
-            </w:r>
-          </w:p>
-        </w:tc>
-        <w:tc>
-          <w:tcPr>
-            <w:tcW w:type="dxa" w:w="4984"/>
-            <w:tcMar>
-              <w:top w:w="68" w:type="dxa"/>
-              <w:start w:w="78" w:type="dxa"/>
-              <w:bottom w:w="68" w:type="dxa"/>
-              <w:end w:w="78" w:type="dxa"/>
-            </w:tcMar>
-          </w:tcPr>
-          <w:p>
-            <w:pPr>
-              <w:spacing w:after="0"/>
-            </w:pPr>
-            <w:r>
-              <w:rPr>
-                <w:sz w:val="14"/>
-              </w:rPr>
-              <w:t>One changed ID/property/function/parameter</w:t>
-            </w:r>
-          </w:p>
-        </w:tc>
-      </w:tr>
-      <w:tr>
-        <w:tc>
-          <w:tcPr>
-            <w:tcW w:type="dxa" w:w="4984"/>
-            <w:tcMar>
-              <w:top w:w="68" w:type="dxa"/>
-              <w:start w:w="78" w:type="dxa"/>
-              <w:bottom w:w="68" w:type="dxa"/>
-              <w:end w:w="78" w:type="dxa"/>
-            </w:tcMar>
-          </w:tcPr>
-          <w:p>
-            <w:pPr>
-              <w:spacing w:after="0"/>
-            </w:pPr>
-            <w:r>
-              <w:rPr>
-                <w:sz w:val="14"/>
-              </w:rPr>
-              <w:t>Delta</w:t>
-            </w:r>
-          </w:p>
-        </w:tc>
-        <w:tc>
-          <w:tcPr>
-            <w:tcW w:type="dxa" w:w="4984"/>
-            <w:tcMar>
-              <w:top w:w="68" w:type="dxa"/>
-              <w:start w:w="78" w:type="dxa"/>
-              <w:bottom w:w="68" w:type="dxa"/>
-              <w:end w:w="78" w:type="dxa"/>
-            </w:tcMar>
-          </w:tcPr>
-          <w:p>
-            <w:pPr>
-              <w:spacing w:after="0"/>
-            </w:pPr>
-            <w:r>
-              <w:rPr>
-                <w:sz w:val="14"/>
-              </w:rPr>
-              <w:t>Status/body/side effect difference</w:t>
-            </w:r>
-          </w:p>
-        </w:tc>
-      </w:tr>
-      <w:tr>
-        <w:tc>
-          <w:tcPr>
-            <w:tcW w:type="dxa" w:w="4984"/>
-            <w:tcMar>
-              <w:top w:w="68" w:type="dxa"/>
-              <w:start w:w="78" w:type="dxa"/>
-              <w:bottom w:w="68" w:type="dxa"/>
-              <w:end w:w="78" w:type="dxa"/>
-            </w:tcMar>
-          </w:tcPr>
-          <w:p>
-            <w:pPr>
-              <w:spacing w:after="0"/>
-            </w:pPr>
-            <w:r>
-              <w:rPr>
-                <w:sz w:val="14"/>
-              </w:rPr>
-              <w:t>Root cause</w:t>
-            </w:r>
-          </w:p>
-        </w:tc>
-        <w:tc>
-          <w:tcPr>
-            <w:tcW w:type="dxa" w:w="4984"/>
-            <w:tcMar>
-              <w:top w:w="68" w:type="dxa"/>
-              <w:start w:w="78" w:type="dxa"/>
-              <w:bottom w:w="68" w:type="dxa"/>
-              <w:end w:w="78" w:type="dxa"/>
-            </w:tcMar>
-          </w:tcPr>
-          <w:p>
-            <w:pPr>
-              <w:spacing w:after="0"/>
-            </w:pPr>
-            <w:r>
-              <w:rPr>
-                <w:sz w:val="14"/>
-              </w:rPr>
-              <w:t>Missing object/property/function/business rule check</w:t>
-            </w:r>
-          </w:p>
-        </w:tc>
-      </w:tr>
-      <w:tr>
-        <w:tc>
-          <w:tcPr>
-            <w:tcW w:type="dxa" w:w="4984"/>
-            <w:tcMar>
-              <w:top w:w="68" w:type="dxa"/>
-              <w:start w:w="78" w:type="dxa"/>
-              <w:bottom w:w="68" w:type="dxa"/>
-              <w:end w:w="78" w:type="dxa"/>
-            </w:tcMar>
-          </w:tcPr>
-          <w:p>
-            <w:pPr>
-              <w:spacing w:after="0"/>
-            </w:pPr>
-            <w:r>
-              <w:rPr>
-                <w:sz w:val="14"/>
-              </w:rPr>
-              <w:t>Impact</w:t>
-            </w:r>
-          </w:p>
-        </w:tc>
-        <w:tc>
-          <w:tcPr>
-            <w:tcW w:type="dxa" w:w="4984"/>
-            <w:tcMar>
-              <w:top w:w="68" w:type="dxa"/>
-              <w:start w:w="78" w:type="dxa"/>
-              <w:bottom w:w="68" w:type="dxa"/>
-              <w:end w:w="78" w:type="dxa"/>
-            </w:tcMar>
-          </w:tcPr>
-          <w:p>
-            <w:pPr>
-              <w:spacing w:after="0"/>
-            </w:pPr>
-            <w:r>
-              <w:rPr>
-                <w:sz w:val="14"/>
-              </w:rPr>
-              <w:t>Data/action/business effect in scope</w:t>
-            </w:r>
-          </w:p>
-        </w:tc>
-      </w:tr>
-      <w:tr>
-        <w:tc>
-          <w:tcPr>
-            <w:tcW w:type="dxa" w:w="4984"/>
-            <w:tcMar>
-              <w:top w:w="68" w:type="dxa"/>
-              <w:start w:w="78" w:type="dxa"/>
-              <w:bottom w:w="68" w:type="dxa"/>
-              <w:end w:w="78" w:type="dxa"/>
-            </w:tcMar>
-          </w:tcPr>
-          <w:p>
-            <w:pPr>
-              <w:spacing w:after="0"/>
-            </w:pPr>
-            <w:r>
-              <w:rPr>
-                <w:sz w:val="14"/>
-              </w:rPr>
-              <w:t>Remediation</w:t>
-            </w:r>
-          </w:p>
-        </w:tc>
-        <w:tc>
-          <w:tcPr>
-            <w:tcW w:type="dxa" w:w="4984"/>
-            <w:tcMar>
-              <w:top w:w="68" w:type="dxa"/>
-              <w:start w:w="78" w:type="dxa"/>
-              <w:bottom w:w="68" w:type="dxa"/>
-              <w:end w:w="78" w:type="dxa"/>
-            </w:tcMar>
-          </w:tcPr>
-          <w:p>
-            <w:pPr>
-              <w:spacing w:after="0"/>
-            </w:pPr>
-            <w:r>
-              <w:rPr>
-                <w:sz w:val="14"/>
-              </w:rPr>
-              <w:t>Server-side control; concrete policy location</w:t>
-            </w:r>
-          </w:p>
-        </w:tc>
-      </w:tr>
-    </w:tbl>
-    <w:p>
-      <w:pPr>
-        <w:widowControl/>
-        <w:spacing w:after="20"/>
-      </w:pPr>
-    </w:p>
-    <w:tbl>
-      <w:tblPr>
-        <w:tblW w:type="auto" w:w="0"/>
-        <w:jc w:val="center"/>
-        <w:tblLook w:firstColumn="1" w:firstRow="1" w:lastColumn="0" w:lastRow="0" w:noHBand="0" w:noVBand="1" w:val="04A0"/>
-      </w:tblPr>
-      <w:tblGrid>
-        <w:gridCol w:w="9968"/>
-      </w:tblGrid>
-      <w:tr>
-        <w:trPr>
-          <w:cantSplit/>
-        </w:trPr>
-        <w:tc>
-          <w:tcPr>
-            <w:tcW w:type="dxa" w:w="9968"/>
-            <w:shd w:fill="FEF2F2"/>
-            <w:tcMar>
-              <w:top w:w="135" w:type="dxa"/>
-              <w:start w:w="165" w:type="dxa"/>
-              <w:bottom w:w="135" w:type="dxa"/>
-              <w:end w:w="165" w:type="dxa"/>
-            </w:tcMar>
-          </w:tcPr>
-          <w:p>
-            <w:pPr>
-              <w:spacing w:after="60"/>
-            </w:pPr>
-            <w:r>
-              <w:rPr>
-                <w:b/>
-                <w:color w:val="991B1B"/>
-                <w:sz w:val="18"/>
-              </w:rPr>
-              <w:t>Do not paste live secrets</w:t>
-            </w:r>
-          </w:p>
-          <w:p>
-            <w:pPr>
-              <w:spacing w:after="0" w:line="250" w:lineRule="auto"/>
-            </w:pPr>
-            <w:r>
-              <w:t>Authorization header, API key, refresh token, signed URL, session cookie, webhook secret, dan third-party credentials harus diperlakukan sebagai secrets. Gunakan dummy/local token pada public repo.</w:t>
-            </w:r>
-          </w:p>
-        </w:tc>
-      </w:tr>
-    </w:tbl>
-    <w:p>
-      <w:pPr>
-        <w:widowControl/>
-        <w:spacing w:after="20"/>
-      </w:pPr>
-    </w:p>
-    <w:p>
-      <w:pPr>
-        <w:pStyle w:val="Heading1"/>
-        <w:widowControl/>
-      </w:pPr>
-      <w:r>
-        <w:t>19. Knowledge Check</w:t>
-      </w:r>
-    </w:p>
-    <w:p>
-      <w:pPr>
-        <w:widowControl/>
-      </w:pPr>
-      <w:r>
-        <w:rPr>
-          <w:rFonts w:ascii="Liberation Sans" w:hAnsi="Liberation Sans"/>
-          <w:b w:val="0"/>
-        </w:rPr>
-        <w:t>1. Apa beda authentication dengan object-level authorization?</w:t>
-      </w:r>
-    </w:p>
-    <w:p>
-      <w:pPr>
-        <w:widowControl/>
-      </w:pPr>
-      <w:r>
-        <w:rPr>
-          <w:rFonts w:ascii="Liberation Sans" w:hAnsi="Liberation Sans"/>
-          <w:b w:val="0"/>
-        </w:rPr>
-        <w:t>2. Kenapa UUID tidak memperbaiki BOLA?</w:t>
-      </w:r>
-    </w:p>
-    <w:p>
-      <w:pPr>
-        <w:widowControl/>
-      </w:pPr>
-      <w:r>
-        <w:rPr>
-          <w:rFonts w:ascii="Liberation Sans" w:hAnsi="Liberation Sans"/>
-          <w:b w:val="0"/>
-        </w:rPr>
-        <w:t>3. Apa dua arah utama BOPLA?</w:t>
-      </w:r>
-    </w:p>
-    <w:p>
-      <w:pPr>
-        <w:widowControl/>
-      </w:pPr>
-      <w:r>
-        <w:rPr>
-          <w:rFonts w:ascii="Liberation Sans" w:hAnsi="Liberation Sans"/>
-          <w:b w:val="0"/>
-        </w:rPr>
-        <w:t>4. Kenapa hidden admin button bukan function authorization?</w:t>
-      </w:r>
-    </w:p>
-    <w:p>
-      <w:pPr>
-        <w:widowControl/>
-      </w:pPr>
-      <w:r>
-        <w:rPr>
-          <w:rFonts w:ascii="Liberation Sans" w:hAnsi="Liberation Sans"/>
-          <w:b w:val="0"/>
-        </w:rPr>
-        <w:t>5. Apa beda rate limit dengan resource limit?</w:t>
-      </w:r>
-    </w:p>
-    <w:p>
-      <w:pPr>
-        <w:widowControl/>
-      </w:pPr>
-      <w:r>
-        <w:rPr>
-          <w:rFonts w:ascii="Liberation Sans" w:hAnsi="Liberation Sans"/>
-          <w:b w:val="0"/>
-        </w:rPr>
-        <w:t>6. Kenapa API6 membutuhkan business context?</w:t>
-      </w:r>
-    </w:p>
-    <w:p>
-      <w:pPr>
-        <w:widowControl/>
-      </w:pPr>
-      <w:r>
-        <w:rPr>
-          <w:rFonts w:ascii="Liberation Sans" w:hAnsi="Liberation Sans"/>
-          <w:b w:val="0"/>
-        </w:rPr>
-        <w:t>7. Apa risiko API version lama yang tidak terinventarisasi?</w:t>
-      </w:r>
-    </w:p>
-    <w:p>
-      <w:pPr>
-        <w:widowControl/>
-      </w:pPr>
-      <w:r>
-        <w:rPr>
-          <w:rFonts w:ascii="Liberation Sans" w:hAnsi="Liberation Sans"/>
-          <w:b w:val="0"/>
-        </w:rPr>
-        <w:t>8. Kenapa OpenAPI docs bukan bukti semua deployed endpoint?</w:t>
-      </w:r>
-    </w:p>
-    <w:p>
-      <w:pPr>
-        <w:widowControl/>
-      </w:pPr>
-      <w:r>
-        <w:rPr>
-          <w:rFonts w:ascii="Liberation Sans" w:hAnsi="Liberation Sans"/>
-          <w:b w:val="0"/>
-        </w:rPr>
-        <w:t>9. Kenapa JWT decode tidak sama dengan verification?</w:t>
-      </w:r>
-    </w:p>
-    <w:p>
-      <w:pPr>
-        <w:widowControl/>
-      </w:pPr>
-      <w:r>
-        <w:rPr>
-          <w:rFonts w:ascii="Liberation Sans" w:hAnsi="Liberation Sans"/>
-          <w:b w:val="0"/>
-        </w:rPr>
-        <w:t>10. Apa yang harus divalidasi saat mengonsumsi third-party API?</w:t>
-      </w:r>
-    </w:p>
-    <w:p>
-      <w:pPr>
-        <w:widowControl/>
-      </w:pPr>
-      <w:r>
-        <w:rPr>
-          <w:rFonts w:ascii="Liberation Sans" w:hAnsi="Liberation Sans"/>
-          <w:b w:val="0"/>
-        </w:rPr>
-        <w:t>11. Kenapa GraphQL introspection exposure tidak otomatis critical?</w:t>
-      </w:r>
-    </w:p>
-    <w:p>
-      <w:pPr>
-        <w:widowControl/>
-      </w:pPr>
-      <w:r>
-        <w:rPr>
-          <w:rFonts w:ascii="Liberation Sans" w:hAnsi="Liberation Sans"/>
-          <w:b w:val="0"/>
-        </w:rPr>
-        <w:t>12. Mengapa tester butuh dua identity untuk authorization testing?</w:t>
-      </w:r>
-    </w:p>
-    <w:p>
-      <w:pPr>
-        <w:widowControl/>
-      </w:pPr>
-      <w:r>
-        <w:rPr>
-          <w:rFonts w:ascii="Liberation Sans" w:hAnsi="Liberation Sans"/>
-          <w:b w:val="0"/>
-        </w:rPr>
-        <w:t>13. Kapan high-volume testing harus dihentikan/di-escalate?</w:t>
-      </w:r>
-    </w:p>
-    <w:p>
-      <w:pPr>
-        <w:widowControl/>
-      </w:pPr>
-      <w:r>
-        <w:rPr>
-          <w:rFonts w:ascii="Liberation Sans" w:hAnsi="Liberation Sans"/>
-          <w:b w:val="0"/>
-        </w:rPr>
-        <w:t>14. Apa evidence minimum untuk BOLA finding?</w:t>
-      </w:r>
-    </w:p>
-    <w:p>
-      <w:pPr>
-        <w:widowControl/>
-      </w:pPr>
-      <w:r>
-        <w:rPr>
-          <w:rFonts w:ascii="Liberation Sans" w:hAnsi="Liberation Sans"/>
-          <w:b w:val="0"/>
-        </w:rPr>
-        <w:t>15. Bagaimana remediation mass assignment yang production-ready?</w:t>
-      </w:r>
-    </w:p>
-    <w:p>
-      <w:pPr>
-        <w:pStyle w:val="Heading1"/>
-        <w:widowControl/>
-      </w:pPr>
-      <w:r>
-        <w:t>20. Exit Criteria</w:t>
-      </w:r>
-    </w:p>
-    <w:p>
-      <w:pPr>
-        <w:widowControl/>
-      </w:pPr>
-      <w:r>
-        <w:rPr>
-          <w:rFonts w:ascii="Liberation Sans" w:hAnsi="Liberation Sans"/>
-          <w:b w:val="0"/>
-        </w:rPr>
-        <w:t>[ ] Bisa membangun endpoint inventory dari OpenAPI + observed traffic.</w:t>
-      </w:r>
-    </w:p>
-    <w:p>
-      <w:pPr>
-        <w:widowControl/>
-      </w:pPr>
-      <w:r>
-        <w:rPr>
-          <w:rFonts w:ascii="Liberation Sans" w:hAnsi="Liberation Sans"/>
-          <w:b w:val="0"/>
-        </w:rPr>
-        <w:t>[ ] Bisa membedakan BOLA, BOPLA, BFLA, dan authentication flaw.</w:t>
-      </w:r>
-    </w:p>
-    <w:p>
-      <w:pPr>
-        <w:widowControl/>
-      </w:pPr>
-      <w:r>
-        <w:rPr>
-          <w:rFonts w:ascii="Liberation Sans" w:hAnsi="Liberation Sans"/>
-          <w:b w:val="0"/>
-        </w:rPr>
-        <w:t>[ ] Bisa menjalankan two-user differential authorization test.</w:t>
-      </w:r>
-    </w:p>
-    <w:p>
-      <w:pPr>
-        <w:widowControl/>
-      </w:pPr>
-      <w:r>
-        <w:rPr>
-          <w:rFonts w:ascii="Liberation Sans" w:hAnsi="Liberation Sans"/>
-          <w:b w:val="0"/>
-        </w:rPr>
-        <w:t>[ ] Bisa menguji writable/readable properties secara minimal dan terkontrol.</w:t>
-      </w:r>
-    </w:p>
-    <w:p>
-      <w:pPr>
-        <w:widowControl/>
-      </w:pPr>
-      <w:r>
-        <w:rPr>
-          <w:rFonts w:ascii="Liberation Sans" w:hAnsi="Liberation Sans"/>
-          <w:b w:val="0"/>
-        </w:rPr>
-        <w:t>[ ] Bisa mengobservasi resource/rate behavior tanpa stress test.</w:t>
-      </w:r>
-    </w:p>
-    <w:p>
-      <w:pPr>
-        <w:widowControl/>
-      </w:pPr>
-      <w:r>
-        <w:rPr>
-          <w:rFonts w:ascii="Liberation Sans" w:hAnsi="Liberation Sans"/>
-          <w:b w:val="0"/>
-        </w:rPr>
-        <w:t>[ ] Bisa menjelaskan business-flow vulnerability dengan expected invariant.</w:t>
-      </w:r>
-    </w:p>
-    <w:p>
-      <w:pPr>
-        <w:widowControl/>
-      </w:pPr>
-      <w:r>
-        <w:rPr>
-          <w:rFonts w:ascii="Liberation Sans" w:hAnsi="Liberation Sans"/>
-          <w:b w:val="0"/>
-        </w:rPr>
-        <w:t>[ ] Bisa menemukan dan menilai deprecated API version.</w:t>
-      </w:r>
-    </w:p>
-    <w:p>
-      <w:pPr>
-        <w:widowControl/>
-      </w:pPr>
-      <w:r>
-        <w:rPr>
-          <w:rFonts w:ascii="Liberation Sans" w:hAnsi="Liberation Sans"/>
-          <w:b w:val="0"/>
-        </w:rPr>
-        <w:t>[ ] Bisa menjelaskan JWT sebagai token format, bukan authorization control.</w:t>
-      </w:r>
-    </w:p>
-    <w:p>
-      <w:pPr>
-        <w:widowControl/>
-      </w:pPr>
-      <w:r>
-        <w:rPr>
-          <w:rFonts w:ascii="Liberation Sans" w:hAnsi="Liberation Sans"/>
-          <w:b w:val="0"/>
-        </w:rPr>
-        <w:t>[ ] Bisa mengikuti GraphQL Academy lab dan memetakan schema/resolver authorization.</w:t>
-      </w:r>
-    </w:p>
-    <w:p>
-      <w:pPr>
-        <w:widowControl/>
-      </w:pPr>
-      <w:r>
-        <w:rPr>
-          <w:rFonts w:ascii="Liberation Sans" w:hAnsi="Liberation Sans"/>
-          <w:b w:val="0"/>
-        </w:rPr>
-        <w:t>[ ] Bisa menulis finding API yang reproducible dan tidak membocorkan secrets.</w:t>
-      </w:r>
-    </w:p>
-    <w:p>
-      <w:pPr>
-        <w:pStyle w:val="Heading1"/>
-        <w:widowControl/>
-      </w:pPr>
-      <w:r>
-        <w:t>21. Cheat Sheet</w:t>
-      </w:r>
-    </w:p>
-    <w:tbl>
-      <w:tblPr>
-        <w:tblW w:type="auto" w:w="0"/>
-        <w:jc w:val="center"/>
-        <w:tblLook w:firstColumn="1" w:firstRow="1" w:lastColumn="0" w:lastRow="0" w:noHBand="0" w:noVBand="1" w:val="04A0"/>
       </w:tblPr>
       <w:tblGrid>
         <w:gridCol w:w="9968"/>
@@ -4937,491 +4077,145 @@
                 <w:color w:val="F9FAFB"/>
                 <w:sz w:val="15"/>
               </w:rPr>
-              <w:t># Login local identities</w:t>
+              <w:t xml:space="preserve">for i in 1 2 3; do</w:t>
             </w:r>
-            <w:r>
-              <w:br/>
-            </w:r>
+          </w:p>
+          <w:p>
+            <w:pPr>
+              <w:spacing w:after="0" w:line="240" w:lineRule="auto"/>
+            </w:pPr>
             <w:r>
               <w:rPr>
                 <w:rFonts w:ascii="Liberation Mono" w:hAnsi="Liberation Mono"/>
                 <w:color w:val="F9FAFB"/>
                 <w:sz w:val="15"/>
               </w:rPr>
-              <w:t>curl -s -X POST http://127.0.0.1:8130/api/v1/login \</w:t>
+              <w:t xml:space="preserve">  curl -s -X POST http://127.0.0.1:8130/api/v1/coupons/redeem \</w:t>
             </w:r>
-            <w:r>
-              <w:br/>
-            </w:r>
+          </w:p>
+          <w:p>
+            <w:pPr>
+              <w:spacing w:after="0" w:line="240" w:lineRule="auto"/>
+            </w:pPr>
             <w:r>
               <w:rPr>
                 <w:rFonts w:ascii="Liberation Mono" w:hAnsi="Liberation Mono"/>
                 <w:color w:val="F9FAFB"/>
                 <w:sz w:val="15"/>
               </w:rPr>
-              <w:t xml:space="preserve">  -H 'Content-Type: application/json' \</w:t>
+              <w:t xml:space="preserve">    -H 'Authorization: Bearer token-bob' \</w:t>
             </w:r>
-            <w:r>
-              <w:br/>
-            </w:r>
+          </w:p>
+          <w:p>
+            <w:pPr>
+              <w:spacing w:after="0" w:line="240" w:lineRule="auto"/>
+            </w:pPr>
             <w:r>
               <w:rPr>
                 <w:rFonts w:ascii="Liberation Mono" w:hAnsi="Liberation Mono"/>
                 <w:color w:val="F9FAFB"/>
                 <w:sz w:val="15"/>
               </w:rPr>
-              <w:t xml:space="preserve">  -d '{"username":"alice","password":"training123"}' | jq .</w:t>
+              <w:t xml:space="preserve">    -H 'Content-Type: application/json' \</w:t>
             </w:r>
-            <w:r>
-              <w:br/>
-            </w:r>
+          </w:p>
+          <w:p>
+            <w:pPr>
+              <w:spacing w:after="0" w:line="240" w:lineRule="auto"/>
+            </w:pPr>
             <w:r>
               <w:rPr>
                 <w:rFonts w:ascii="Liberation Mono" w:hAnsi="Liberation Mono"/>
                 <w:color w:val="F9FAFB"/>
                 <w:sz w:val="15"/>
               </w:rPr>
+              <w:t xml:space="preserve">    -d '{"code":"WELCOME"}' | jq '{redeemed,count_for_user}'</w:t>
             </w:r>
-            <w:r>
-              <w:br/>
-            </w:r>
+          </w:p>
+          <w:p>
+            <w:pPr>
+              <w:spacing w:after="0" w:line="240" w:lineRule="auto"/>
+            </w:pPr>
             <w:r>
               <w:rPr>
                 <w:rFonts w:ascii="Liberation Mono" w:hAnsi="Liberation Mono"/>
                 <w:color w:val="F9FAFB"/>
                 <w:sz w:val="15"/>
               </w:rPr>
-              <w:t># Authenticated GET</w:t>
-            </w:r>
-            <w:r>
-              <w:br/>
-            </w:r>
-            <w:r>
-              <w:rPr>
-                <w:rFonts w:ascii="Liberation Mono" w:hAnsi="Liberation Mono"/>
-                <w:color w:val="F9FAFB"/>
-                <w:sz w:val="15"/>
-              </w:rPr>
-              <w:t>curl -s http://127.0.0.1:8130/api/v1/me \</w:t>
-            </w:r>
-            <w:r>
-              <w:br/>
-            </w:r>
-            <w:r>
-              <w:rPr>
-                <w:rFonts w:ascii="Liberation Mono" w:hAnsi="Liberation Mono"/>
-                <w:color w:val="F9FAFB"/>
-                <w:sz w:val="15"/>
-              </w:rPr>
-              <w:t xml:space="preserve">  -H 'Authorization: Bearer token-alice' | jq .</w:t>
-            </w:r>
-            <w:r>
-              <w:br/>
-            </w:r>
-            <w:r>
-              <w:rPr>
-                <w:rFonts w:ascii="Liberation Mono" w:hAnsi="Liberation Mono"/>
-                <w:color w:val="F9FAFB"/>
-                <w:sz w:val="15"/>
-              </w:rPr>
-            </w:r>
-            <w:r>
-              <w:br/>
-            </w:r>
-            <w:r>
-              <w:rPr>
-                <w:rFonts w:ascii="Liberation Mono" w:hAnsi="Liberation Mono"/>
-                <w:color w:val="F9FAFB"/>
-                <w:sz w:val="15"/>
-              </w:rPr>
-              <w:t># BOLA differential</w:t>
-            </w:r>
-            <w:r>
-              <w:br/>
-            </w:r>
-            <w:r>
-              <w:rPr>
-                <w:rFonts w:ascii="Liberation Mono" w:hAnsi="Liberation Mono"/>
-                <w:color w:val="F9FAFB"/>
-                <w:sz w:val="15"/>
-              </w:rPr>
-              <w:t>curl -s http://127.0.0.1:8130/api/v1/orders/101 -H 'Authorization: Bearer token-alice' | jq .</w:t>
-            </w:r>
-            <w:r>
-              <w:br/>
-            </w:r>
-            <w:r>
-              <w:rPr>
-                <w:rFonts w:ascii="Liberation Mono" w:hAnsi="Liberation Mono"/>
-                <w:color w:val="F9FAFB"/>
-                <w:sz w:val="15"/>
-              </w:rPr>
-              <w:t>curl -s http://127.0.0.1:8130/api/v1/orders/102 -H 'Authorization: Bearer token-alice' | jq .</w:t>
-            </w:r>
-            <w:r>
-              <w:br/>
-            </w:r>
-            <w:r>
-              <w:rPr>
-                <w:rFonts w:ascii="Liberation Mono" w:hAnsi="Liberation Mono"/>
-                <w:color w:val="F9FAFB"/>
-                <w:sz w:val="15"/>
-              </w:rPr>
-            </w:r>
-            <w:r>
-              <w:br/>
-            </w:r>
-            <w:r>
-              <w:rPr>
-                <w:rFonts w:ascii="Liberation Mono" w:hAnsi="Liberation Mono"/>
-                <w:color w:val="F9FAFB"/>
-                <w:sz w:val="15"/>
-              </w:rPr>
-              <w:t># Property-level write</w:t>
-            </w:r>
-            <w:r>
-              <w:br/>
-            </w:r>
-            <w:r>
-              <w:rPr>
-                <w:rFonts w:ascii="Liberation Mono" w:hAnsi="Liberation Mono"/>
-                <w:color w:val="F9FAFB"/>
-                <w:sz w:val="15"/>
-              </w:rPr>
-              <w:t>curl -s -X PATCH http://127.0.0.1:8130/api/v1/me \</w:t>
-            </w:r>
-            <w:r>
-              <w:br/>
-            </w:r>
-            <w:r>
-              <w:rPr>
-                <w:rFonts w:ascii="Liberation Mono" w:hAnsi="Liberation Mono"/>
-                <w:color w:val="F9FAFB"/>
-                <w:sz w:val="15"/>
-              </w:rPr>
-              <w:t xml:space="preserve">  -H 'Authorization: Bearer token-alice' \</w:t>
-            </w:r>
-            <w:r>
-              <w:br/>
-            </w:r>
-            <w:r>
-              <w:rPr>
-                <w:rFonts w:ascii="Liberation Mono" w:hAnsi="Liberation Mono"/>
-                <w:color w:val="F9FAFB"/>
-                <w:sz w:val="15"/>
-              </w:rPr>
-              <w:t xml:space="preserve">  -H 'Content-Type: application/json' \</w:t>
-            </w:r>
-            <w:r>
-              <w:br/>
-            </w:r>
-            <w:r>
-              <w:rPr>
-                <w:rFonts w:ascii="Liberation Mono" w:hAnsi="Liberation Mono"/>
-                <w:color w:val="F9FAFB"/>
-                <w:sz w:val="15"/>
-              </w:rPr>
-              <w:t xml:space="preserve">  -d '{"role":"admin"}' | jq .</w:t>
-            </w:r>
-            <w:r>
-              <w:br/>
-            </w:r>
-            <w:r>
-              <w:rPr>
-                <w:rFonts w:ascii="Liberation Mono" w:hAnsi="Liberation Mono"/>
-                <w:color w:val="F9FAFB"/>
-                <w:sz w:val="15"/>
-              </w:rPr>
-            </w:r>
-            <w:r>
-              <w:br/>
-            </w:r>
-            <w:r>
-              <w:rPr>
-                <w:rFonts w:ascii="Liberation Mono" w:hAnsi="Liberation Mono"/>
-                <w:color w:val="F9FAFB"/>
-                <w:sz w:val="15"/>
-              </w:rPr>
-              <w:t># Cleanup</w:t>
-            </w:r>
-            <w:r>
-              <w:br/>
-            </w:r>
-            <w:r>
-              <w:rPr>
-                <w:rFonts w:ascii="Liberation Mono" w:hAnsi="Liberation Mono"/>
-                <w:color w:val="F9FAFB"/>
-                <w:sz w:val="15"/>
-              </w:rPr>
-              <w:t>./labs/api-lab.sh cleanup</w:t>
+              <w:t xml:space="preserve">done</w:t>
             </w:r>
           </w:p>
         </w:tc>
       </w:tr>
     </w:tbl>
     <w:p>
-      <w:pPr>
-        <w:widowControl/>
-        <w:spacing w:after="20"/>
-      </w:pPr>
+      <w:r>
+        <w:t xml:space="preserve">Pertanyaan bisnis yang harus lo jawab di finding: apakah coupon ini seharusnya </w:t>
+      </w:r>
+      <w:r>
+        <w:rPr>
+          <w:i/>
+        </w:rPr>
+        <w:t xml:space="preserve">sekali per user</w:t>
+      </w:r>
+      <w:r>
+        <w:t xml:space="preserve">, </w:t>
+      </w:r>
+      <w:r>
+        <w:rPr>
+          <w:i/>
+        </w:rPr>
+        <w:t xml:space="preserve">sekali per akun/device</w:t>
+      </w:r>
+      <w:r>
+        <w:t xml:space="preserve">, atau memang </w:t>
+      </w:r>
+      <w:r>
+        <w:rPr>
+          <w:i/>
+        </w:rPr>
+        <w:t xml:space="preserve">reusable by design</w:t>
+      </w:r>
+      <w:r>
+        <w:t xml:space="preserve">? Finding security yang baik butuh </w:t>
+      </w:r>
+      <w:r>
+        <w:rPr>
+          <w:b/>
+        </w:rPr>
+        <w:t xml:space="preserve">expected business invariant</w:t>
+      </w:r>
+      <w:r>
+        <w:t xml:space="preserve"> yang eksplisit — bukan sekadar observasi "endpoint bisa dipanggil tiga kali berturut-turut", karena itu bisa saja memang perilaku yang diinginkan.</w:t>
+      </w:r>
     </w:p>
     <w:p>
       <w:pPr>
         <w:pStyle w:val="Heading1"/>
-        <w:widowControl/>
       </w:pPr>
       <w:r>
-        <w:t>22. References</w:t>
+        <w:t xml:space="preserve">12. API9:2023 — Inventory &amp; Version Management</w:t>
       </w:r>
     </w:p>
     <w:p>
-      <w:pPr>
-        <w:widowControl/>
-        <w:spacing w:after="80"/>
-      </w:pPr>
+      <w:r>
+        <w:t xml:space="preserve">API9 muncul ketika organisasi kehilangan visibility atas versi, host, environment, dokumentasi, dan endpoint deprecated/shadow. API versi lama sering tertinggal dengan authorization atau logging yang lebih lemah dibanding versi aktif — tapi tetap </w:t>
+      </w:r>
       <w:r>
         <w:rPr>
-          <w:b/>
+          <w:i/>
         </w:rPr>
-        <w:t>OWASP API Security Project</w:t>
+        <w:t xml:space="preserve">reachable</w:t>
       </w:r>
       <w:r>
-        <w:t xml:space="preserve"> - Project overview and API Security Top 10</w:t>
+        <w:t xml:space="preserve">.</w:t>
       </w:r>
-      <w:r>
-        <w:br/>
-      </w:r>
-      <w:hyperlink r:id="rId110">
-        <w:r>
-          <w:rPr>
-            <w:color w:val="1D4ED8"/>
-            <w:u w:val="single"/>
-          </w:rPr>
-          <w:t>https://owasp.org/projects/api-security-project</w:t>
-        </w:r>
-      </w:hyperlink>
-    </w:p>
-    <w:p>
-      <w:pPr>
-        <w:widowControl/>
-        <w:spacing w:after="80"/>
-      </w:pPr>
-      <w:r>
-        <w:rPr>
-          <w:b/>
-        </w:rPr>
-        <w:t>OWASP API Security Top 10 - 2023</w:t>
-      </w:r>
-      <w:r>
-        <w:t xml:space="preserve"> - Current Top 10 edition used by this module</w:t>
-      </w:r>
-      <w:r>
-        <w:br/>
-      </w:r>
-      <w:hyperlink r:id="rId111">
-        <w:r>
-          <w:rPr>
-            <w:color w:val="1D4ED8"/>
-            <w:u w:val="single"/>
-          </w:rPr>
-          <w:t>https://api-security.owasp.org/editions/2023/en/0x11-t10/</w:t>
-        </w:r>
-      </w:hyperlink>
-    </w:p>
-    <w:p>
-      <w:pPr>
-        <w:widowControl/>
-        <w:spacing w:after="80"/>
-      </w:pPr>
-      <w:r>
-        <w:rPr>
-          <w:b/>
-        </w:rPr>
-        <w:t>OWASP API1:2023 - Broken Object Level Authorization</w:t>
-      </w:r>
-      <w:r>
-        <w:t xml:space="preserve"> - BOLA model and remediation guidance</w:t>
-      </w:r>
-      <w:r>
-        <w:br/>
-      </w:r>
-      <w:hyperlink r:id="rId112">
-        <w:r>
-          <w:rPr>
-            <w:color w:val="1D4ED8"/>
-            <w:u w:val="single"/>
-          </w:rPr>
-          <w:t>https://api-security.owasp.org/editions/2023/en/0xa1-broken-object-level-authorization/</w:t>
-        </w:r>
-      </w:hyperlink>
-    </w:p>
-    <w:p>
-      <w:pPr>
-        <w:widowControl/>
-        <w:spacing w:after="80"/>
-      </w:pPr>
-      <w:r>
-        <w:rPr>
-          <w:b/>
-        </w:rPr>
-        <w:t>OWASP API3:2023 - Broken Object Property Level Authorization</w:t>
-      </w:r>
-      <w:r>
-        <w:t xml:space="preserve"> - Property exposure and mass assignment root cause</w:t>
-      </w:r>
-      <w:r>
-        <w:br/>
-      </w:r>
-      <w:hyperlink r:id="rId113">
-        <w:r>
-          <w:rPr>
-            <w:color w:val="1D4ED8"/>
-            <w:u w:val="single"/>
-          </w:rPr>
-          <w:t>https://api-security.owasp.org/editions/2023/en/0xa3-broken-object-property-level-authorization/</w:t>
-        </w:r>
-      </w:hyperlink>
-    </w:p>
-    <w:p>
-      <w:pPr>
-        <w:widowControl/>
-        <w:spacing w:after="80"/>
-      </w:pPr>
-      <w:r>
-        <w:rPr>
-          <w:b/>
-        </w:rPr>
-        <w:t>OWASP API4:2023 - Unrestricted Resource Consumption</w:t>
-      </w:r>
-      <w:r>
-        <w:t xml:space="preserve"> - Resource/operational cost perspective</w:t>
-      </w:r>
-      <w:r>
-        <w:br/>
-      </w:r>
-      <w:hyperlink r:id="rId114">
-        <w:r>
-          <w:rPr>
-            <w:color w:val="1D4ED8"/>
-            <w:u w:val="single"/>
-          </w:rPr>
-          <w:t>https://api-security.owasp.org/editions/2023/en/0xa4-unrestricted-resource-consumption/</w:t>
-        </w:r>
-      </w:hyperlink>
-    </w:p>
-    <w:p>
-      <w:pPr>
-        <w:widowControl/>
-        <w:spacing w:after="80"/>
-      </w:pPr>
-      <w:r>
-        <w:rPr>
-          <w:b/>
-        </w:rPr>
-        <w:t>OWASP API10:2023 - Unsafe Consumption of APIs</w:t>
-      </w:r>
-      <w:r>
-        <w:t xml:space="preserve"> - Third-party API trust</w:t>
-      </w:r>
-      <w:r>
-        <w:br/>
-      </w:r>
-      <w:hyperlink r:id="rId115">
-        <w:r>
-          <w:rPr>
-            <w:color w:val="1D4ED8"/>
-            <w:u w:val="single"/>
-          </w:rPr>
-          <w:t>https://api-security.owasp.org/editions/2023/en/0xaa-unsafe-consumption-of-apis/</w:t>
-        </w:r>
-      </w:hyperlink>
-    </w:p>
-    <w:p>
-      <w:pPr>
-        <w:widowControl/>
-        <w:spacing w:after="80"/>
-      </w:pPr>
-      <w:r>
-        <w:rPr>
-          <w:b/>
-        </w:rPr>
-        <w:t>PortSwigger Web Security Academy - API Testing</w:t>
-      </w:r>
-      <w:r>
-        <w:t xml:space="preserve"> - API reconnaissance and testing labs</w:t>
-      </w:r>
-      <w:r>
-        <w:br/>
-      </w:r>
-      <w:hyperlink r:id="rId116">
-        <w:r>
-          <w:rPr>
-            <w:color w:val="1D4ED8"/>
-            <w:u w:val="single"/>
-          </w:rPr>
-          <w:t>https://portswigger.net/web-security/learning-paths/api-testing</w:t>
-        </w:r>
-      </w:hyperlink>
-    </w:p>
-    <w:p>
-      <w:pPr>
-        <w:widowControl/>
-        <w:spacing w:after="80"/>
-      </w:pPr>
-      <w:r>
-        <w:rPr>
-          <w:b/>
-        </w:rPr>
-        <w:t>PortSwigger Web Security Academy - GraphQL</w:t>
-      </w:r>
-      <w:r>
-        <w:t xml:space="preserve"> - GraphQL endpoint/schema/security labs</w:t>
-      </w:r>
-      <w:r>
-        <w:br/>
-      </w:r>
-      <w:hyperlink r:id="rId117">
-        <w:r>
-          <w:rPr>
-            <w:color w:val="1D4ED8"/>
-            <w:u w:val="single"/>
-          </w:rPr>
-          <w:t>https://portswigger.net/web-security/graphql</w:t>
-        </w:r>
-      </w:hyperlink>
-    </w:p>
-    <w:p>
-      <w:pPr>
-        <w:widowControl/>
-        <w:spacing w:after="80"/>
-      </w:pPr>
-      <w:r>
-        <w:rPr>
-          <w:b/>
-        </w:rPr>
-        <w:t>RFC 7519 - JSON Web Token</w:t>
-      </w:r>
-      <w:r>
-        <w:t xml:space="preserve"> - JWT standard</w:t>
-      </w:r>
-      <w:r>
-        <w:br/>
-      </w:r>
-      <w:hyperlink r:id="rId118">
-        <w:r>
-          <w:rPr>
-            <w:color w:val="1D4ED8"/>
-            <w:u w:val="single"/>
-          </w:rPr>
-          <w:t>https://www.rfc-editor.org/rfc/rfc7519.html</w:t>
-        </w:r>
-      </w:hyperlink>
     </w:p>
     <w:tbl>
       <w:tblPr>
         <w:tblW w:type="auto" w:w="0"/>
         <w:jc w:val="center"/>
-        <w:tblLook w:firstColumn="1" w:firstRow="1" w:lastColumn="0" w:lastRow="0" w:noHBand="0" w:noVBand="1" w:val="04A0"/>
+        <w:tblLayout w:type="autofit"/>
       </w:tblPr>
       <w:tblGrid>
         <w:gridCol w:w="9968"/>
@@ -5433,7 +4227,140 @@
         <w:tc>
           <w:tcPr>
             <w:tcW w:type="dxa" w:w="9968"/>
-            <w:shd w:fill="ECFDF5"/>
+            <w:shd w:fill="111827"/>
+            <w:tcMar>
+              <w:top w:w="125" w:type="dxa"/>
+              <w:start w:w="155" w:type="dxa"/>
+              <w:bottom w:w="125" w:type="dxa"/>
+              <w:end w:w="155" w:type="dxa"/>
+            </w:tcMar>
+          </w:tcPr>
+          <w:p>
+            <w:pPr>
+              <w:spacing w:after="0" w:line="240" w:lineRule="auto"/>
+            </w:pPr>
+            <w:r>
+              <w:rPr>
+                <w:rFonts w:ascii="Liberation Mono" w:hAnsi="Liberation Mono"/>
+                <w:color w:val="F9FAFB"/>
+                <w:sz w:val="15"/>
+              </w:rPr>
+              <w:t xml:space="preserve">curl -i -s http://127.0.0.1:8130/api/v0/debug/users \</w:t>
+            </w:r>
+          </w:p>
+          <w:p>
+            <w:pPr>
+              <w:spacing w:after="0" w:line="240" w:lineRule="auto"/>
+            </w:pPr>
+            <w:r>
+              <w:rPr>
+                <w:rFonts w:ascii="Liberation Mono" w:hAnsi="Liberation Mono"/>
+                <w:color w:val="F9FAFB"/>
+                <w:sz w:val="15"/>
+              </w:rPr>
+              <w:t xml:space="preserve">  -H 'Authorization: Bearer token-alice' | sed -n '1,25p'</w:t>
+            </w:r>
+          </w:p>
+        </w:tc>
+      </w:tr>
+    </w:tbl>
+    <w:p>
+      <w:r>
+        <w:t xml:space="preserve">Endpoint </w:t>
+      </w:r>
+      <w:r>
+        <w:rPr>
+          <w:rFonts w:ascii="Liberation Mono" w:hAnsi="Liberation Mono"/>
+        </w:rPr>
+        <w:t xml:space="preserve">v0</w:t>
+      </w:r>
+      <w:r>
+        <w:t xml:space="preserve"> ini </w:t>
+      </w:r>
+      <w:r>
+        <w:rPr>
+          <w:b/>
+        </w:rPr>
+        <w:t xml:space="preserve">tidak</w:t>
+      </w:r>
+      <w:r>
+        <w:t xml:space="preserve"> tercantum di </w:t>
+      </w:r>
+      <w:r>
+        <w:rPr>
+          <w:rFonts w:ascii="Liberation Mono" w:hAnsi="Liberation Mono"/>
+        </w:rPr>
+        <w:t xml:space="preserve">openapi.json</w:t>
+      </w:r>
+      <w:r>
+        <w:t xml:space="preserve"> (lihat §6) — inventory yang benar harus mencakup </w:t>
+      </w:r>
+      <w:r>
+        <w:rPr>
+          <w:i/>
+        </w:rPr>
+        <w:t xml:space="preserve">route yang ter-deploy</w:t>
+      </w:r>
+      <w:r>
+        <w:t xml:space="preserve">, bukan hanya yang ter-dokumentasi. Perhatikan juga header </w:t>
+      </w:r>
+      <w:r>
+        <w:rPr>
+          <w:rFonts w:ascii="Liberation Mono" w:hAnsi="Liberation Mono"/>
+        </w:rPr>
+        <w:t xml:space="preserve">Deprecation: true</w:t>
+      </w:r>
+      <w:r>
+        <w:t xml:space="preserve"> sebagai sinyal eksplisit bahwa endpoint ini seharusnya sudah tidak dipakai, tapi tetap merespons.</w:t>
+      </w:r>
+    </w:p>
+    <w:p>
+      <w:pPr>
+        <w:pStyle w:val="Heading1"/>
+      </w:pPr>
+      <w:r>
+        <w:t xml:space="preserve">13. JWT &amp; API Tokens in Context</w:t>
+      </w:r>
+    </w:p>
+    <w:p>
+      <w:r>
+        <w:t xml:space="preserve">JWT cuma </w:t>
+      </w:r>
+      <w:r>
+        <w:rPr>
+          <w:b/>
+        </w:rPr>
+        <w:t xml:space="preserve">satu format</w:t>
+      </w:r>
+      <w:r>
+        <w:t xml:space="preserve"> untuk membawa claims. API juga bisa memakai opaque token (seperti di lab ini), API key, mTLS, session cookie, atau signed request — format token </w:t>
+      </w:r>
+      <w:r>
+        <w:rPr>
+          <w:b/>
+        </w:rPr>
+        <w:t xml:space="preserve">tidak menentukan</w:t>
+      </w:r>
+      <w:r>
+        <w:t xml:space="preserve"> model authorization-nya.</w:t>
+      </w:r>
+    </w:p>
+    <w:tbl>
+      <w:tblPr>
+        <w:tblW w:type="auto" w:w="0"/>
+        <w:jc w:val="center"/>
+      </w:tblPr>
+      <w:tblGrid>
+        <w:gridCol w:w="9968"/>
+      </w:tblGrid>
+      <w:tr>
+        <w:trPr>
+          <w:cantSplit/>
+        </w:trPr>
+        <w:tc>
+          <w:tcPr>
+            <w:tcW w:type="dxa" w:w="9968"/>
+            <w:shd w:fill="EFF6FF"/>
             <w:tcMar>
               <w:top w:w="135" w:type="dxa"/>
               <w:start w:w="165" w:type="dxa"/>
@@ -5448,18 +4375,293 @@
             <w:r>
               <w:rPr>
                 <w:b/>
-                <w:color w:val="047857"/>
-                <w:sz w:val="18"/>
+                <w:color w:val="1D4ED8"/>
+                <w:sz w:val="19"/>
               </w:rPr>
-              <w:t>Next module</w:t>
+              <w:t xml:space="preserve">JWT refresher.</w:t>
             </w:r>
           </w:p>
           <w:p>
             <w:pPr>
-              <w:spacing w:after="0" w:line="250" w:lineRule="auto"/>
+              <w:spacing w:after="0"/>
             </w:pPr>
             <w:r>
-              <w:t>Module 14 - Exploitation Fundamentals: exploit research, CVE/PoC triage, safe public-exploit review, shells/payload concepts, Metasploit fundamentals, file transfer, evidence, and deliberately vulnerable training machines.</w:t>
+              <w:t xml:space="preserve">Payload JWT bisa dibaca siapa saja yang memegang tokennya (base64, bukan enkripsi). Trust baru ada setelah </w:t>
+            </w:r>
+            <w:r>
+              <w:rPr>
+                <w:i/>
+              </w:rPr>
+              <w:t xml:space="preserve">signature/MAC</w:t>
+            </w:r>
+            <w:r>
+              <w:t xml:space="preserve"> divalidasi </w:t>
+            </w:r>
+            <w:r>
+              <w:rPr>
+                <w:b/>
+              </w:rPr>
+              <w:t xml:space="preserve">dan</w:t>
+            </w:r>
+            <w:r>
+              <w:t xml:space="preserve"> claim (</w:t>
+            </w:r>
+            <w:r>
+              <w:rPr>
+                <w:rFonts w:ascii="Liberation Mono" w:hAnsi="Liberation Mono"/>
+              </w:rPr>
+              <w:t xml:space="preserve">iss</w:t>
+            </w:r>
+            <w:r>
+              <w:t xml:space="preserve">, </w:t>
+            </w:r>
+            <w:r>
+              <w:rPr>
+                <w:rFonts w:ascii="Liberation Mono" w:hAnsi="Liberation Mono"/>
+              </w:rPr>
+              <w:t xml:space="preserve">aud</w:t>
+            </w:r>
+            <w:r>
+              <w:t xml:space="preserve">, </w:t>
+            </w:r>
+            <w:r>
+              <w:rPr>
+                <w:rFonts w:ascii="Liberation Mono" w:hAnsi="Liberation Mono"/>
+              </w:rPr>
+              <w:t xml:space="preserve">exp</w:t>
+            </w:r>
+            <w:r>
+              <w:t xml:space="preserve">, </w:t>
+            </w:r>
+            <w:r>
+              <w:rPr>
+                <w:rFonts w:ascii="Liberation Mono" w:hAnsi="Liberation Mono"/>
+              </w:rPr>
+              <w:t xml:space="preserve">nbf</w:t>
+            </w:r>
+            <w:r>
+              <w:t xml:space="preserve">) diperiksa sesuai RFC 7519. </w:t>
+            </w:r>
+            <w:r>
+              <w:rPr>
+                <w:b/>
+              </w:rPr>
+              <w:t xml:space="preserve">Decode ≠ verify.</w:t>
+            </w:r>
+          </w:p>
+        </w:tc>
+      </w:tr>
+    </w:tbl>
+    <w:p>
+      <w:r>
+        <w:t xml:space="preserve">Lab ini sengaja memakai opaque training token (</w:t>
+      </w:r>
+      <w:r>
+        <w:rPr>
+          <w:rFonts w:ascii="Liberation Mono" w:hAnsi="Liberation Mono"/>
+        </w:rPr>
+        <w:t xml:space="preserve">token-alice</w:t>
+      </w:r>
+      <w:r>
+        <w:t xml:space="preserve">, bukan JWT) justru untuk menegaskan satu hal: BOLA, BOPLA, dan BFLA bisa terjadi </w:t>
+      </w:r>
+      <w:r>
+        <w:rPr>
+          <w:b/>
+        </w:rPr>
+        <w:t xml:space="preserve">meskipun authentication token itu sendiri sama sekali tidak rusak</w:t>
+      </w:r>
+      <w:r>
+        <w:t xml:space="preserve">. Masalahnya selalu ada satu lapis setelah "token ini valid" — yaitu "apa yang boleh dilakukan token ini".</w:t>
+      </w:r>
+    </w:p>
+    <w:p>
+      <w:pPr>
+        <w:pStyle w:val="Heading1"/>
+      </w:pPr>
+      <w:r>
+        <w:t xml:space="preserve">14. GraphQL API Testing (Pengantar)</w:t>
+      </w:r>
+    </w:p>
+    <w:p>
+      <w:r>
+        <w:t xml:space="preserve">GraphQL tetap API — tapi attack surface-nya berpusat pada </w:t>
+      </w:r>
+      <w:r>
+        <w:rPr>
+          <w:b/>
+        </w:rPr>
+        <w:t xml:space="preserve">schema</w:t>
+      </w:r>
+      <w:r>
+        <w:t xml:space="preserve">, query/mutation, </w:t>
+      </w:r>
+      <w:r>
+        <w:rPr>
+          <w:b/>
+        </w:rPr>
+        <w:t xml:space="preserve">resolver authorization</w:t>
+      </w:r>
+      <w:r>
+        <w:t xml:space="preserve">, introspection, aliases/batching, dan query cost. Schema visibility (introspection berhasil) </w:t>
+      </w:r>
+      <w:r>
+        <w:rPr>
+          <w:b/>
+        </w:rPr>
+        <w:t xml:space="preserve">bukan</w:t>
+      </w:r>
+      <w:r>
+        <w:t xml:space="preserve"> authorization control.</w:t>
+      </w:r>
+    </w:p>
+    <w:p>
+      <w:pPr>
+        <w:numPr>
+          <w:numId w:val="1"/>
+        </w:numPr>
+      </w:pPr>
+      <w:r>
+        <w:t xml:space="preserve">Buka topik </w:t>
+      </w:r>
+      <w:r>
+        <w:rPr>
+          <w:i/>
+        </w:rPr>
+        <w:t xml:space="preserve">GraphQL API vulnerabilities</w:t>
+      </w:r>
+      <w:r>
+        <w:t xml:space="preserve"> di PortSwigger Web Security Academy.</w:t>
+      </w:r>
+    </w:p>
+    <w:p>
+      <w:pPr>
+        <w:numPr>
+          <w:numId w:val="1"/>
+        </w:numPr>
+      </w:pPr>
+      <w:r>
+        <w:t xml:space="preserve">Mulai dari lab tentang menemukan endpoint GraphQL / introspection.</w:t>
+      </w:r>
+    </w:p>
+    <w:p>
+      <w:pPr>
+        <w:numPr>
+          <w:numId w:val="1"/>
+        </w:numPr>
+      </w:pPr>
+      <w:r>
+        <w:t xml:space="preserve">Petakan </w:t>
+      </w:r>
+      <w:r>
+        <w:rPr>
+          <w:rFonts w:ascii="Liberation Mono" w:hAnsi="Liberation Mono"/>
+        </w:rPr>
+        <w:t xml:space="preserve">query</w:t>
+      </w:r>
+      <w:r>
+        <w:t xml:space="preserve">, </w:t>
+      </w:r>
+      <w:r>
+        <w:rPr>
+          <w:rFonts w:ascii="Liberation Mono" w:hAnsi="Liberation Mono"/>
+        </w:rPr>
+        <w:t xml:space="preserve">variables</w:t>
+      </w:r>
+      <w:r>
+        <w:t xml:space="preserve">, </w:t>
+      </w:r>
+      <w:r>
+        <w:rPr>
+          <w:rFonts w:ascii="Liberation Mono" w:hAnsi="Liberation Mono"/>
+        </w:rPr>
+        <w:t xml:space="preserve">operationName</w:t>
+      </w:r>
+      <w:r>
+        <w:t xml:space="preserve">, object types, dan mutation yang tersedia.</w:t>
+      </w:r>
+    </w:p>
+    <w:p>
+      <w:pPr>
+        <w:numPr>
+          <w:numId w:val="1"/>
+        </w:numPr>
+      </w:pPr>
+      <w:r>
+        <w:t xml:space="preserve">Uji authorization pada level object/field sesuai objective lab — bukan sekadar "introspection aktif = vulnerable".</w:t>
+      </w:r>
+    </w:p>
+    <w:p>
+      <w:pPr>
+        <w:numPr>
+          <w:numId w:val="1"/>
+        </w:numPr>
+      </w:pPr>
+      <w:r>
+        <w:t xml:space="preserve">Kalau lab memakai aliases/batching, catat bagaimana satu HTTP request bisa memicu banyak eksekusi resolver sekaligus.</w:t>
+      </w:r>
+    </w:p>
+    <w:p>
+      <w:pPr>
+        <w:numPr>
+          <w:numId w:val="1"/>
+        </w:numPr>
+      </w:pPr>
+      <w:r>
+        <w:t xml:space="preserve">Tulis finding dengan root cause di </w:t>
+      </w:r>
+      <w:r>
+        <w:rPr>
+          <w:b/>
+        </w:rPr>
+        <w:t xml:space="preserve">resolver/policy</w:t>
+      </w:r>
+      <w:r>
+        <w:t xml:space="preserve">, bukan "GraphQL enabled".</w:t>
+      </w:r>
+    </w:p>
+    <w:tbl>
+      <w:tblPr>
+        <w:tblW w:type="auto" w:w="0"/>
+        <w:jc w:val="center"/>
+      </w:tblPr>
+      <w:tblGrid>
+        <w:gridCol w:w="9968"/>
+      </w:tblGrid>
+      <w:tr>
+        <w:trPr>
+          <w:cantSplit/>
+        </w:trPr>
+        <w:tc>
+          <w:tcPr>
+            <w:tcW w:type="dxa" w:w="9968"/>
+            <w:shd w:fill="EFF6FF"/>
+            <w:tcMar>
+              <w:top w:w="135" w:type="dxa"/>
+              <w:start w:w="165" w:type="dxa"/>
+              <w:bottom w:w="135" w:type="dxa"/>
+              <w:end w:w="165" w:type="dxa"/>
+            </w:tcMar>
+          </w:tcPr>
+          <w:p>
+            <w:pPr>
+              <w:spacing w:after="60"/>
+            </w:pPr>
+            <w:r>
+              <w:rPr>
+                <w:b/>
+                <w:color w:val="1D4ED8"/>
+                <w:sz w:val="19"/>
+              </w:rPr>
+              <w:t xml:space="preserve">Guardrail.</w:t>
+            </w:r>
+          </w:p>
+          <w:p>
+            <w:pPr>
+              <w:spacing w:after="0"/>
+            </w:pPr>
+            <w:r>
+              <w:t xml:space="preserve">Jangan menjalankan deep/recursive query atau high-volume batching ke API produksi tanpa izin eksplisit — query-complexity testing pada dasarnya adalah availability test.</w:t>
             </w:r>
           </w:p>
         </w:tc>
@@ -5467,10 +4669,1813 @@
     </w:tbl>
     <w:p>
       <w:pPr>
-        <w:widowControl/>
-        <w:spacing w:after="20"/>
+        <w:pStyle w:val="Heading1"/>
       </w:pPr>
+      <w:r>
+        <w:t xml:space="preserve">15. API10:2023 — Unsafe Consumption of Third-Party APIs (Konsep)</w:t>
+      </w:r>
     </w:p>
+    <w:p>
+      <w:r>
+        <w:t xml:space="preserve">API10 menyoroti trust berlebihan terhadap API pihak ketiga yang dikonsumsi aplikasi. Response third-party tetap </w:t>
+      </w:r>
+      <w:r>
+        <w:rPr>
+          <w:b/>
+        </w:rPr>
+        <w:t xml:space="preserve">untrusted input</w:t>
+      </w:r>
+      <w:r>
+        <w:t xml:space="preserve"> — bisa malformed, malicious, stale, overprivileged, atau berasal dari provider/dependency yang sudah ter-compromise.</w:t>
+      </w:r>
+    </w:p>
+    <w:tbl>
+      <w:tblPr>
+        <w:tblW w:type="auto" w:w="0"/>
+        <w:jc w:val="center"/>
+        <w:tblLayout w:type="autofit"/>
+        <w:tblBorders>
+          <w:top w:val="single" w:sz="5" w:space="0" w:color="E5E7EB"/>
+          <w:left w:val="single" w:sz="5" w:space="0" w:color="E5E7EB"/>
+          <w:bottom w:val="single" w:sz="5" w:space="0" w:color="E5E7EB"/>
+          <w:right w:val="single" w:sz="5" w:space="0" w:color="E5E7EB"/>
+          <w:insideH w:val="single" w:sz="5" w:space="0" w:color="E5E7EB"/>
+          <w:insideV w:val="single" w:sz="5" w:space="0" w:color="E5E7EB"/>
+        </w:tblBorders>
+      </w:tblPr>
+      <w:tblGrid>
+        <w:gridCol w:w="4984"/>
+        <w:gridCol w:w="4984"/>
+      </w:tblGrid>
+      <w:tr>
+        <w:tc>
+          <w:tcPr>
+            <w:tcW w:type="dxa" w:w="4984"/>
+            <w:shd w:fill="111827"/>
+            <w:tcMar>
+              <w:top w:w="85" w:type="dxa"/>
+              <w:start w:w="90" w:type="dxa"/>
+              <w:bottom w:w="85" w:type="dxa"/>
+              <w:end w:w="90" w:type="dxa"/>
+            </w:tcMar>
+            <w:vAlign w:val="center"/>
+          </w:tcPr>
+          <w:p>
+            <w:r>
+              <w:rPr>
+                <w:b/>
+                <w:color w:val="FFFFFF"/>
+                <w:sz w:val="16"/>
+              </w:rPr>
+              <w:t xml:space="preserve">Pertanyaan</w:t>
+            </w:r>
+          </w:p>
+        </w:tc>
+        <w:tc>
+          <w:tcPr>
+            <w:tcW w:type="dxa" w:w="4984"/>
+            <w:shd w:fill="111827"/>
+            <w:tcMar>
+              <w:top w:w="85" w:type="dxa"/>
+              <w:start w:w="90" w:type="dxa"/>
+              <w:bottom w:w="85" w:type="dxa"/>
+              <w:end w:w="90" w:type="dxa"/>
+            </w:tcMar>
+            <w:vAlign w:val="center"/>
+          </w:tcPr>
+          <w:p>
+            <w:r>
+              <w:rPr>
+                <w:b/>
+                <w:color w:val="FFFFFF"/>
+                <w:sz w:val="16"/>
+              </w:rPr>
+              <w:t xml:space="preserve">Yang harus diverifikasi</w:t>
+            </w:r>
+          </w:p>
+        </w:tc>
+      </w:tr>
+      <w:tr>
+        <w:tc>
+          <w:tcPr>
+            <w:tcW w:type="dxa" w:w="4984"/>
+            <w:tcMar>
+              <w:top w:w="85" w:type="dxa"/>
+              <w:start w:w="90" w:type="dxa"/>
+              <w:bottom w:w="85" w:type="dxa"/>
+              <w:end w:w="90" w:type="dxa"/>
+            </w:tcMar>
+          </w:tcPr>
+          <w:p>
+            <w:r>
+              <w:t xml:space="preserve">Transport</w:t>
+            </w:r>
+          </w:p>
+        </w:tc>
+        <w:tc>
+          <w:tcPr>
+            <w:tcW w:type="dxa" w:w="4984"/>
+            <w:tcMar>
+              <w:top w:w="85" w:type="dxa"/>
+              <w:start w:w="90" w:type="dxa"/>
+              <w:bottom w:w="85" w:type="dxa"/>
+              <w:end w:w="90" w:type="dxa"/>
+            </w:tcMar>
+          </w:tcPr>
+          <w:p>
+            <w:r>
+              <w:t xml:space="preserve">HTTPS/TLS verification aktif, tidak ada insecure fallback</w:t>
+            </w:r>
+          </w:p>
+        </w:tc>
+      </w:tr>
+      <w:tr>
+        <w:tc>
+          <w:tcPr>
+            <w:tcW w:type="dxa" w:w="4984"/>
+            <w:tcMar>
+              <w:top w:w="85" w:type="dxa"/>
+              <w:start w:w="90" w:type="dxa"/>
+              <w:bottom w:w="85" w:type="dxa"/>
+              <w:end w:w="90" w:type="dxa"/>
+            </w:tcMar>
+          </w:tcPr>
+          <w:p>
+            <w:r>
+              <w:t xml:space="preserve">Authentication</w:t>
+            </w:r>
+          </w:p>
+        </w:tc>
+        <w:tc>
+          <w:tcPr>
+            <w:tcW w:type="dxa" w:w="4984"/>
+            <w:tcMar>
+              <w:top w:w="85" w:type="dxa"/>
+              <w:start w:w="90" w:type="dxa"/>
+              <w:bottom w:w="85" w:type="dxa"/>
+              <w:end w:w="90" w:type="dxa"/>
+            </w:tcMar>
+          </w:tcPr>
+          <w:p>
+            <w:r>
+              <w:t xml:space="preserve">Scope credential minimal, rotasi rutin, token tidak bocor ke log</w:t>
+            </w:r>
+          </w:p>
+        </w:tc>
+      </w:tr>
+      <w:tr>
+        <w:tc>
+          <w:tcPr>
+            <w:tcW w:type="dxa" w:w="4984"/>
+            <w:tcMar>
+              <w:top w:w="85" w:type="dxa"/>
+              <w:start w:w="90" w:type="dxa"/>
+              <w:bottom w:w="85" w:type="dxa"/>
+              <w:end w:w="90" w:type="dxa"/>
+            </w:tcMar>
+          </w:tcPr>
+          <w:p>
+            <w:r>
+              <w:t xml:space="preserve">Response schema</w:t>
+            </w:r>
+          </w:p>
+        </w:tc>
+        <w:tc>
+          <w:tcPr>
+            <w:tcW w:type="dxa" w:w="4984"/>
+            <w:tcMar>
+              <w:top w:w="85" w:type="dxa"/>
+              <w:start w:w="90" w:type="dxa"/>
+              <w:bottom w:w="85" w:type="dxa"/>
+              <w:end w:w="90" w:type="dxa"/>
+            </w:tcMar>
+          </w:tcPr>
+          <w:p>
+            <w:r>
+              <w:t xml:space="preserve">Type/size/schema divalidasi sebelum dipakai aplikasi</w:t>
+            </w:r>
+          </w:p>
+        </w:tc>
+      </w:tr>
+      <w:tr>
+        <w:tc>
+          <w:tcPr>
+            <w:tcW w:type="dxa" w:w="4984"/>
+            <w:tcMar>
+              <w:top w:w="85" w:type="dxa"/>
+              <w:start w:w="90" w:type="dxa"/>
+              <w:bottom w:w="85" w:type="dxa"/>
+              <w:end w:w="90" w:type="dxa"/>
+            </w:tcMar>
+          </w:tcPr>
+          <w:p>
+            <w:r>
+              <w:t xml:space="preserve">Redirects/URL</w:t>
+            </w:r>
+          </w:p>
+        </w:tc>
+        <w:tc>
+          <w:tcPr>
+            <w:tcW w:type="dxa" w:w="4984"/>
+            <w:tcMar>
+              <w:top w:w="85" w:type="dxa"/>
+              <w:start w:w="90" w:type="dxa"/>
+              <w:bottom w:w="85" w:type="dxa"/>
+              <w:end w:w="90" w:type="dxa"/>
+            </w:tcMar>
+          </w:tcPr>
+          <w:p>
+            <w:r>
+              <w:t xml:space="preserve">Destination divalidasi — hindari blind redirect / SSRF chain</w:t>
+            </w:r>
+          </w:p>
+        </w:tc>
+      </w:tr>
+      <w:tr>
+        <w:tc>
+          <w:tcPr>
+            <w:tcW w:type="dxa" w:w="4984"/>
+            <w:tcMar>
+              <w:top w:w="85" w:type="dxa"/>
+              <w:start w:w="90" w:type="dxa"/>
+              <w:bottom w:w="85" w:type="dxa"/>
+              <w:end w:w="90" w:type="dxa"/>
+            </w:tcMar>
+          </w:tcPr>
+          <w:p>
+            <w:r>
+              <w:t xml:space="preserve">Timeout/retry</w:t>
+            </w:r>
+          </w:p>
+        </w:tc>
+        <w:tc>
+          <w:tcPr>
+            <w:tcW w:type="dxa" w:w="4984"/>
+            <w:tcMar>
+              <w:top w:w="85" w:type="dxa"/>
+              <w:start w:w="90" w:type="dxa"/>
+              <w:bottom w:w="85" w:type="dxa"/>
+              <w:end w:w="90" w:type="dxa"/>
+            </w:tcMar>
+          </w:tcPr>
+          <w:p>
+            <w:r>
+              <w:t xml:space="preserve">Timeout wajar, retry budget terbatas, ada circuit breaker</w:t>
+            </w:r>
+          </w:p>
+        </w:tc>
+      </w:tr>
+      <w:tr>
+        <w:tc>
+          <w:tcPr>
+            <w:tcW w:type="dxa" w:w="4984"/>
+            <w:tcMar>
+              <w:top w:w="85" w:type="dxa"/>
+              <w:start w:w="90" w:type="dxa"/>
+              <w:bottom w:w="85" w:type="dxa"/>
+              <w:end w:w="90" w:type="dxa"/>
+            </w:tcMar>
+          </w:tcPr>
+          <w:p>
+            <w:r>
+              <w:t xml:space="preserve">Authorization</w:t>
+            </w:r>
+          </w:p>
+        </w:tc>
+        <w:tc>
+          <w:tcPr>
+            <w:tcW w:type="dxa" w:w="4984"/>
+            <w:tcMar>
+              <w:top w:w="85" w:type="dxa"/>
+              <w:start w:w="90" w:type="dxa"/>
+              <w:bottom w:w="85" w:type="dxa"/>
+              <w:end w:w="90" w:type="dxa"/>
+            </w:tcMar>
+          </w:tcPr>
+          <w:p>
+            <w:r>
+              <w:t xml:space="preserve">Data dari third-party tidak boleh melewati access-policy lokal begitu saja</w:t>
+            </w:r>
+          </w:p>
+        </w:tc>
+      </w:tr>
+    </w:tbl>
+    <w:p>
+      <w:pPr>
+        <w:pStyle w:val="Heading1"/>
+      </w:pPr>
+      <w:r>
+        <w:t xml:space="preserve">16. Black-Box Practical Challenge</w:t>
+      </w:r>
+    </w:p>
+    <w:p>
+      <w:r>
+        <w:t xml:space="preserve">Jangan buka </w:t>
+      </w:r>
+      <w:r>
+        <w:rPr>
+          <w:rFonts w:ascii="Liberation Mono" w:hAnsi="Liberation Mono"/>
+        </w:rPr>
+        <w:t xml:space="preserve">labs/api-lab/app.py</w:t>
+      </w:r>
+      <w:r>
+        <w:t xml:space="preserve"> dulu. Kerjakan murni lewat Burp/curl dan dokumentasi yang memang diekspos lab.</w:t>
+      </w:r>
+    </w:p>
+    <w:p>
+      <w:r>
+        <w:t xml:space="preserve">[ ] Bangun endpoint inventory dan tandai mana yang </w:t>
+      </w:r>
+      <w:r>
+        <w:rPr>
+          <w:i/>
+        </w:rPr>
+        <w:t xml:space="preserve">documented</w:t>
+      </w:r>
+      <w:r>
+        <w:t xml:space="preserve"> vs </w:t>
+      </w:r>
+      <w:r>
+        <w:rPr>
+          <w:i/>
+        </w:rPr>
+        <w:t xml:space="preserve">discovered-only</w:t>
+      </w:r>
+      <w:r>
+        <w:t xml:space="preserve">.</w:t>
+      </w:r>
+    </w:p>
+    <w:p>
+      <w:r>
+        <w:t xml:space="preserve">[ ] Pakai identity Alice &amp; Bob untuk menemukan minimal satu object-level authorization flaw.</w:t>
+      </w:r>
+    </w:p>
+    <w:p>
+      <w:r>
+        <w:t xml:space="preserve">[ ] Temukan property yang seharusnya tidak bisa dibaca atau ditulis caller.</w:t>
+      </w:r>
+    </w:p>
+    <w:p>
+      <w:r>
+        <w:t xml:space="preserve">[ ] Temukan function administratif dengan authorization lemah.</w:t>
+      </w:r>
+    </w:p>
+    <w:p>
+      <w:r>
+        <w:t xml:space="preserve">[ ] Analisis satu resource/business-flow weakness </w:t>
+      </w:r>
+      <w:r>
+        <w:rPr>
+          <w:b/>
+        </w:rPr>
+        <w:t xml:space="preserve">tanpa</w:t>
+      </w:r>
+      <w:r>
+        <w:t xml:space="preserve"> high-volume testing.</w:t>
+      </w:r>
+    </w:p>
+    <w:p>
+      <w:r>
+        <w:t xml:space="preserve">[ ] Temukan deprecated/shadow API version.</w:t>
+      </w:r>
+    </w:p>
+    <w:p>
+      <w:r>
+        <w:t xml:space="preserve">[ ] Tulis minimal 4 finding lengkap: baseline, modified request, response delta, root cause, impact, remediation.</w:t>
+      </w:r>
+    </w:p>
+    <w:tbl>
+      <w:tblPr>
+        <w:tblW w:type="auto" w:w="0"/>
+        <w:jc w:val="center"/>
+        <w:tblLayout w:type="autofit"/>
+      </w:tblPr>
+      <w:tblGrid>
+        <w:gridCol w:w="9968"/>
+      </w:tblGrid>
+      <w:tr>
+        <w:trPr>
+          <w:cantSplit/>
+        </w:trPr>
+        <w:tc>
+          <w:tcPr>
+            <w:tcW w:type="dxa" w:w="9968"/>
+            <w:shd w:fill="111827"/>
+            <w:tcMar>
+              <w:top w:w="125" w:type="dxa"/>
+              <w:start w:w="155" w:type="dxa"/>
+              <w:bottom w:w="125" w:type="dxa"/>
+              <w:end w:w="155" w:type="dxa"/>
+            </w:tcMar>
+          </w:tcPr>
+          <w:p>
+            <w:pPr>
+              <w:spacing w:after="0" w:line="240" w:lineRule="auto"/>
+            </w:pPr>
+            <w:r>
+              <w:rPr>
+                <w:rFonts w:ascii="Liberation Mono" w:hAnsi="Liberation Mono"/>
+                <w:color w:val="F9FAFB"/>
+                <w:sz w:val="15"/>
+              </w:rPr>
+              <w:t xml:space="preserve">python labs/finding-note.py \</w:t>
+            </w:r>
+          </w:p>
+          <w:p>
+            <w:pPr>
+              <w:spacing w:after="0" w:line="240" w:lineRule="auto"/>
+            </w:pPr>
+            <w:r>
+              <w:rPr>
+                <w:rFonts w:ascii="Liberation Mono" w:hAnsi="Liberation Mono"/>
+                <w:color w:val="F9FAFB"/>
+                <w:sz w:val="15"/>
+              </w:rPr>
+              <w:t xml:space="preserve">  module13-api-security/04-findings/bola-order.md \</w:t>
+            </w:r>
+          </w:p>
+          <w:p>
+            <w:pPr>
+              <w:spacing w:after="0" w:line="240" w:lineRule="auto"/>
+            </w:pPr>
+            <w:r>
+              <w:rPr>
+                <w:rFonts w:ascii="Liberation Mono" w:hAnsi="Liberation Mono"/>
+                <w:color w:val="F9FAFB"/>
+                <w:sz w:val="15"/>
+              </w:rPr>
+              <w:t xml:space="preserve">  --title "Broken object-level authorization on orders" \</w:t>
+            </w:r>
+          </w:p>
+          <w:p>
+            <w:pPr>
+              <w:spacing w:after="0" w:line="240" w:lineRule="auto"/>
+            </w:pPr>
+            <w:r>
+              <w:rPr>
+                <w:rFonts w:ascii="Liberation Mono" w:hAnsi="Liberation Mono"/>
+                <w:color w:val="F9FAFB"/>
+                <w:sz w:val="15"/>
+              </w:rPr>
+              <w:t xml:space="preserve">  --category "API1:2023 BOLA" \</w:t>
+            </w:r>
+          </w:p>
+          <w:p>
+            <w:pPr>
+              <w:spacing w:after="0" w:line="240" w:lineRule="auto"/>
+            </w:pPr>
+            <w:r>
+              <w:rPr>
+                <w:rFonts w:ascii="Liberation Mono" w:hAnsi="Liberation Mono"/>
+                <w:color w:val="F9FAFB"/>
+                <w:sz w:val="15"/>
+              </w:rPr>
+              <w:t xml:space="preserve">  --endpoint "GET /api/v1/orders/{id}" \</w:t>
+            </w:r>
+          </w:p>
+          <w:p>
+            <w:pPr>
+              <w:spacing w:after="0" w:line="240" w:lineRule="auto"/>
+            </w:pPr>
+            <w:r>
+              <w:rPr>
+                <w:rFonts w:ascii="Liberation Mono" w:hAnsi="Liberation Mono"/>
+                <w:color w:val="F9FAFB"/>
+                <w:sz w:val="15"/>
+              </w:rPr>
+              <w:t xml:space="preserve">  --evidence "Alice token can read Bob order 102." \</w:t>
+            </w:r>
+          </w:p>
+          <w:p>
+            <w:pPr>
+              <w:spacing w:after="0" w:line="240" w:lineRule="auto"/>
+            </w:pPr>
+            <w:r>
+              <w:rPr>
+                <w:rFonts w:ascii="Liberation Mono" w:hAnsi="Liberation Mono"/>
+                <w:color w:val="F9FAFB"/>
+                <w:sz w:val="15"/>
+              </w:rPr>
+              <w:t xml:space="preserve">  --impact "A low-privilege user can read another user's order." \</w:t>
+            </w:r>
+          </w:p>
+          <w:p>
+            <w:pPr>
+              <w:spacing w:after="0" w:line="240" w:lineRule="auto"/>
+            </w:pPr>
+            <w:r>
+              <w:rPr>
+                <w:rFonts w:ascii="Liberation Mono" w:hAnsi="Liberation Mono"/>
+                <w:color w:val="F9FAFB"/>
+                <w:sz w:val="15"/>
+              </w:rPr>
+              <w:t xml:space="preserve">  --remediation "Authorize requested order against caller server-side."</w:t>
+            </w:r>
+          </w:p>
+        </w:tc>
+      </w:tr>
+    </w:tbl>
+    <w:p>
+      <w:r>
+        <w:t xml:space="preserve">Setelah selesai:</w:t>
+      </w:r>
+    </w:p>
+    <w:tbl>
+      <w:tblPr>
+        <w:tblW w:type="auto" w:w="0"/>
+        <w:jc w:val="center"/>
+        <w:tblLayout w:type="autofit"/>
+      </w:tblPr>
+      <w:tblGrid>
+        <w:gridCol w:w="9968"/>
+      </w:tblGrid>
+      <w:tr>
+        <w:trPr>
+          <w:cantSplit/>
+        </w:trPr>
+        <w:tc>
+          <w:tcPr>
+            <w:tcW w:type="dxa" w:w="9968"/>
+            <w:shd w:fill="111827"/>
+            <w:tcMar>
+              <w:top w:w="125" w:type="dxa"/>
+              <w:start w:w="155" w:type="dxa"/>
+              <w:bottom w:w="125" w:type="dxa"/>
+              <w:end w:w="155" w:type="dxa"/>
+            </w:tcMar>
+          </w:tcPr>
+          <w:p>
+            <w:pPr>
+              <w:spacing w:after="0" w:line="240" w:lineRule="auto"/>
+            </w:pPr>
+            <w:r>
+              <w:rPr>
+                <w:rFonts w:ascii="Liberation Mono" w:hAnsi="Liberation Mono"/>
+                <w:color w:val="F9FAFB"/>
+                <w:sz w:val="15"/>
+              </w:rPr>
+              <w:t xml:space="preserve">./labs/api-lab.sh cleanup</w:t>
+            </w:r>
+          </w:p>
+        </w:tc>
+      </w:tr>
+    </w:tbl>
+    <w:p>
+      <w:pPr>
+        <w:pStyle w:val="Heading1"/>
+      </w:pPr>
+      <w:r>
+        <w:t xml:space="preserve">17. Evidence &amp; Reporting Discipline</w:t>
+      </w:r>
+    </w:p>
+    <w:tbl>
+      <w:tblPr>
+        <w:tblW w:type="auto" w:w="0"/>
+        <w:jc w:val="center"/>
+        <w:tblLayout w:type="autofit"/>
+        <w:tblBorders>
+          <w:top w:val="single" w:sz="5" w:space="0" w:color="E5E7EB"/>
+          <w:left w:val="single" w:sz="5" w:space="0" w:color="E5E7EB"/>
+          <w:bottom w:val="single" w:sz="5" w:space="0" w:color="E5E7EB"/>
+          <w:right w:val="single" w:sz="5" w:space="0" w:color="E5E7EB"/>
+          <w:insideH w:val="single" w:sz="5" w:space="0" w:color="E5E7EB"/>
+          <w:insideV w:val="single" w:sz="5" w:space="0" w:color="E5E7EB"/>
+        </w:tblBorders>
+      </w:tblPr>
+      <w:tblGrid>
+        <w:gridCol w:w="4984"/>
+        <w:gridCol w:w="4984"/>
+      </w:tblGrid>
+      <w:tr>
+        <w:tc>
+          <w:tcPr>
+            <w:tcW w:type="dxa" w:w="4984"/>
+            <w:shd w:fill="111827"/>
+            <w:tcMar>
+              <w:top w:w="85" w:type="dxa"/>
+              <w:start w:w="90" w:type="dxa"/>
+              <w:bottom w:w="85" w:type="dxa"/>
+              <w:end w:w="90" w:type="dxa"/>
+            </w:tcMar>
+            <w:vAlign w:val="center"/>
+          </w:tcPr>
+          <w:p>
+            <w:r>
+              <w:rPr>
+                <w:b/>
+                <w:color w:val="FFFFFF"/>
+                <w:sz w:val="16"/>
+              </w:rPr>
+              <w:t xml:space="preserve">Elemen evidence</w:t>
+            </w:r>
+          </w:p>
+        </w:tc>
+        <w:tc>
+          <w:tcPr>
+            <w:tcW w:type="dxa" w:w="4984"/>
+            <w:shd w:fill="111827"/>
+            <w:tcMar>
+              <w:top w:w="85" w:type="dxa"/>
+              <w:start w:w="90" w:type="dxa"/>
+              <w:bottom w:w="85" w:type="dxa"/>
+              <w:end w:w="90" w:type="dxa"/>
+            </w:tcMar>
+            <w:vAlign w:val="center"/>
+          </w:tcPr>
+          <w:p>
+            <w:r>
+              <w:rPr>
+                <w:b/>
+                <w:color w:val="FFFFFF"/>
+                <w:sz w:val="16"/>
+              </w:rPr>
+              <w:t xml:space="preserve">Minimum yang dicatat</w:t>
+            </w:r>
+          </w:p>
+        </w:tc>
+      </w:tr>
+      <w:tr>
+        <w:tc>
+          <w:tcPr>
+            <w:tcW w:type="dxa" w:w="4984"/>
+            <w:tcMar>
+              <w:top w:w="85" w:type="dxa"/>
+              <w:start w:w="90" w:type="dxa"/>
+              <w:bottom w:w="85" w:type="dxa"/>
+              <w:end w:w="90" w:type="dxa"/>
+            </w:tcMar>
+          </w:tcPr>
+          <w:p>
+            <w:r>
+              <w:t xml:space="preserve">Identity</w:t>
+            </w:r>
+          </w:p>
+        </w:tc>
+        <w:tc>
+          <w:tcPr>
+            <w:tcW w:type="dxa" w:w="4984"/>
+            <w:tcMar>
+              <w:top w:w="85" w:type="dxa"/>
+              <w:start w:w="90" w:type="dxa"/>
+              <w:bottom w:w="85" w:type="dxa"/>
+              <w:end w:w="90" w:type="dxa"/>
+            </w:tcMar>
+          </w:tcPr>
+          <w:p>
+            <w:r>
+              <w:t xml:space="preserve">Role/user yang dipakai; redact token asli kalau report keluar workspace</w:t>
+            </w:r>
+          </w:p>
+        </w:tc>
+      </w:tr>
+      <w:tr>
+        <w:tc>
+          <w:tcPr>
+            <w:tcW w:type="dxa" w:w="4984"/>
+            <w:tcMar>
+              <w:top w:w="85" w:type="dxa"/>
+              <w:start w:w="90" w:type="dxa"/>
+              <w:bottom w:w="85" w:type="dxa"/>
+              <w:end w:w="90" w:type="dxa"/>
+            </w:tcMar>
+          </w:tcPr>
+          <w:p>
+            <w:r>
+              <w:t xml:space="preserve">Baseline</w:t>
+            </w:r>
+          </w:p>
+        </w:tc>
+        <w:tc>
+          <w:tcPr>
+            <w:tcW w:type="dxa" w:w="4984"/>
+            <w:tcMar>
+              <w:top w:w="85" w:type="dxa"/>
+              <w:start w:w="90" w:type="dxa"/>
+              <w:bottom w:w="85" w:type="dxa"/>
+              <w:end w:w="90" w:type="dxa"/>
+            </w:tcMar>
+          </w:tcPr>
+          <w:p>
+            <w:r>
+              <w:t xml:space="preserve">Request + response yang diharapkan (authorized)</w:t>
+            </w:r>
+          </w:p>
+        </w:tc>
+      </w:tr>
+      <w:tr>
+        <w:tc>
+          <w:tcPr>
+            <w:tcW w:type="dxa" w:w="4984"/>
+            <w:tcMar>
+              <w:top w:w="85" w:type="dxa"/>
+              <w:start w:w="90" w:type="dxa"/>
+              <w:bottom w:w="85" w:type="dxa"/>
+              <w:end w:w="90" w:type="dxa"/>
+            </w:tcMar>
+          </w:tcPr>
+          <w:p>
+            <w:r>
+              <w:t xml:space="preserve">Mutation</w:t>
+            </w:r>
+          </w:p>
+        </w:tc>
+        <w:tc>
+          <w:tcPr>
+            <w:tcW w:type="dxa" w:w="4984"/>
+            <w:tcMar>
+              <w:top w:w="85" w:type="dxa"/>
+              <w:start w:w="90" w:type="dxa"/>
+              <w:bottom w:w="85" w:type="dxa"/>
+              <w:end w:w="90" w:type="dxa"/>
+            </w:tcMar>
+          </w:tcPr>
+          <w:p>
+            <w:r>
+              <w:t xml:space="preserve">Satu ID/property/function/parameter yang diubah — single-variable change</w:t>
+            </w:r>
+          </w:p>
+        </w:tc>
+      </w:tr>
+      <w:tr>
+        <w:tc>
+          <w:tcPr>
+            <w:tcW w:type="dxa" w:w="4984"/>
+            <w:tcMar>
+              <w:top w:w="85" w:type="dxa"/>
+              <w:start w:w="90" w:type="dxa"/>
+              <w:bottom w:w="85" w:type="dxa"/>
+              <w:end w:w="90" w:type="dxa"/>
+            </w:tcMar>
+          </w:tcPr>
+          <w:p>
+            <w:r>
+              <w:t xml:space="preserve">Delta</w:t>
+            </w:r>
+          </w:p>
+        </w:tc>
+        <w:tc>
+          <w:tcPr>
+            <w:tcW w:type="dxa" w:w="4984"/>
+            <w:tcMar>
+              <w:top w:w="85" w:type="dxa"/>
+              <w:start w:w="90" w:type="dxa"/>
+              <w:bottom w:w="85" w:type="dxa"/>
+              <w:end w:w="90" w:type="dxa"/>
+            </w:tcMar>
+          </w:tcPr>
+          <w:p>
+            <w:r>
+              <w:t xml:space="preserve">Perbedaan status/body/side-effect dibanding baseline</w:t>
+            </w:r>
+          </w:p>
+        </w:tc>
+      </w:tr>
+      <w:tr>
+        <w:tc>
+          <w:tcPr>
+            <w:tcW w:type="dxa" w:w="4984"/>
+            <w:tcMar>
+              <w:top w:w="85" w:type="dxa"/>
+              <w:start w:w="90" w:type="dxa"/>
+              <w:bottom w:w="85" w:type="dxa"/>
+              <w:end w:w="90" w:type="dxa"/>
+            </w:tcMar>
+          </w:tcPr>
+          <w:p>
+            <w:r>
+              <w:t xml:space="preserve">Root cause</w:t>
+            </w:r>
+          </w:p>
+        </w:tc>
+        <w:tc>
+          <w:tcPr>
+            <w:tcW w:type="dxa" w:w="4984"/>
+            <w:tcMar>
+              <w:top w:w="85" w:type="dxa"/>
+              <w:start w:w="90" w:type="dxa"/>
+              <w:bottom w:w="85" w:type="dxa"/>
+              <w:end w:w="90" w:type="dxa"/>
+            </w:tcMar>
+          </w:tcPr>
+          <w:p>
+            <w:r>
+              <w:t xml:space="preserve">Object/property/function/business-rule check mana yang hilang</w:t>
+            </w:r>
+          </w:p>
+        </w:tc>
+      </w:tr>
+      <w:tr>
+        <w:tc>
+          <w:tcPr>
+            <w:tcW w:type="dxa" w:w="4984"/>
+            <w:tcMar>
+              <w:top w:w="85" w:type="dxa"/>
+              <w:start w:w="90" w:type="dxa"/>
+              <w:bottom w:w="85" w:type="dxa"/>
+              <w:end w:w="90" w:type="dxa"/>
+            </w:tcMar>
+          </w:tcPr>
+          <w:p>
+            <w:r>
+              <w:t xml:space="preserve">Impact</w:t>
+            </w:r>
+          </w:p>
+        </w:tc>
+        <w:tc>
+          <w:tcPr>
+            <w:tcW w:type="dxa" w:w="4984"/>
+            <w:tcMar>
+              <w:top w:w="85" w:type="dxa"/>
+              <w:start w:w="90" w:type="dxa"/>
+              <w:bottom w:w="85" w:type="dxa"/>
+              <w:end w:w="90" w:type="dxa"/>
+            </w:tcMar>
+          </w:tcPr>
+          <w:p>
+            <w:r>
+              <w:t xml:space="preserve">Efek data/aksi/bisnis nyata, sesuai scope — jangan dilebih-lebihkan</w:t>
+            </w:r>
+          </w:p>
+        </w:tc>
+      </w:tr>
+      <w:tr>
+        <w:tc>
+          <w:tcPr>
+            <w:tcW w:type="dxa" w:w="4984"/>
+            <w:tcMar>
+              <w:top w:w="85" w:type="dxa"/>
+              <w:start w:w="90" w:type="dxa"/>
+              <w:bottom w:w="85" w:type="dxa"/>
+              <w:end w:w="90" w:type="dxa"/>
+            </w:tcMar>
+          </w:tcPr>
+          <w:p>
+            <w:r>
+              <w:t xml:space="preserve">Remediation</w:t>
+            </w:r>
+          </w:p>
+        </w:tc>
+        <w:tc>
+          <w:tcPr>
+            <w:tcW w:type="dxa" w:w="4984"/>
+            <w:tcMar>
+              <w:top w:w="85" w:type="dxa"/>
+              <w:start w:w="90" w:type="dxa"/>
+              <w:bottom w:w="85" w:type="dxa"/>
+              <w:end w:w="90" w:type="dxa"/>
+            </w:tcMar>
+          </w:tcPr>
+          <w:p>
+            <w:r>
+              <w:t xml:space="preserve">Kontrol server-side yang konkret, sebut lokasinya (endpoint/handler)</w:t>
+            </w:r>
+          </w:p>
+        </w:tc>
+      </w:tr>
+    </w:tbl>
+    <w:tbl>
+      <w:tblPr>
+        <w:tblW w:type="auto" w:w="0"/>
+        <w:jc w:val="center"/>
+      </w:tblPr>
+      <w:tblGrid>
+        <w:gridCol w:w="9968"/>
+      </w:tblGrid>
+      <w:tr>
+        <w:trPr>
+          <w:cantSplit/>
+        </w:trPr>
+        <w:tc>
+          <w:tcPr>
+            <w:tcW w:type="dxa" w:w="9968"/>
+            <w:shd w:fill="FEF2F2"/>
+            <w:tcMar>
+              <w:top w:w="135" w:type="dxa"/>
+              <w:start w:w="165" w:type="dxa"/>
+              <w:bottom w:w="135" w:type="dxa"/>
+              <w:end w:w="165" w:type="dxa"/>
+            </w:tcMar>
+          </w:tcPr>
+          <w:p>
+            <w:pPr>
+              <w:spacing w:after="60"/>
+            </w:pPr>
+            <w:r>
+              <w:rPr>
+                <w:b/>
+                <w:color w:val="991B1B"/>
+                <w:sz w:val="19"/>
+              </w:rPr>
+              <w:t xml:space="preserve">Jangan paste secret asli.</w:t>
+            </w:r>
+          </w:p>
+          <w:p>
+            <w:pPr>
+              <w:spacing w:after="0"/>
+            </w:pPr>
+            <w:r>
+              <w:rPr>
+                <w:rFonts w:ascii="Liberation Mono" w:hAnsi="Liberation Mono"/>
+              </w:rPr>
+              <w:t xml:space="preserve">Authorization</w:t>
+            </w:r>
+            <w:r>
+              <w:t xml:space="preserve"> header, API key, refresh token, signed URL, session cookie, dan webhook secret harus diperlakukan sebagai secrets. Repository publik hanya boleh memuat dummy/local token.</w:t>
+            </w:r>
+          </w:p>
+        </w:tc>
+      </w:tr>
+    </w:tbl>
+    <w:p>
+      <w:pPr>
+        <w:pStyle w:val="Heading1"/>
+      </w:pPr>
+      <w:r>
+        <w:t xml:space="preserve">18. Knowledge Check</w:t>
+      </w:r>
+    </w:p>
+    <w:p>
+      <w:pPr>
+        <w:numPr>
+          <w:numId w:val="1"/>
+        </w:numPr>
+      </w:pPr>
+      <w:r>
+        <w:t xml:space="preserve">Apa beda authentication dengan object-level authorization?</w:t>
+      </w:r>
+    </w:p>
+    <w:p>
+      <w:pPr>
+        <w:numPr>
+          <w:numId w:val="1"/>
+        </w:numPr>
+      </w:pPr>
+      <w:r>
+        <w:t xml:space="preserve">Kenapa UUID tidak dengan sendirinya memperbaiki BOLA?</w:t>
+      </w:r>
+    </w:p>
+    <w:p>
+      <w:pPr>
+        <w:numPr>
+          <w:numId w:val="1"/>
+        </w:numPr>
+      </w:pPr>
+      <w:r>
+        <w:t xml:space="preserve">Apa dua arah utama BOPLA, dan kenapa keduanya digabung di API3:2023?</w:t>
+      </w:r>
+    </w:p>
+    <w:p>
+      <w:pPr>
+        <w:numPr>
+          <w:numId w:val="1"/>
+        </w:numPr>
+      </w:pPr>
+      <w:r>
+        <w:t xml:space="preserve">Kenapa "tombol admin disembunyikan di UI" bukan function-level authorization?</w:t>
+      </w:r>
+    </w:p>
+    <w:p>
+      <w:pPr>
+        <w:numPr>
+          <w:numId w:val="1"/>
+        </w:numPr>
+      </w:pPr>
+      <w:r>
+        <w:t xml:space="preserve">Apa beda rate limit dengan resource limit?</w:t>
+      </w:r>
+    </w:p>
+    <w:p>
+      <w:pPr>
+        <w:numPr>
+          <w:numId w:val="1"/>
+        </w:numPr>
+      </w:pPr>
+      <w:r>
+        <w:t xml:space="preserve">Kenapa API6 (sensitive business flow) membutuhkan konteks bisnis, bukan cuma observasi teknis?</w:t>
+      </w:r>
+    </w:p>
+    <w:p>
+      <w:pPr>
+        <w:numPr>
+          <w:numId w:val="1"/>
+        </w:numPr>
+      </w:pPr>
+      <w:r>
+        <w:t xml:space="preserve">Apa risiko nyata dari API version lama yang tidak terinventarisasi?</w:t>
+      </w:r>
+    </w:p>
+    <w:p>
+      <w:pPr>
+        <w:numPr>
+          <w:numId w:val="1"/>
+        </w:numPr>
+      </w:pPr>
+      <w:r>
+        <w:t xml:space="preserve">Kenapa dokumentasi OpenAPI bukan bukti lengkap seluruh endpoint yang ter-deploy?</w:t>
+      </w:r>
+    </w:p>
+    <w:p>
+      <w:pPr>
+        <w:numPr>
+          <w:numId w:val="1"/>
+        </w:numPr>
+      </w:pPr>
+      <w:r>
+        <w:t xml:space="preserve">Kenapa men-decode JWT tidak sama dengan memverifikasinya?</w:t>
+      </w:r>
+    </w:p>
+    <w:p>
+      <w:pPr>
+        <w:numPr>
+          <w:numId w:val="1"/>
+        </w:numPr>
+      </w:pPr>
+      <w:r>
+        <w:t xml:space="preserve">Apa yang wajib divalidasi saat mengonsumsi response dari third-party API?</w:t>
+      </w:r>
+    </w:p>
+    <w:p>
+      <w:pPr>
+        <w:numPr>
+          <w:numId w:val="1"/>
+        </w:numPr>
+      </w:pPr>
+      <w:r>
+        <w:t xml:space="preserve">Kenapa GraphQL introspection yang aktif tidak otomatis berarti critical finding?</w:t>
+      </w:r>
+    </w:p>
+    <w:p>
+      <w:pPr>
+        <w:numPr>
+          <w:numId w:val="1"/>
+        </w:numPr>
+      </w:pPr>
+      <w:r>
+        <w:t xml:space="preserve">Mengapa authorization testing butuh minimal dua identity berbeda?</w:t>
+      </w:r>
+    </w:p>
+    <w:p>
+      <w:pPr>
+        <w:numPr>
+          <w:numId w:val="1"/>
+        </w:numPr>
+      </w:pPr>
+      <w:r>
+        <w:t xml:space="preserve">Kapan high-volume testing pada API harus dihentikan dan dieskalasi ke engagement lead?</w:t>
+      </w:r>
+    </w:p>
+    <w:p>
+      <w:pPr>
+        <w:numPr>
+          <w:numId w:val="1"/>
+        </w:numPr>
+      </w:pPr>
+      <w:r>
+        <w:t xml:space="preserve">Apa evidence minimum yang cukup untuk sebuah BOLA finding?</w:t>
+      </w:r>
+    </w:p>
+    <w:p>
+      <w:pPr>
+        <w:numPr>
+          <w:numId w:val="1"/>
+        </w:numPr>
+      </w:pPr>
+      <w:r>
+        <w:t xml:space="preserve">Seperti apa remediation mass assignment yang benar-benar production-ready (bukan sekadar blacklist field)?</w:t>
+      </w:r>
+    </w:p>
+    <w:p>
+      <w:pPr>
+        <w:pStyle w:val="Heading1"/>
+      </w:pPr>
+      <w:r>
+        <w:t xml:space="preserve">19. Cheat Sheet</w:t>
+      </w:r>
+    </w:p>
+    <w:tbl>
+      <w:tblPr>
+        <w:tblW w:type="auto" w:w="0"/>
+        <w:jc w:val="center"/>
+        <w:tblLayout w:type="autofit"/>
+      </w:tblPr>
+      <w:tblGrid>
+        <w:gridCol w:w="9968"/>
+      </w:tblGrid>
+      <w:tr>
+        <w:trPr>
+          <w:cantSplit/>
+        </w:trPr>
+        <w:tc>
+          <w:tcPr>
+            <w:tcW w:type="dxa" w:w="9968"/>
+            <w:shd w:fill="111827"/>
+            <w:tcMar>
+              <w:top w:w="125" w:type="dxa"/>
+              <w:start w:w="155" w:type="dxa"/>
+              <w:bottom w:w="125" w:type="dxa"/>
+              <w:end w:w="155" w:type="dxa"/>
+            </w:tcMar>
+          </w:tcPr>
+          <w:p>
+            <w:pPr>
+              <w:spacing w:after="0" w:line="240" w:lineRule="auto"/>
+            </w:pPr>
+            <w:r>
+              <w:rPr>
+                <w:rFonts w:ascii="Liberation Mono" w:hAnsi="Liberation Mono"/>
+                <w:color w:val="F9FAFB"/>
+                <w:sz w:val="15"/>
+              </w:rPr>
+              <w:t xml:space="preserve"># Login &amp; dapatkan token training</w:t>
+            </w:r>
+          </w:p>
+          <w:p>
+            <w:pPr>
+              <w:spacing w:after="0" w:line="240" w:lineRule="auto"/>
+            </w:pPr>
+            <w:r>
+              <w:rPr>
+                <w:rFonts w:ascii="Liberation Mono" w:hAnsi="Liberation Mono"/>
+                <w:color w:val="F9FAFB"/>
+                <w:sz w:val="15"/>
+              </w:rPr>
+              <w:t xml:space="preserve">curl -s -X POST http://127.0.0.1:8130/api/v1/login \</w:t>
+            </w:r>
+          </w:p>
+          <w:p>
+            <w:pPr>
+              <w:spacing w:after="0" w:line="240" w:lineRule="auto"/>
+            </w:pPr>
+            <w:r>
+              <w:rPr>
+                <w:rFonts w:ascii="Liberation Mono" w:hAnsi="Liberation Mono"/>
+                <w:color w:val="F9FAFB"/>
+                <w:sz w:val="15"/>
+              </w:rPr>
+              <w:t xml:space="preserve">  -H 'Content-Type: application/json' -d '{"username":"alice","password":"training123"}' | jq .</w:t>
+            </w:r>
+          </w:p>
+          <w:p>
+            <w:pPr>
+              <w:spacing w:after="0" w:line="240" w:lineRule="auto"/>
+            </w:pPr>
+            <w:r>
+              <w:rPr>
+                <w:rFonts w:ascii="Liberation Mono" w:hAnsi="Liberation Mono"/>
+                <w:color w:val="F9FAFB"/>
+                <w:sz w:val="15"/>
+              </w:rPr>
+              <w:t xml:space="preserve"> </w:t>
+            </w:r>
+          </w:p>
+          <w:p>
+            <w:pPr>
+              <w:spacing w:after="0" w:line="240" w:lineRule="auto"/>
+            </w:pPr>
+            <w:r>
+              <w:rPr>
+                <w:rFonts w:ascii="Liberation Mono" w:hAnsi="Liberation Mono"/>
+                <w:color w:val="F9FAFB"/>
+                <w:sz w:val="15"/>
+              </w:rPr>
+              <w:t xml:space="preserve"># Authenticated GET</w:t>
+            </w:r>
+          </w:p>
+          <w:p>
+            <w:pPr>
+              <w:spacing w:after="0" w:line="240" w:lineRule="auto"/>
+            </w:pPr>
+            <w:r>
+              <w:rPr>
+                <w:rFonts w:ascii="Liberation Mono" w:hAnsi="Liberation Mono"/>
+                <w:color w:val="F9FAFB"/>
+                <w:sz w:val="15"/>
+              </w:rPr>
+              <w:t xml:space="preserve">curl -s http://127.0.0.1:8130/api/v1/me -H 'Authorization: Bearer token-alice' | jq .</w:t>
+            </w:r>
+          </w:p>
+          <w:p>
+            <w:pPr>
+              <w:spacing w:after="0" w:line="240" w:lineRule="auto"/>
+            </w:pPr>
+            <w:r>
+              <w:rPr>
+                <w:rFonts w:ascii="Liberation Mono" w:hAnsi="Liberation Mono"/>
+                <w:color w:val="F9FAFB"/>
+                <w:sz w:val="15"/>
+              </w:rPr>
+              <w:t xml:space="preserve"> </w:t>
+            </w:r>
+          </w:p>
+          <w:p>
+            <w:pPr>
+              <w:spacing w:after="0" w:line="240" w:lineRule="auto"/>
+            </w:pPr>
+            <w:r>
+              <w:rPr>
+                <w:rFonts w:ascii="Liberation Mono" w:hAnsi="Liberation Mono"/>
+                <w:color w:val="F9FAFB"/>
+                <w:sz w:val="15"/>
+              </w:rPr>
+              <w:t xml:space="preserve"># BOLA differential test</w:t>
+            </w:r>
+          </w:p>
+          <w:p>
+            <w:pPr>
+              <w:spacing w:after="0" w:line="240" w:lineRule="auto"/>
+            </w:pPr>
+            <w:r>
+              <w:rPr>
+                <w:rFonts w:ascii="Liberation Mono" w:hAnsi="Liberation Mono"/>
+                <w:color w:val="F9FAFB"/>
+                <w:sz w:val="15"/>
+              </w:rPr>
+              <w:t xml:space="preserve">curl -s http://127.0.0.1:8130/api/v1/orders/101 -H 'Authorization: Bearer token-alice' | jq .</w:t>
+            </w:r>
+          </w:p>
+          <w:p>
+            <w:pPr>
+              <w:spacing w:after="0" w:line="240" w:lineRule="auto"/>
+            </w:pPr>
+            <w:r>
+              <w:rPr>
+                <w:rFonts w:ascii="Liberation Mono" w:hAnsi="Liberation Mono"/>
+                <w:color w:val="F9FAFB"/>
+                <w:sz w:val="15"/>
+              </w:rPr>
+              <w:t xml:space="preserve">curl -s http://127.0.0.1:8130/api/v1/orders/102 -H 'Authorization: Bearer token-alice' | jq .</w:t>
+            </w:r>
+          </w:p>
+          <w:p>
+            <w:pPr>
+              <w:spacing w:after="0" w:line="240" w:lineRule="auto"/>
+            </w:pPr>
+            <w:r>
+              <w:rPr>
+                <w:rFonts w:ascii="Liberation Mono" w:hAnsi="Liberation Mono"/>
+                <w:color w:val="F9FAFB"/>
+                <w:sz w:val="15"/>
+              </w:rPr>
+              <w:t xml:space="preserve"> </w:t>
+            </w:r>
+          </w:p>
+          <w:p>
+            <w:pPr>
+              <w:spacing w:after="0" w:line="240" w:lineRule="auto"/>
+            </w:pPr>
+            <w:r>
+              <w:rPr>
+                <w:rFonts w:ascii="Liberation Mono" w:hAnsi="Liberation Mono"/>
+                <w:color w:val="F9FAFB"/>
+                <w:sz w:val="15"/>
+              </w:rPr>
+              <w:t xml:space="preserve"># Mass assignment probe</w:t>
+            </w:r>
+          </w:p>
+          <w:p>
+            <w:pPr>
+              <w:spacing w:after="0" w:line="240" w:lineRule="auto"/>
+            </w:pPr>
+            <w:r>
+              <w:rPr>
+                <w:rFonts w:ascii="Liberation Mono" w:hAnsi="Liberation Mono"/>
+                <w:color w:val="F9FAFB"/>
+                <w:sz w:val="15"/>
+              </w:rPr>
+              <w:t xml:space="preserve">curl -s -X PATCH http://127.0.0.1:8130/api/v1/me \</w:t>
+            </w:r>
+          </w:p>
+          <w:p>
+            <w:pPr>
+              <w:spacing w:after="0" w:line="240" w:lineRule="auto"/>
+            </w:pPr>
+            <w:r>
+              <w:rPr>
+                <w:rFonts w:ascii="Liberation Mono" w:hAnsi="Liberation Mono"/>
+                <w:color w:val="F9FAFB"/>
+                <w:sz w:val="15"/>
+              </w:rPr>
+              <w:t xml:space="preserve">  -H 'Authorization: Bearer token-alice' -H 'Content-Type: application/json' -d '{"role":"admin"}' | jq .</w:t>
+            </w:r>
+          </w:p>
+          <w:p>
+            <w:pPr>
+              <w:spacing w:after="0" w:line="240" w:lineRule="auto"/>
+            </w:pPr>
+            <w:r>
+              <w:rPr>
+                <w:rFonts w:ascii="Liberation Mono" w:hAnsi="Liberation Mono"/>
+                <w:color w:val="F9FAFB"/>
+                <w:sz w:val="15"/>
+              </w:rPr>
+              <w:t xml:space="preserve"> </w:t>
+            </w:r>
+          </w:p>
+          <w:p>
+            <w:pPr>
+              <w:spacing w:after="0" w:line="240" w:lineRule="auto"/>
+            </w:pPr>
+            <w:r>
+              <w:rPr>
+                <w:rFonts w:ascii="Liberation Mono" w:hAnsi="Liberation Mono"/>
+                <w:color w:val="F9FAFB"/>
+                <w:sz w:val="15"/>
+              </w:rPr>
+              <w:t xml:space="preserve"># BFLA probe</w:t>
+            </w:r>
+          </w:p>
+          <w:p>
+            <w:pPr>
+              <w:spacing w:after="0" w:line="240" w:lineRule="auto"/>
+            </w:pPr>
+            <w:r>
+              <w:rPr>
+                <w:rFonts w:ascii="Liberation Mono" w:hAnsi="Liberation Mono"/>
+                <w:color w:val="F9FAFB"/>
+                <w:sz w:val="15"/>
+              </w:rPr>
+              <w:t xml:space="preserve">curl -s http://127.0.0.1:8130/api/v1/admin/stats -H 'Authorization: Bearer token-bob' | jq .</w:t>
+            </w:r>
+          </w:p>
+          <w:p>
+            <w:pPr>
+              <w:spacing w:after="0" w:line="240" w:lineRule="auto"/>
+            </w:pPr>
+            <w:r>
+              <w:rPr>
+                <w:rFonts w:ascii="Liberation Mono" w:hAnsi="Liberation Mono"/>
+                <w:color w:val="F9FAFB"/>
+                <w:sz w:val="15"/>
+              </w:rPr>
+              <w:t xml:space="preserve"> </w:t>
+            </w:r>
+          </w:p>
+          <w:p>
+            <w:pPr>
+              <w:spacing w:after="0" w:line="240" w:lineRule="auto"/>
+            </w:pPr>
+            <w:r>
+              <w:rPr>
+                <w:rFonts w:ascii="Liberation Mono" w:hAnsi="Liberation Mono"/>
+                <w:color w:val="F9FAFB"/>
+                <w:sz w:val="15"/>
+              </w:rPr>
+              <w:t xml:space="preserve"># Shadow endpoint</w:t>
+            </w:r>
+          </w:p>
+          <w:p>
+            <w:pPr>
+              <w:spacing w:after="0" w:line="240" w:lineRule="auto"/>
+            </w:pPr>
+            <w:r>
+              <w:rPr>
+                <w:rFonts w:ascii="Liberation Mono" w:hAnsi="Liberation Mono"/>
+                <w:color w:val="F9FAFB"/>
+                <w:sz w:val="15"/>
+              </w:rPr>
+              <w:t xml:space="preserve">curl -i -s http://127.0.0.1:8130/api/v0/debug/users -H 'Authorization: Bearer token-alice' | sed -n '1,20p'</w:t>
+            </w:r>
+          </w:p>
+          <w:p>
+            <w:pPr>
+              <w:spacing w:after="0" w:line="240" w:lineRule="auto"/>
+            </w:pPr>
+            <w:r>
+              <w:rPr>
+                <w:rFonts w:ascii="Liberation Mono" w:hAnsi="Liberation Mono"/>
+                <w:color w:val="F9FAFB"/>
+                <w:sz w:val="15"/>
+              </w:rPr>
+              <w:t xml:space="preserve"> </w:t>
+            </w:r>
+          </w:p>
+          <w:p>
+            <w:pPr>
+              <w:spacing w:after="0" w:line="240" w:lineRule="auto"/>
+            </w:pPr>
+            <w:r>
+              <w:rPr>
+                <w:rFonts w:ascii="Liberation Mono" w:hAnsi="Liberation Mono"/>
+                <w:color w:val="F9FAFB"/>
+                <w:sz w:val="15"/>
+              </w:rPr>
+              <w:t xml:space="preserve"># Cleanup</w:t>
+            </w:r>
+          </w:p>
+          <w:p>
+            <w:pPr>
+              <w:spacing w:after="0" w:line="240" w:lineRule="auto"/>
+            </w:pPr>
+            <w:r>
+              <w:rPr>
+                <w:rFonts w:ascii="Liberation Mono" w:hAnsi="Liberation Mono"/>
+                <w:color w:val="F9FAFB"/>
+                <w:sz w:val="15"/>
+              </w:rPr>
+              <w:t xml:space="preserve">./labs/api-lab.sh cleanup</w:t>
+            </w:r>
+          </w:p>
+        </w:tc>
+      </w:tr>
+    </w:tbl>
+    <w:p>
+      <w:pPr>
+        <w:pStyle w:val="Heading1"/>
+      </w:pPr>
+      <w:r>
+        <w:t xml:space="preserve">20. Exit Criteria</w:t>
+      </w:r>
+    </w:p>
+    <w:p>
+      <w:r>
+        <w:t xml:space="preserve">[ ] Bisa membangun endpoint inventory dari OpenAPI + observed traffic, dan menandai gap di antara keduanya.</w:t>
+      </w:r>
+    </w:p>
+    <w:p>
+      <w:r>
+        <w:t xml:space="preserve">[ ] Bisa membedakan BOLA, BOPLA, BFLA, dan authentication flaw tanpa tertukar.</w:t>
+      </w:r>
+    </w:p>
+    <w:p>
+      <w:r>
+        <w:t xml:space="preserve">[ ] Bisa menjalankan two-identity differential authorization test dan mendokumentasikan delta-nya.</w:t>
+      </w:r>
+    </w:p>
+    <w:p>
+      <w:r>
+        <w:t xml:space="preserve">[ ] Bisa menguji writable/readable property secara minimal dan terkontrol.</w:t>
+      </w:r>
+    </w:p>
+    <w:p>
+      <w:r>
+        <w:t xml:space="preserve">[ ] Bisa mengobservasi resource/rate behavior tanpa melakukan stress test.</w:t>
+      </w:r>
+    </w:p>
+    <w:p>
+      <w:r>
+        <w:t xml:space="preserve">[ ] Bisa menjelaskan sensitive-business-flow vulnerability lengkap dengan expected invariant-nya.</w:t>
+      </w:r>
+    </w:p>
+    <w:p>
+      <w:r>
+        <w:t xml:space="preserve">[ ] Bisa menemukan dan menilai deprecated/shadow API version.</w:t>
+      </w:r>
+    </w:p>
+    <w:p>
+      <w:r>
+        <w:t xml:space="preserve">[ ] Bisa menjelaskan kenapa JWT adalah format token, bukan authorization control.</w:t>
+      </w:r>
+    </w:p>
+    <w:p>
+      <w:r>
+        <w:t xml:space="preserve">[ ] Bisa mengikuti satu lab GraphQL Academy dan memetakan schema/resolver authorization.</w:t>
+      </w:r>
+    </w:p>
+    <w:p>
+      <w:r>
+        <w:t xml:space="preserve">[ ] Bisa menulis finding API yang reproducible, dengan evidence yang cukup dan tanpa membocorkan secret.</w:t>
+      </w:r>
+    </w:p>
+    <w:p>
+      <w:pPr>
+        <w:pStyle w:val="Heading1"/>
+      </w:pPr>
+      <w:r>
+        <w:t xml:space="preserve">21. Deliverables</w:t>
+      </w:r>
+    </w:p>
+    <w:p>
+      <w:pPr>
+        <w:numPr>
+          <w:numId w:val="1"/>
+        </w:numPr>
+      </w:pPr>
+      <w:r>
+        <w:rPr>
+          <w:rFonts w:ascii="Liberation Mono" w:hAnsi="Liberation Mono"/>
+        </w:rPr>
+        <w:t xml:space="preserve">docx/Red-Team-Module-13-API-Security-Omarchy.docx</w:t>
+      </w:r>
+      <w:r>
+        <w:t xml:space="preserve"> — versi editable</w:t>
+      </w:r>
+    </w:p>
+    <w:p>
+      <w:pPr>
+        <w:numPr>
+          <w:numId w:val="1"/>
+        </w:numPr>
+      </w:pPr>
+      <w:r>
+        <w:rPr>
+          <w:rFonts w:ascii="Liberation Mono" w:hAnsi="Liberation Mono"/>
+        </w:rPr>
+        <w:t xml:space="preserve">pdf/Red-Team-Module-13-API-Security-Omarchy.pdf</w:t>
+      </w:r>
+      <w:r>
+        <w:t xml:space="preserve"> — versi final untuk dibaca/distribusikan</w:t>
+      </w:r>
+    </w:p>
+    <w:p>
+      <w:pPr>
+        <w:numPr>
+          <w:numId w:val="1"/>
+        </w:numPr>
+      </w:pPr>
+      <w:r>
+        <w:rPr>
+          <w:rFonts w:ascii="Liberation Mono" w:hAnsi="Liberation Mono"/>
+        </w:rPr>
+        <w:t xml:space="preserve">labs/</w:t>
+      </w:r>
+      <w:r>
+        <w:t xml:space="preserve"> — local loopback-only API lab + helper utilities:</w:t>
+      </w:r>
+    </w:p>
+    <w:p>
+      <w:pPr>
+        <w:numPr>
+          <w:numId w:val="1"/>
+        </w:numPr>
+      </w:pPr>
+      <w:r>
+        <w:rPr>
+          <w:rFonts w:ascii="Liberation Mono" w:hAnsi="Liberation Mono"/>
+        </w:rPr>
+        <w:t xml:space="preserve">workspace-init.sh</w:t>
+      </w:r>
+      <w:r>
+        <w:t xml:space="preserve"> — scaffold workspace evidence (</w:t>
+      </w:r>
+      <w:r>
+        <w:rPr>
+          <w:rFonts w:ascii="Liberation Mono" w:hAnsi="Liberation Mono"/>
+        </w:rPr>
+        <w:t xml:space="preserve">00-scope</w:t>
+      </w:r>
+      <w:r>
+        <w:t xml:space="preserve"> … </w:t>
+      </w:r>
+      <w:r>
+        <w:rPr>
+          <w:rFonts w:ascii="Liberation Mono" w:hAnsi="Liberation Mono"/>
+        </w:rPr>
+        <w:t xml:space="preserve">06-summary</w:t>
+      </w:r>
+      <w:r>
+        <w:t xml:space="preserve">)</w:t>
+      </w:r>
+    </w:p>
+    <w:p>
+      <w:pPr>
+        <w:numPr>
+          <w:numId w:val="1"/>
+        </w:numPr>
+      </w:pPr>
+      <w:r>
+        <w:rPr>
+          <w:rFonts w:ascii="Liberation Mono" w:hAnsi="Liberation Mono"/>
+        </w:rPr>
+        <w:t xml:space="preserve">api-lab.sh</w:t>
+      </w:r>
+      <w:r>
+        <w:t xml:space="preserve"> — build/create/status/logs/cleanup container lab</w:t>
+      </w:r>
+    </w:p>
+    <w:p>
+      <w:pPr>
+        <w:numPr>
+          <w:numId w:val="1"/>
+        </w:numPr>
+      </w:pPr>
+      <w:r>
+        <w:rPr>
+          <w:rFonts w:ascii="Liberation Mono" w:hAnsi="Liberation Mono"/>
+        </w:rPr>
+        <w:t xml:space="preserve">api-client.py</w:t>
+      </w:r>
+      <w:r>
+        <w:t xml:space="preserve"> — HTTP client minimal yang menolak target non-loopback</w:t>
+      </w:r>
+    </w:p>
+    <w:p>
+      <w:pPr>
+        <w:numPr>
+          <w:numId w:val="1"/>
+        </w:numPr>
+      </w:pPr>
+      <w:r>
+        <w:rPr>
+          <w:rFonts w:ascii="Liberation Mono" w:hAnsi="Liberation Mono"/>
+        </w:rPr>
+        <w:t xml:space="preserve">openapi-inventory.py</w:t>
+      </w:r>
+      <w:r>
+        <w:t xml:space="preserve"> — konversi </w:t>
+      </w:r>
+      <w:r>
+        <w:rPr>
+          <w:rFonts w:ascii="Liberation Mono" w:hAnsi="Liberation Mono"/>
+        </w:rPr>
+        <w:t xml:space="preserve">openapi.json</w:t>
+      </w:r>
+      <w:r>
+        <w:t xml:space="preserve"> → CSV endpoint inventory</w:t>
+      </w:r>
+    </w:p>
+    <w:p>
+      <w:pPr>
+        <w:numPr>
+          <w:numId w:val="1"/>
+        </w:numPr>
+      </w:pPr>
+      <w:r>
+        <w:rPr>
+          <w:rFonts w:ascii="Liberation Mono" w:hAnsi="Liberation Mono"/>
+        </w:rPr>
+        <w:t xml:space="preserve">rate-check.py</w:t>
+      </w:r>
+      <w:r>
+        <w:t xml:space="preserve"> — low-volume probe untuk melihat signal throttling</w:t>
+      </w:r>
+    </w:p>
+    <w:p>
+      <w:pPr>
+        <w:numPr>
+          <w:numId w:val="1"/>
+        </w:numPr>
+      </w:pPr>
+      <w:r>
+        <w:rPr>
+          <w:rFonts w:ascii="Liberation Mono" w:hAnsi="Liberation Mono"/>
+        </w:rPr>
+        <w:t xml:space="preserve">json-diff.py</w:t>
+      </w:r>
+      <w:r>
+        <w:t xml:space="preserve"> — bandingkan dua snapshot JSON response (before/after)</w:t>
+      </w:r>
+    </w:p>
+    <w:p>
+      <w:pPr>
+        <w:numPr>
+          <w:numId w:val="1"/>
+        </w:numPr>
+      </w:pPr>
+      <w:r>
+        <w:rPr>
+          <w:rFonts w:ascii="Liberation Mono" w:hAnsi="Liberation Mono"/>
+        </w:rPr>
+        <w:t xml:space="preserve">finding-note.py</w:t>
+      </w:r>
+      <w:r>
+        <w:t xml:space="preserve"> — generate finding note markdown terstruktur</w:t>
+      </w:r>
+    </w:p>
+    <w:p>
+      <w:pPr>
+        <w:pStyle w:val="Heading1"/>
+      </w:pPr>
+      <w:r>
+        <w:t xml:space="preserve">22. References</w:t>
+      </w:r>
+    </w:p>
+    <w:p>
+      <w:pPr>
+        <w:numPr>
+          <w:numId w:val="1"/>
+        </w:numPr>
+      </w:pPr>
+      <w:r>
+        <w:t xml:space="preserve">OWASP API Security Project — https://owasp.org/projects/api-security-project</w:t>
+      </w:r>
+    </w:p>
+    <w:p>
+      <w:pPr>
+        <w:numPr>
+          <w:numId w:val="1"/>
+        </w:numPr>
+      </w:pPr>
+      <w:r>
+        <w:t xml:space="preserve">OWASP API Security Top 10 (2023) — https://api-security.owasp.org/editions/2023/en/0x11-t10/</w:t>
+      </w:r>
+    </w:p>
+    <w:p>
+      <w:pPr>
+        <w:numPr>
+          <w:numId w:val="1"/>
+        </w:numPr>
+      </w:pPr>
+      <w:r>
+        <w:t xml:space="preserve">OWASP API1:2023 Broken Object Level Authorization — https://api-security.owasp.org/editions/2023/en/0xa1-broken-object-level-authorization/</w:t>
+      </w:r>
+    </w:p>
+    <w:p>
+      <w:pPr>
+        <w:numPr>
+          <w:numId w:val="1"/>
+        </w:numPr>
+      </w:pPr>
+      <w:r>
+        <w:t xml:space="preserve">OWASP API3:2023 Broken Object Property Level Authorization — https://api-security.owasp.org/editions/2023/en/0xa3-broken-object-property-level-authorization/</w:t>
+      </w:r>
+    </w:p>
+    <w:p>
+      <w:pPr>
+        <w:numPr>
+          <w:numId w:val="1"/>
+        </w:numPr>
+      </w:pPr>
+      <w:r>
+        <w:t xml:space="preserve">OWASP API4:2023 Unrestricted Resource Consumption — https://api-security.owasp.org/editions/2023/en/0xa4-unrestricted-resource-consumption/</w:t>
+      </w:r>
+    </w:p>
+    <w:p>
+      <w:pPr>
+        <w:numPr>
+          <w:numId w:val="1"/>
+        </w:numPr>
+      </w:pPr>
+      <w:r>
+        <w:t xml:space="preserve">OWASP API10:2023 Unsafe Consumption of APIs — https://api-security.owasp.org/editions/2023/en/0xaa-unsafe-consumption-of-apis/</w:t>
+      </w:r>
+    </w:p>
+    <w:p>
+      <w:pPr>
+        <w:numPr>
+          <w:numId w:val="1"/>
+        </w:numPr>
+      </w:pPr>
+      <w:r>
+        <w:t xml:space="preserve">PortSwigger Web Security Academy — API Testing — https://portswigger.net/web-security/learning-paths/api-testing</w:t>
+      </w:r>
+    </w:p>
+    <w:p>
+      <w:pPr>
+        <w:numPr>
+          <w:numId w:val="1"/>
+        </w:numPr>
+      </w:pPr>
+      <w:r>
+        <w:t xml:space="preserve">PortSwigger Web Security Academy — GraphQL — https://portswigger.net/web-security/graphql</w:t>
+      </w:r>
+    </w:p>
+    <w:p>
+      <w:pPr>
+        <w:numPr>
+          <w:numId w:val="1"/>
+        </w:numPr>
+      </w:pPr>
+      <w:r>
+        <w:t xml:space="preserve">RFC 7519 — JSON Web Token — https://www.rfc-editor.org/rfc/rfc7519.html</w:t>
+      </w:r>
+    </w:p>
+    <w:tbl>
+      <w:tblPr>
+        <w:tblW w:type="auto" w:w="0"/>
+        <w:jc w:val="center"/>
+      </w:tblPr>
+      <w:tblGrid>
+        <w:gridCol w:w="9968"/>
+      </w:tblGrid>
+      <w:tr>
+        <w:trPr>
+          <w:cantSplit/>
+        </w:trPr>
+        <w:tc>
+          <w:tcPr>
+            <w:tcW w:type="dxa" w:w="9968"/>
+            <w:shd w:fill="EFF6FF"/>
+            <w:tcMar>
+              <w:top w:w="135" w:type="dxa"/>
+              <w:start w:w="165" w:type="dxa"/>
+              <w:bottom w:w="135" w:type="dxa"/>
+              <w:end w:w="165" w:type="dxa"/>
+            </w:tcMar>
+          </w:tcPr>
+          <w:p>
+            <w:pPr>
+              <w:spacing w:after="60"/>
+            </w:pPr>
+            <w:r>
+              <w:rPr>
+                <w:b/>
+                <w:color w:val="1D4ED8"/>
+                <w:sz w:val="19"/>
+              </w:rPr>
+              <w:t xml:space="preserve">Next module:</w:t>
+            </w:r>
+          </w:p>
+          <w:p>
+            <w:pPr>
+              <w:spacing w:after="0"/>
+            </w:pPr>
+            <w:r>
+              <w:t xml:space="preserve">14-exploitation-fundamentals — exploit research, CVE/PoC triage, safe public-exploit review, konsep shell/payload, dasar Metasploit, file transfer, evidence, dan target training yang memang sengaja vulnerable.</w:t>
+            </w:r>
+          </w:p>
+        </w:tc>
+      </w:tr>
+    </w:tbl>
     <w:sectPr>
       <w:headerReference w:type="default" r:id="rId9"/>
       <w:footerReference w:type="default" r:id="rId10"/>
